--- a/doc/Formulation_MT_inverse.docx
+++ b/doc/Formulation_MT_inverse.docx
@@ -1,6 +1,6 @@
 
 <file path=word/document.xml><?xml version="1.0" encoding="utf-8"?>
-<w:document xmlns:wpc="http://schemas.microsoft.com/office/word/2010/wordprocessingCanvas" xmlns:cx="http://schemas.microsoft.com/office/drawing/2014/chartex" xmlns:cx1="http://schemas.microsoft.com/office/drawing/2015/9/8/chartex" xmlns:cx2="http://schemas.microsoft.com/office/drawing/2015/10/21/chartex" xmlns:cx3="http://schemas.microsoft.com/office/drawing/2016/5/9/chartex" xmlns:cx4="http://schemas.microsoft.com/office/drawing/2016/5/10/chartex" xmlns:cx5="http://schemas.microsoft.com/office/drawing/2016/5/11/chartex" xmlns:cx6="http://schemas.microsoft.com/office/drawing/2016/5/12/chartex" xmlns:cx7="http://schemas.microsoft.com/office/drawing/2016/5/13/chartex" xmlns:cx8="http://schemas.microsoft.com/office/drawing/2016/5/14/chartex" xmlns:mc="http://schemas.openxmlformats.org/markup-compatibility/2006" xmlns:aink="http://schemas.microsoft.com/office/drawing/2016/ink" xmlns:am3d="http://schemas.microsoft.com/office/drawing/2017/model3d" xmlns:o="urn:schemas-microsoft-com:office:office" xmlns:r="http://schemas.openxmlformats.org/officeDocument/2006/relationships" xmlns:m="http://schemas.openxmlformats.org/officeDocument/2006/math" xmlns:v="urn:schemas-microsoft-com:vml" xmlns:wp14="http://schemas.microsoft.com/office/word/2010/wordprocessingDrawing" xmlns:wp="http://schemas.openxmlformats.org/drawingml/2006/wordprocessingDrawing" xmlns:w10="urn:schemas-microsoft-com:office:word" xmlns:w="http://schemas.openxmlformats.org/wordprocessingml/2006/main" xmlns:w14="http://schemas.microsoft.com/office/word/2010/wordml" xmlns:w15="http://schemas.microsoft.com/office/word/2012/wordml" xmlns:w16cex="http://schemas.microsoft.com/office/word/2018/wordml/cex" xmlns:w16cid="http://schemas.microsoft.com/office/word/2016/wordml/cid" xmlns:w16="http://schemas.microsoft.com/office/word/2018/wordml" xmlns:w16sdtdh="http://schemas.microsoft.com/office/word/2020/wordml/sdtdatahash" xmlns:w16se="http://schemas.microsoft.com/office/word/2015/wordml/symex" xmlns:wpg="http://schemas.microsoft.com/office/word/2010/wordprocessingGroup" xmlns:wpi="http://schemas.microsoft.com/office/word/2010/wordprocessingInk" xmlns:wne="http://schemas.microsoft.com/office/word/2006/wordml" xmlns:wps="http://schemas.microsoft.com/office/word/2010/wordprocessingShape" mc:Ignorable="w14 w15 w16se w16cid w16 w16cex w16sdtdh wp14">
+<w:document xmlns:wpc="http://schemas.microsoft.com/office/word/2010/wordprocessingCanvas" xmlns:cx="http://schemas.microsoft.com/office/drawing/2014/chartex" xmlns:cx1="http://schemas.microsoft.com/office/drawing/2015/9/8/chartex" xmlns:cx2="http://schemas.microsoft.com/office/drawing/2015/10/21/chartex" xmlns:cx3="http://schemas.microsoft.com/office/drawing/2016/5/9/chartex" xmlns:cx4="http://schemas.microsoft.com/office/drawing/2016/5/10/chartex" xmlns:cx5="http://schemas.microsoft.com/office/drawing/2016/5/11/chartex" xmlns:cx6="http://schemas.microsoft.com/office/drawing/2016/5/12/chartex" xmlns:cx7="http://schemas.microsoft.com/office/drawing/2016/5/13/chartex" xmlns:cx8="http://schemas.microsoft.com/office/drawing/2016/5/14/chartex" xmlns:mc="http://schemas.openxmlformats.org/markup-compatibility/2006" xmlns:aink="http://schemas.microsoft.com/office/drawing/2016/ink" xmlns:am3d="http://schemas.microsoft.com/office/drawing/2017/model3d" xmlns:o="urn:schemas-microsoft-com:office:office" xmlns:oel="http://schemas.microsoft.com/office/2019/extlst" xmlns:r="http://schemas.openxmlformats.org/officeDocument/2006/relationships" xmlns:m="http://schemas.openxmlformats.org/officeDocument/2006/math" xmlns:v="urn:schemas-microsoft-com:vml" xmlns:wp14="http://schemas.microsoft.com/office/word/2010/wordprocessingDrawing" xmlns:wp="http://schemas.openxmlformats.org/drawingml/2006/wordprocessingDrawing" xmlns:w10="urn:schemas-microsoft-com:office:word" xmlns:w="http://schemas.openxmlformats.org/wordprocessingml/2006/main" xmlns:w14="http://schemas.microsoft.com/office/word/2010/wordml" xmlns:w15="http://schemas.microsoft.com/office/word/2012/wordml" xmlns:w16cex="http://schemas.microsoft.com/office/word/2018/wordml/cex" xmlns:w16cid="http://schemas.microsoft.com/office/word/2016/wordml/cid" xmlns:w16="http://schemas.microsoft.com/office/word/2018/wordml" xmlns:w16du="http://schemas.microsoft.com/office/word/2023/wordml/word16du" xmlns:w16sdtdh="http://schemas.microsoft.com/office/word/2020/wordml/sdtdatahash" xmlns:w16sdtfl="http://schemas.microsoft.com/office/word/2024/wordml/sdtformatlock" xmlns:w16se="http://schemas.microsoft.com/office/word/2015/wordml/symex" xmlns:wpg="http://schemas.microsoft.com/office/word/2010/wordprocessingGroup" xmlns:wpi="http://schemas.microsoft.com/office/word/2010/wordprocessingInk" xmlns:wne="http://schemas.microsoft.com/office/word/2006/wordml" xmlns:wps="http://schemas.microsoft.com/office/word/2010/wordprocessingShape" mc:Ignorable="w14 w15 w16se w16cid w16 w16cex w16sdtdh w16sdtfl w16du wp14">
   <w:body>
     <w:p>
       <w:pPr>
@@ -34,6 +34,38 @@
       <w:pPr>
         <w:jc w:val="center"/>
         <w:rPr>
+          <w:rFonts w:hint="eastAsia"/>
+          <w:lang w:val="en-US"/>
+        </w:rPr>
+      </w:pPr>
+    </w:p>
+    <w:p>
+      <w:pPr>
+        <w:jc w:val="center"/>
+        <w:rPr>
+          <w:rFonts w:hint="eastAsia"/>
+          <w:lang w:val="en-US"/>
+        </w:rPr>
+      </w:pPr>
+      <w:r>
+        <w:rPr>
+          <w:lang w:val="en-US"/>
+        </w:rPr>
+        <w:t>March 1, 2026</w:t>
+      </w:r>
+      <w:r>
+        <w:rPr>
+          <w:rFonts w:hint="eastAsia"/>
+          <w:lang w:val="en-US"/>
+        </w:rPr>
+        <w:t>: Tipper derivatives are added</w:t>
+      </w:r>
+    </w:p>
+    <w:p>
+      <w:pPr>
+        <w:jc w:val="center"/>
+        <w:rPr>
+          <w:rFonts w:hint="eastAsia"/>
           <w:lang w:val="en-US"/>
         </w:rPr>
       </w:pPr>
@@ -43,6 +75,13 @@
         </w:rPr>
         <w:t>Nov. 2, 2021</w:t>
       </w:r>
+      <w:r>
+        <w:rPr>
+          <w:rFonts w:hint="eastAsia"/>
+          <w:lang w:val="en-US"/>
+        </w:rPr>
+        <w:t>: First version</w:t>
+      </w:r>
     </w:p>
     <w:p>
       <w:pPr>
@@ -51,6 +90,25 @@
           <w:lang w:val="en-US"/>
         </w:rPr>
       </w:pPr>
+    </w:p>
+    <w:p>
+      <w:pPr>
+        <w:rPr>
+          <w:rFonts w:hint="eastAsia"/>
+          <w:b/>
+          <w:bCs/>
+          <w:lang w:val="en-US"/>
+        </w:rPr>
+      </w:pPr>
+      <w:r>
+        <w:rPr>
+          <w:rFonts w:hint="eastAsia"/>
+          <w:b/>
+          <w:bCs/>
+          <w:lang w:val="en-US"/>
+        </w:rPr>
+        <w:t>Jacobian elements for MT impedance</w:t>
+      </w:r>
     </w:p>
     <w:p>
       <w:pPr>
@@ -14665,21 +14723,7 @@
               <w:rFonts w:ascii="Cambria Math" w:hAnsi="Cambria Math"/>
               <w:lang w:val="en-US"/>
             </w:rPr>
-            <m:t xml:space="preserve"> </m:t>
-          </m:r>
-          <m:r>
-            <w:rPr>
-              <w:rFonts w:ascii="Cambria Math" w:hAnsi="Cambria Math"/>
-              <w:lang w:val="en-US"/>
-            </w:rPr>
-            <m:t>→</m:t>
-          </m:r>
-          <m:r>
-            <w:rPr>
-              <w:rFonts w:ascii="Cambria Math" w:hAnsi="Cambria Math"/>
-              <w:lang w:val="en-US"/>
-            </w:rPr>
-            <m:t xml:space="preserve">  </m:t>
+            <m:t xml:space="preserve"> →  </m:t>
           </m:r>
           <m:d>
             <m:dPr>
@@ -15758,21 +15802,7 @@
               <w:rFonts w:ascii="Cambria Math" w:hAnsi="Cambria Math"/>
               <w:lang w:val="en-US"/>
             </w:rPr>
-            <m:t xml:space="preserve">   </m:t>
-          </m:r>
-          <m:r>
-            <w:rPr>
-              <w:rFonts w:ascii="Cambria Math" w:hAnsi="Cambria Math"/>
-              <w:lang w:val="en-US"/>
-            </w:rPr>
-            <m:t>→</m:t>
-          </m:r>
-          <m:r>
-            <w:rPr>
-              <w:rFonts w:ascii="Cambria Math" w:hAnsi="Cambria Math"/>
-              <w:lang w:val="en-US"/>
-            </w:rPr>
-            <m:t xml:space="preserve">  </m:t>
+            <m:t xml:space="preserve">   →  </m:t>
           </m:r>
         </m:oMath>
       </m:oMathPara>
@@ -15808,7 +15838,7 @@
         <w:rPr>
           <w:lang w:val="en-US"/>
         </w:rPr>
-        <w:t xml:space="preserve"> Furtheremore, linear problem for each polarization,</w:t>
+        <w:t xml:space="preserve"> Furthermore, linear problem for each polarization,</w:t>
       </w:r>
     </w:p>
     <w:p>
@@ -16510,14 +16540,7 @@
                       <w:rFonts w:ascii="Cambria Math" w:hAnsi="Cambria Math"/>
                       <w:lang w:val="en-US"/>
                     </w:rPr>
-                    <m:t>=</m:t>
-                  </m:r>
-                  <m:r>
-                    <w:rPr>
-                      <w:rFonts w:ascii="Cambria Math" w:hAnsi="Cambria Math"/>
-                      <w:lang w:val="en-US"/>
-                    </w:rPr>
-                    <m:t>-</m:t>
+                    <m:t>=-</m:t>
                   </m:r>
                   <m:sSup>
                     <m:sSupPr>
@@ -16711,14 +16734,7 @@
                       <w:rFonts w:ascii="Cambria Math" w:hAnsi="Cambria Math"/>
                       <w:lang w:val="en-US"/>
                     </w:rPr>
-                    <m:t>=</m:t>
-                  </m:r>
-                  <m:r>
-                    <w:rPr>
-                      <w:rFonts w:ascii="Cambria Math" w:hAnsi="Cambria Math"/>
-                      <w:lang w:val="en-US"/>
-                    </w:rPr>
-                    <m:t>-</m:t>
+                    <m:t>=-</m:t>
                   </m:r>
                   <m:sSup>
                     <m:sSupPr>
@@ -17136,14 +17152,7 @@
                               <w:rFonts w:ascii="Cambria Math" w:hAnsi="Cambria Math"/>
                               <w:lang w:val="en-US"/>
                             </w:rPr>
-                            <m:t>h</m:t>
-                          </m:r>
-                          <m:r>
-                            <w:rPr>
-                              <w:rFonts w:ascii="Cambria Math" w:hAnsi="Cambria Math"/>
-                              <w:lang w:val="en-US"/>
-                            </w:rPr>
-                            <m:t>x</m:t>
+                            <m:t>hx</m:t>
                           </m:r>
                         </m:sup>
                         <m:e>
@@ -17307,14 +17316,7 @@
                       <w:rFonts w:ascii="Cambria Math" w:hAnsi="Cambria Math"/>
                       <w:lang w:val="en-US"/>
                     </w:rPr>
-                    <m:t>=</m:t>
-                  </m:r>
-                  <m:r>
-                    <w:rPr>
-                      <w:rFonts w:ascii="Cambria Math" w:hAnsi="Cambria Math"/>
-                      <w:lang w:val="en-US"/>
-                    </w:rPr>
-                    <m:t>-</m:t>
+                    <m:t>=-</m:t>
                   </m:r>
                   <m:sSup>
                     <m:sSupPr>
@@ -17538,14 +17540,7 @@
                               <w:rFonts w:ascii="Cambria Math" w:hAnsi="Cambria Math"/>
                               <w:lang w:val="en-US"/>
                             </w:rPr>
-                            <m:t>e</m:t>
-                          </m:r>
-                          <m:r>
-                            <w:rPr>
-                              <w:rFonts w:ascii="Cambria Math" w:hAnsi="Cambria Math"/>
-                              <w:lang w:val="en-US"/>
-                            </w:rPr>
-                            <m:t>y</m:t>
+                            <m:t>ey</m:t>
                           </m:r>
                         </m:sup>
                         <m:e>
@@ -18548,15 +18543,7 @@
                       <w:color w:val="FF0000"/>
                       <w:lang w:val="en-US"/>
                     </w:rPr>
-                    <m:t>k</m:t>
-                  </m:r>
-                  <m:r>
-                    <w:rPr>
-                      <w:rFonts w:ascii="Cambria Math" w:hAnsi="Cambria Math"/>
-                      <w:color w:val="FF0000"/>
-                      <w:lang w:val="en-US"/>
-                    </w:rPr>
-                    <m:t>1</m:t>
+                    <m:t>k1</m:t>
                   </m:r>
                 </m:sub>
               </m:sSub>
@@ -18825,15 +18812,7 @@
                       <w:color w:val="081DFF"/>
                       <w:lang w:val="en-US"/>
                     </w:rPr>
-                    <m:t>k</m:t>
-                  </m:r>
-                  <m:r>
-                    <w:rPr>
-                      <w:rFonts w:ascii="Cambria Math" w:hAnsi="Cambria Math"/>
-                      <w:color w:val="081DFF"/>
-                      <w:lang w:val="en-US"/>
-                    </w:rPr>
-                    <m:t>2</m:t>
+                    <m:t>k2</m:t>
                   </m:r>
                 </m:sub>
               </m:sSub>
@@ -18968,15 +18947,7 @@
                       <w:color w:val="FF0000"/>
                       <w:lang w:val="en-US"/>
                     </w:rPr>
-                    <m:t>k</m:t>
-                  </m:r>
-                  <m:r>
-                    <w:rPr>
-                      <w:rFonts w:ascii="Cambria Math" w:hAnsi="Cambria Math"/>
-                      <w:color w:val="FF0000"/>
-                      <w:lang w:val="en-US"/>
-                    </w:rPr>
-                    <m:t>1</m:t>
+                    <m:t>k1</m:t>
                   </m:r>
                 </m:sub>
               </m:sSub>
@@ -19161,15 +19132,7 @@
                       <w:color w:val="FF0000"/>
                       <w:lang w:val="en-US"/>
                     </w:rPr>
-                    <m:t>k</m:t>
-                  </m:r>
-                  <m:r>
-                    <w:rPr>
-                      <w:rFonts w:ascii="Cambria Math" w:hAnsi="Cambria Math"/>
-                      <w:color w:val="FF0000"/>
-                      <w:lang w:val="en-US"/>
-                    </w:rPr>
-                    <m:t>1</m:t>
+                    <m:t>k1</m:t>
                   </m:r>
                 </m:sub>
               </m:sSub>
@@ -19300,15 +19263,7 @@
                       <w:color w:val="081DFF"/>
                       <w:lang w:val="en-US"/>
                     </w:rPr>
-                    <m:t>k</m:t>
-                  </m:r>
-                  <m:r>
-                    <w:rPr>
-                      <w:rFonts w:ascii="Cambria Math" w:hAnsi="Cambria Math"/>
-                      <w:color w:val="081DFF"/>
-                      <w:lang w:val="en-US"/>
-                    </w:rPr>
-                    <m:t>2</m:t>
+                    <m:t>k2</m:t>
                   </m:r>
                 </m:sub>
               </m:sSub>
@@ -19439,15 +19394,7 @@
                       <w:color w:val="081DFF"/>
                       <w:lang w:val="en-US"/>
                     </w:rPr>
-                    <m:t>k</m:t>
-                  </m:r>
-                  <m:r>
-                    <w:rPr>
-                      <w:rFonts w:ascii="Cambria Math" w:hAnsi="Cambria Math"/>
-                      <w:color w:val="081DFF"/>
-                      <w:lang w:val="en-US"/>
-                    </w:rPr>
-                    <m:t>2</m:t>
+                    <m:t>k2</m:t>
                   </m:r>
                 </m:sub>
               </m:sSub>
@@ -19578,15 +19525,7 @@
                       <w:color w:val="FF0000"/>
                       <w:lang w:val="en-US"/>
                     </w:rPr>
-                    <m:t>k</m:t>
-                  </m:r>
-                  <m:r>
-                    <w:rPr>
-                      <w:rFonts w:ascii="Cambria Math" w:hAnsi="Cambria Math"/>
-                      <w:color w:val="FF0000"/>
-                      <w:lang w:val="en-US"/>
-                    </w:rPr>
-                    <m:t>1</m:t>
+                    <m:t>k1</m:t>
                   </m:r>
                 </m:sub>
               </m:sSub>
@@ -20738,6 +20677,9269 @@
         </w:rPr>
       </w:pPr>
     </w:p>
+    <w:p>
+      <w:pPr>
+        <w:rPr>
+          <w:b/>
+          <w:bCs/>
+          <w:iCs/>
+          <w:lang w:val="en-US"/>
+        </w:rPr>
+      </w:pPr>
+      <w:r>
+        <w:rPr>
+          <w:rFonts w:hint="eastAsia"/>
+          <w:b/>
+          <w:bCs/>
+          <w:iCs/>
+          <w:lang w:val="en-US"/>
+        </w:rPr>
+        <w:t>Jacobian elements for Tipper</w:t>
+      </w:r>
+    </w:p>
+    <w:p>
+      <w:pPr>
+        <w:rPr>
+          <w:lang w:val="en-US"/>
+        </w:rPr>
+      </w:pPr>
+      <m:oMathPara>
+        <m:oMath>
+          <m:d>
+            <m:dPr>
+              <m:ctrlPr>
+                <w:rPr>
+                  <w:rFonts w:ascii="Cambria Math" w:hAnsi="Cambria Math"/>
+                  <w:i/>
+                  <w:lang w:val="en-US"/>
+                </w:rPr>
+              </m:ctrlPr>
+            </m:dPr>
+            <m:e>
+              <m:m>
+                <m:mPr>
+                  <m:mcs>
+                    <m:mc>
+                      <m:mcPr>
+                        <m:count m:val="2"/>
+                        <m:mcJc m:val="center"/>
+                      </m:mcPr>
+                    </m:mc>
+                  </m:mcs>
+                  <m:ctrlPr>
+                    <w:rPr>
+                      <w:rFonts w:ascii="Cambria Math" w:hAnsi="Cambria Math"/>
+                      <w:i/>
+                      <w:lang w:val="en-US"/>
+                    </w:rPr>
+                  </m:ctrlPr>
+                </m:mPr>
+                <m:mr>
+                  <m:e>
+                    <m:sSub>
+                      <m:sSubPr>
+                        <m:ctrlPr>
+                          <w:rPr>
+                            <w:rFonts w:ascii="Cambria Math" w:hAnsi="Cambria Math"/>
+                            <w:i/>
+                            <w:lang w:val="en-US"/>
+                          </w:rPr>
+                        </m:ctrlPr>
+                      </m:sSubPr>
+                      <m:e>
+                        <m:r>
+                          <w:rPr>
+                            <w:rFonts w:ascii="Cambria Math" w:hAnsi="Cambria Math"/>
+                            <w:lang w:val="en-US"/>
+                          </w:rPr>
+                          <m:t>H</m:t>
+                        </m:r>
+                      </m:e>
+                      <m:sub>
+                        <m:r>
+                          <w:rPr>
+                            <w:rFonts w:ascii="Cambria Math" w:hAnsi="Cambria Math"/>
+                            <w:lang w:val="en-US"/>
+                          </w:rPr>
+                          <m:t>z1</m:t>
+                        </m:r>
+                      </m:sub>
+                    </m:sSub>
+                  </m:e>
+                  <m:e>
+                    <m:sSub>
+                      <m:sSubPr>
+                        <m:ctrlPr>
+                          <w:rPr>
+                            <w:rFonts w:ascii="Cambria Math" w:hAnsi="Cambria Math"/>
+                            <w:i/>
+                            <w:lang w:val="en-US"/>
+                          </w:rPr>
+                        </m:ctrlPr>
+                      </m:sSubPr>
+                      <m:e>
+                        <m:r>
+                          <w:rPr>
+                            <w:rFonts w:ascii="Cambria Math" w:hAnsi="Cambria Math"/>
+                            <w:lang w:val="en-US"/>
+                          </w:rPr>
+                          <m:t>H</m:t>
+                        </m:r>
+                      </m:e>
+                      <m:sub>
+                        <m:r>
+                          <w:rPr>
+                            <w:rFonts w:ascii="Cambria Math" w:hAnsi="Cambria Math"/>
+                            <w:lang w:val="en-US"/>
+                          </w:rPr>
+                          <m:t>z2</m:t>
+                        </m:r>
+                      </m:sub>
+                    </m:sSub>
+                  </m:e>
+                </m:mr>
+              </m:m>
+            </m:e>
+          </m:d>
+          <m:r>
+            <w:rPr>
+              <w:rFonts w:ascii="Cambria Math" w:hAnsi="Cambria Math"/>
+              <w:lang w:val="en-US"/>
+            </w:rPr>
+            <m:t>=</m:t>
+          </m:r>
+          <m:d>
+            <m:dPr>
+              <m:ctrlPr>
+                <w:rPr>
+                  <w:rFonts w:ascii="Cambria Math" w:hAnsi="Cambria Math"/>
+                  <w:i/>
+                  <w:lang w:val="en-US"/>
+                </w:rPr>
+              </m:ctrlPr>
+            </m:dPr>
+            <m:e>
+              <m:m>
+                <m:mPr>
+                  <m:mcs>
+                    <m:mc>
+                      <m:mcPr>
+                        <m:count m:val="2"/>
+                        <m:mcJc m:val="center"/>
+                      </m:mcPr>
+                    </m:mc>
+                  </m:mcs>
+                  <m:ctrlPr>
+                    <w:rPr>
+                      <w:rFonts w:ascii="Cambria Math" w:hAnsi="Cambria Math"/>
+                      <w:i/>
+                      <w:lang w:val="en-US"/>
+                    </w:rPr>
+                  </m:ctrlPr>
+                </m:mPr>
+                <m:mr>
+                  <m:e>
+                    <m:sSub>
+                      <m:sSubPr>
+                        <m:ctrlPr>
+                          <w:rPr>
+                            <w:rFonts w:ascii="Cambria Math" w:hAnsi="Cambria Math"/>
+                            <w:i/>
+                            <w:lang w:val="en-US"/>
+                          </w:rPr>
+                        </m:ctrlPr>
+                      </m:sSubPr>
+                      <m:e>
+                        <m:r>
+                          <w:rPr>
+                            <w:rFonts w:ascii="Cambria Math" w:hAnsi="Cambria Math"/>
+                            <w:lang w:val="en-US"/>
+                          </w:rPr>
+                          <m:t>T</m:t>
+                        </m:r>
+                      </m:e>
+                      <m:sub>
+                        <m:r>
+                          <w:rPr>
+                            <w:rFonts w:ascii="Cambria Math" w:hAnsi="Cambria Math"/>
+                            <w:lang w:val="en-US"/>
+                          </w:rPr>
+                          <m:t>x</m:t>
+                        </m:r>
+                      </m:sub>
+                    </m:sSub>
+                  </m:e>
+                  <m:e>
+                    <m:sSub>
+                      <m:sSubPr>
+                        <m:ctrlPr>
+                          <w:rPr>
+                            <w:rFonts w:ascii="Cambria Math" w:hAnsi="Cambria Math"/>
+                            <w:i/>
+                            <w:lang w:val="en-US"/>
+                          </w:rPr>
+                        </m:ctrlPr>
+                      </m:sSubPr>
+                      <m:e>
+                        <m:r>
+                          <w:rPr>
+                            <w:rFonts w:ascii="Cambria Math" w:hAnsi="Cambria Math"/>
+                            <w:lang w:val="en-US"/>
+                          </w:rPr>
+                          <m:t>T</m:t>
+                        </m:r>
+                      </m:e>
+                      <m:sub>
+                        <m:r>
+                          <w:rPr>
+                            <w:rFonts w:ascii="Cambria Math" w:hAnsi="Cambria Math"/>
+                            <w:lang w:val="en-US"/>
+                          </w:rPr>
+                          <m:t>y</m:t>
+                        </m:r>
+                      </m:sub>
+                    </m:sSub>
+                  </m:e>
+                </m:mr>
+              </m:m>
+            </m:e>
+          </m:d>
+          <m:d>
+            <m:dPr>
+              <m:ctrlPr>
+                <w:rPr>
+                  <w:rFonts w:ascii="Cambria Math" w:hAnsi="Cambria Math"/>
+                  <w:i/>
+                  <w:lang w:val="en-US"/>
+                </w:rPr>
+              </m:ctrlPr>
+            </m:dPr>
+            <m:e>
+              <m:m>
+                <m:mPr>
+                  <m:mcs>
+                    <m:mc>
+                      <m:mcPr>
+                        <m:count m:val="2"/>
+                        <m:mcJc m:val="center"/>
+                      </m:mcPr>
+                    </m:mc>
+                  </m:mcs>
+                  <m:ctrlPr>
+                    <w:rPr>
+                      <w:rFonts w:ascii="Cambria Math" w:hAnsi="Cambria Math"/>
+                      <w:i/>
+                      <w:lang w:val="en-US"/>
+                    </w:rPr>
+                  </m:ctrlPr>
+                </m:mPr>
+                <m:mr>
+                  <m:e>
+                    <m:sSub>
+                      <m:sSubPr>
+                        <m:ctrlPr>
+                          <w:rPr>
+                            <w:rFonts w:ascii="Cambria Math" w:hAnsi="Cambria Math"/>
+                            <w:i/>
+                            <w:lang w:val="en-US"/>
+                          </w:rPr>
+                        </m:ctrlPr>
+                      </m:sSubPr>
+                      <m:e>
+                        <m:r>
+                          <w:rPr>
+                            <w:rFonts w:ascii="Cambria Math" w:hAnsi="Cambria Math"/>
+                            <w:lang w:val="en-US"/>
+                          </w:rPr>
+                          <m:t>H</m:t>
+                        </m:r>
+                      </m:e>
+                      <m:sub>
+                        <m:r>
+                          <w:rPr>
+                            <w:rFonts w:ascii="Cambria Math" w:hAnsi="Cambria Math"/>
+                            <w:lang w:val="en-US"/>
+                          </w:rPr>
+                          <m:t>x1</m:t>
+                        </m:r>
+                      </m:sub>
+                    </m:sSub>
+                  </m:e>
+                  <m:e>
+                    <m:sSub>
+                      <m:sSubPr>
+                        <m:ctrlPr>
+                          <w:rPr>
+                            <w:rFonts w:ascii="Cambria Math" w:hAnsi="Cambria Math"/>
+                            <w:i/>
+                            <w:lang w:val="en-US"/>
+                          </w:rPr>
+                        </m:ctrlPr>
+                      </m:sSubPr>
+                      <m:e>
+                        <m:r>
+                          <w:rPr>
+                            <w:rFonts w:ascii="Cambria Math" w:hAnsi="Cambria Math"/>
+                            <w:lang w:val="en-US"/>
+                          </w:rPr>
+                          <m:t>H</m:t>
+                        </m:r>
+                      </m:e>
+                      <m:sub>
+                        <m:r>
+                          <w:rPr>
+                            <w:rFonts w:ascii="Cambria Math" w:hAnsi="Cambria Math"/>
+                            <w:lang w:val="en-US"/>
+                          </w:rPr>
+                          <m:t>x2</m:t>
+                        </m:r>
+                      </m:sub>
+                    </m:sSub>
+                  </m:e>
+                </m:mr>
+                <m:mr>
+                  <m:e>
+                    <m:sSub>
+                      <m:sSubPr>
+                        <m:ctrlPr>
+                          <w:rPr>
+                            <w:rFonts w:ascii="Cambria Math" w:hAnsi="Cambria Math"/>
+                            <w:i/>
+                            <w:lang w:val="en-US"/>
+                          </w:rPr>
+                        </m:ctrlPr>
+                      </m:sSubPr>
+                      <m:e>
+                        <m:r>
+                          <w:rPr>
+                            <w:rFonts w:ascii="Cambria Math" w:hAnsi="Cambria Math"/>
+                            <w:lang w:val="en-US"/>
+                          </w:rPr>
+                          <m:t>H</m:t>
+                        </m:r>
+                      </m:e>
+                      <m:sub>
+                        <m:r>
+                          <w:rPr>
+                            <w:rFonts w:ascii="Cambria Math" w:hAnsi="Cambria Math"/>
+                            <w:lang w:val="en-US"/>
+                          </w:rPr>
+                          <m:t>y1</m:t>
+                        </m:r>
+                      </m:sub>
+                    </m:sSub>
+                  </m:e>
+                  <m:e>
+                    <m:sSub>
+                      <m:sSubPr>
+                        <m:ctrlPr>
+                          <w:rPr>
+                            <w:rFonts w:ascii="Cambria Math" w:hAnsi="Cambria Math"/>
+                            <w:i/>
+                            <w:lang w:val="en-US"/>
+                          </w:rPr>
+                        </m:ctrlPr>
+                      </m:sSubPr>
+                      <m:e>
+                        <m:r>
+                          <w:rPr>
+                            <w:rFonts w:ascii="Cambria Math" w:hAnsi="Cambria Math"/>
+                            <w:lang w:val="en-US"/>
+                          </w:rPr>
+                          <m:t>H</m:t>
+                        </m:r>
+                      </m:e>
+                      <m:sub>
+                        <m:r>
+                          <w:rPr>
+                            <w:rFonts w:ascii="Cambria Math" w:hAnsi="Cambria Math"/>
+                            <w:lang w:val="en-US"/>
+                          </w:rPr>
+                          <m:t>y2</m:t>
+                        </m:r>
+                      </m:sub>
+                    </m:sSub>
+                  </m:e>
+                </m:mr>
+              </m:m>
+            </m:e>
+          </m:d>
+        </m:oMath>
+      </m:oMathPara>
+    </w:p>
+    <w:p>
+      <w:pPr>
+        <w:rPr>
+          <w:lang w:val="en-US"/>
+        </w:rPr>
+      </w:pPr>
+      <m:oMathPara>
+        <m:oMath>
+          <m:d>
+            <m:dPr>
+              <m:ctrlPr>
+                <w:rPr>
+                  <w:rFonts w:ascii="Cambria Math" w:hAnsi="Cambria Math"/>
+                  <w:i/>
+                  <w:lang w:val="en-US"/>
+                </w:rPr>
+              </m:ctrlPr>
+            </m:dPr>
+            <m:e>
+              <m:m>
+                <m:mPr>
+                  <m:mcs>
+                    <m:mc>
+                      <m:mcPr>
+                        <m:count m:val="2"/>
+                        <m:mcJc m:val="center"/>
+                      </m:mcPr>
+                    </m:mc>
+                  </m:mcs>
+                  <m:ctrlPr>
+                    <w:rPr>
+                      <w:rFonts w:ascii="Cambria Math" w:hAnsi="Cambria Math"/>
+                      <w:i/>
+                      <w:lang w:val="en-US"/>
+                    </w:rPr>
+                  </m:ctrlPr>
+                </m:mPr>
+                <m:mr>
+                  <m:e>
+                    <m:sSub>
+                      <m:sSubPr>
+                        <m:ctrlPr>
+                          <w:rPr>
+                            <w:rFonts w:ascii="Cambria Math" w:hAnsi="Cambria Math"/>
+                            <w:i/>
+                            <w:lang w:val="en-US"/>
+                          </w:rPr>
+                        </m:ctrlPr>
+                      </m:sSubPr>
+                      <m:e>
+                        <m:r>
+                          <w:rPr>
+                            <w:rFonts w:ascii="Cambria Math" w:hAnsi="Cambria Math"/>
+                            <w:lang w:val="en-US"/>
+                          </w:rPr>
+                          <m:t>T</m:t>
+                        </m:r>
+                      </m:e>
+                      <m:sub>
+                        <m:r>
+                          <w:rPr>
+                            <w:rFonts w:ascii="Cambria Math" w:hAnsi="Cambria Math"/>
+                            <w:lang w:val="en-US"/>
+                          </w:rPr>
+                          <m:t>x</m:t>
+                        </m:r>
+                      </m:sub>
+                    </m:sSub>
+                  </m:e>
+                  <m:e>
+                    <m:sSub>
+                      <m:sSubPr>
+                        <m:ctrlPr>
+                          <w:rPr>
+                            <w:rFonts w:ascii="Cambria Math" w:hAnsi="Cambria Math"/>
+                            <w:i/>
+                            <w:lang w:val="en-US"/>
+                          </w:rPr>
+                        </m:ctrlPr>
+                      </m:sSubPr>
+                      <m:e>
+                        <m:r>
+                          <w:rPr>
+                            <w:rFonts w:ascii="Cambria Math" w:hAnsi="Cambria Math"/>
+                            <w:lang w:val="en-US"/>
+                          </w:rPr>
+                          <m:t>T</m:t>
+                        </m:r>
+                      </m:e>
+                      <m:sub>
+                        <m:r>
+                          <w:rPr>
+                            <w:rFonts w:ascii="Cambria Math" w:hAnsi="Cambria Math"/>
+                            <w:lang w:val="en-US"/>
+                          </w:rPr>
+                          <m:t>y</m:t>
+                        </m:r>
+                      </m:sub>
+                    </m:sSub>
+                  </m:e>
+                </m:mr>
+              </m:m>
+            </m:e>
+          </m:d>
+          <m:r>
+            <w:rPr>
+              <w:rFonts w:ascii="Cambria Math" w:hAnsi="Cambria Math"/>
+              <w:lang w:val="en-US"/>
+            </w:rPr>
+            <m:t>=</m:t>
+          </m:r>
+          <m:d>
+            <m:dPr>
+              <m:ctrlPr>
+                <w:rPr>
+                  <w:rFonts w:ascii="Cambria Math" w:hAnsi="Cambria Math"/>
+                  <w:i/>
+                  <w:lang w:val="en-US"/>
+                </w:rPr>
+              </m:ctrlPr>
+            </m:dPr>
+            <m:e>
+              <m:m>
+                <m:mPr>
+                  <m:mcs>
+                    <m:mc>
+                      <m:mcPr>
+                        <m:count m:val="2"/>
+                        <m:mcJc m:val="center"/>
+                      </m:mcPr>
+                    </m:mc>
+                  </m:mcs>
+                  <m:ctrlPr>
+                    <w:rPr>
+                      <w:rFonts w:ascii="Cambria Math" w:hAnsi="Cambria Math"/>
+                      <w:i/>
+                      <w:lang w:val="en-US"/>
+                    </w:rPr>
+                  </m:ctrlPr>
+                </m:mPr>
+                <m:mr>
+                  <m:e>
+                    <m:sSub>
+                      <m:sSubPr>
+                        <m:ctrlPr>
+                          <w:rPr>
+                            <w:rFonts w:ascii="Cambria Math" w:hAnsi="Cambria Math"/>
+                            <w:i/>
+                            <w:lang w:val="en-US"/>
+                          </w:rPr>
+                        </m:ctrlPr>
+                      </m:sSubPr>
+                      <m:e>
+                        <m:r>
+                          <w:rPr>
+                            <w:rFonts w:ascii="Cambria Math" w:hAnsi="Cambria Math"/>
+                            <w:lang w:val="en-US"/>
+                          </w:rPr>
+                          <m:t>H</m:t>
+                        </m:r>
+                      </m:e>
+                      <m:sub>
+                        <m:r>
+                          <w:rPr>
+                            <w:rFonts w:ascii="Cambria Math" w:hAnsi="Cambria Math"/>
+                            <w:lang w:val="en-US"/>
+                          </w:rPr>
+                          <m:t>z1</m:t>
+                        </m:r>
+                      </m:sub>
+                    </m:sSub>
+                  </m:e>
+                  <m:e>
+                    <m:sSub>
+                      <m:sSubPr>
+                        <m:ctrlPr>
+                          <w:rPr>
+                            <w:rFonts w:ascii="Cambria Math" w:hAnsi="Cambria Math"/>
+                            <w:i/>
+                            <w:lang w:val="en-US"/>
+                          </w:rPr>
+                        </m:ctrlPr>
+                      </m:sSubPr>
+                      <m:e>
+                        <m:r>
+                          <w:rPr>
+                            <w:rFonts w:ascii="Cambria Math" w:hAnsi="Cambria Math"/>
+                            <w:lang w:val="en-US"/>
+                          </w:rPr>
+                          <m:t>H</m:t>
+                        </m:r>
+                      </m:e>
+                      <m:sub>
+                        <m:r>
+                          <w:rPr>
+                            <w:rFonts w:ascii="Cambria Math" w:hAnsi="Cambria Math"/>
+                            <w:lang w:val="en-US"/>
+                          </w:rPr>
+                          <m:t>z2</m:t>
+                        </m:r>
+                      </m:sub>
+                    </m:sSub>
+                  </m:e>
+                </m:mr>
+              </m:m>
+            </m:e>
+          </m:d>
+          <m:sSup>
+            <m:sSupPr>
+              <m:ctrlPr>
+                <w:rPr>
+                  <w:rFonts w:ascii="Cambria Math" w:hAnsi="Cambria Math"/>
+                  <w:i/>
+                  <w:lang w:val="en-US"/>
+                </w:rPr>
+              </m:ctrlPr>
+            </m:sSupPr>
+            <m:e>
+              <m:d>
+                <m:dPr>
+                  <m:ctrlPr>
+                    <w:rPr>
+                      <w:rFonts w:ascii="Cambria Math" w:hAnsi="Cambria Math"/>
+                      <w:i/>
+                      <w:lang w:val="en-US"/>
+                    </w:rPr>
+                  </m:ctrlPr>
+                </m:dPr>
+                <m:e>
+                  <m:m>
+                    <m:mPr>
+                      <m:mcs>
+                        <m:mc>
+                          <m:mcPr>
+                            <m:count m:val="2"/>
+                            <m:mcJc m:val="center"/>
+                          </m:mcPr>
+                        </m:mc>
+                      </m:mcs>
+                      <m:ctrlPr>
+                        <w:rPr>
+                          <w:rFonts w:ascii="Cambria Math" w:hAnsi="Cambria Math"/>
+                          <w:i/>
+                          <w:lang w:val="en-US"/>
+                        </w:rPr>
+                      </m:ctrlPr>
+                    </m:mPr>
+                    <m:mr>
+                      <m:e>
+                        <m:sSub>
+                          <m:sSubPr>
+                            <m:ctrlPr>
+                              <w:rPr>
+                                <w:rFonts w:ascii="Cambria Math" w:hAnsi="Cambria Math"/>
+                                <w:i/>
+                                <w:lang w:val="en-US"/>
+                              </w:rPr>
+                            </m:ctrlPr>
+                          </m:sSubPr>
+                          <m:e>
+                            <m:r>
+                              <w:rPr>
+                                <w:rFonts w:ascii="Cambria Math" w:hAnsi="Cambria Math"/>
+                                <w:lang w:val="en-US"/>
+                              </w:rPr>
+                              <m:t>H</m:t>
+                            </m:r>
+                          </m:e>
+                          <m:sub>
+                            <m:r>
+                              <w:rPr>
+                                <w:rFonts w:ascii="Cambria Math" w:hAnsi="Cambria Math"/>
+                                <w:lang w:val="en-US"/>
+                              </w:rPr>
+                              <m:t>x1</m:t>
+                            </m:r>
+                          </m:sub>
+                        </m:sSub>
+                      </m:e>
+                      <m:e>
+                        <m:sSub>
+                          <m:sSubPr>
+                            <m:ctrlPr>
+                              <w:rPr>
+                                <w:rFonts w:ascii="Cambria Math" w:hAnsi="Cambria Math"/>
+                                <w:i/>
+                                <w:lang w:val="en-US"/>
+                              </w:rPr>
+                            </m:ctrlPr>
+                          </m:sSubPr>
+                          <m:e>
+                            <m:r>
+                              <w:rPr>
+                                <w:rFonts w:ascii="Cambria Math" w:hAnsi="Cambria Math"/>
+                                <w:lang w:val="en-US"/>
+                              </w:rPr>
+                              <m:t>H</m:t>
+                            </m:r>
+                          </m:e>
+                          <m:sub>
+                            <m:r>
+                              <w:rPr>
+                                <w:rFonts w:ascii="Cambria Math" w:hAnsi="Cambria Math"/>
+                                <w:lang w:val="en-US"/>
+                              </w:rPr>
+                              <m:t>x2</m:t>
+                            </m:r>
+                          </m:sub>
+                        </m:sSub>
+                      </m:e>
+                    </m:mr>
+                    <m:mr>
+                      <m:e>
+                        <m:sSub>
+                          <m:sSubPr>
+                            <m:ctrlPr>
+                              <w:rPr>
+                                <w:rFonts w:ascii="Cambria Math" w:hAnsi="Cambria Math"/>
+                                <w:i/>
+                                <w:lang w:val="en-US"/>
+                              </w:rPr>
+                            </m:ctrlPr>
+                          </m:sSubPr>
+                          <m:e>
+                            <m:r>
+                              <w:rPr>
+                                <w:rFonts w:ascii="Cambria Math" w:hAnsi="Cambria Math"/>
+                                <w:lang w:val="en-US"/>
+                              </w:rPr>
+                              <m:t>H</m:t>
+                            </m:r>
+                          </m:e>
+                          <m:sub>
+                            <m:r>
+                              <w:rPr>
+                                <w:rFonts w:ascii="Cambria Math" w:hAnsi="Cambria Math"/>
+                                <w:lang w:val="en-US"/>
+                              </w:rPr>
+                              <m:t>y1</m:t>
+                            </m:r>
+                          </m:sub>
+                        </m:sSub>
+                      </m:e>
+                      <m:e>
+                        <m:sSub>
+                          <m:sSubPr>
+                            <m:ctrlPr>
+                              <w:rPr>
+                                <w:rFonts w:ascii="Cambria Math" w:hAnsi="Cambria Math"/>
+                                <w:i/>
+                                <w:lang w:val="en-US"/>
+                              </w:rPr>
+                            </m:ctrlPr>
+                          </m:sSubPr>
+                          <m:e>
+                            <m:r>
+                              <w:rPr>
+                                <w:rFonts w:ascii="Cambria Math" w:hAnsi="Cambria Math"/>
+                                <w:lang w:val="en-US"/>
+                              </w:rPr>
+                              <m:t>H</m:t>
+                            </m:r>
+                          </m:e>
+                          <m:sub>
+                            <m:r>
+                              <w:rPr>
+                                <w:rFonts w:ascii="Cambria Math" w:hAnsi="Cambria Math"/>
+                                <w:lang w:val="en-US"/>
+                              </w:rPr>
+                              <m:t>y2</m:t>
+                            </m:r>
+                          </m:sub>
+                        </m:sSub>
+                      </m:e>
+                    </m:mr>
+                  </m:m>
+                </m:e>
+              </m:d>
+            </m:e>
+            <m:sup>
+              <m:r>
+                <w:rPr>
+                  <w:rFonts w:ascii="Cambria Math" w:hAnsi="Cambria Math"/>
+                  <w:lang w:val="en-US"/>
+                </w:rPr>
+                <m:t>-1</m:t>
+              </m:r>
+            </m:sup>
+          </m:sSup>
+        </m:oMath>
+      </m:oMathPara>
+    </w:p>
+    <w:p>
+      <w:pPr>
+        <w:rPr>
+          <w:rFonts w:hint="eastAsia"/>
+          <w:lang w:val="en-US"/>
+        </w:rPr>
+      </w:pPr>
+      <w:r>
+        <w:rPr>
+          <w:rFonts w:hint="eastAsia"/>
+          <w:lang w:val="en-US"/>
+        </w:rPr>
+        <w:t>ここで、</w:t>
+      </w:r>
+    </w:p>
+    <w:p>
+      <w:pPr>
+        <w:rPr>
+          <w:lang w:val="en-US"/>
+        </w:rPr>
+      </w:pPr>
+      <m:oMathPara>
+        <m:oMath>
+          <m:sSup>
+            <m:sSupPr>
+              <m:ctrlPr>
+                <w:rPr>
+                  <w:rFonts w:ascii="Cambria Math" w:hAnsi="Cambria Math"/>
+                  <w:i/>
+                  <w:lang w:val="en-US"/>
+                </w:rPr>
+              </m:ctrlPr>
+            </m:sSupPr>
+            <m:e>
+              <m:d>
+                <m:dPr>
+                  <m:ctrlPr>
+                    <w:rPr>
+                      <w:rFonts w:ascii="Cambria Math" w:hAnsi="Cambria Math"/>
+                      <w:i/>
+                      <w:lang w:val="en-US"/>
+                    </w:rPr>
+                  </m:ctrlPr>
+                </m:dPr>
+                <m:e>
+                  <m:m>
+                    <m:mPr>
+                      <m:mcs>
+                        <m:mc>
+                          <m:mcPr>
+                            <m:count m:val="2"/>
+                            <m:mcJc m:val="center"/>
+                          </m:mcPr>
+                        </m:mc>
+                      </m:mcs>
+                      <m:ctrlPr>
+                        <w:rPr>
+                          <w:rFonts w:ascii="Cambria Math" w:hAnsi="Cambria Math"/>
+                          <w:i/>
+                          <w:lang w:val="en-US"/>
+                        </w:rPr>
+                      </m:ctrlPr>
+                    </m:mPr>
+                    <m:mr>
+                      <m:e>
+                        <m:sSub>
+                          <m:sSubPr>
+                            <m:ctrlPr>
+                              <w:rPr>
+                                <w:rFonts w:ascii="Cambria Math" w:hAnsi="Cambria Math"/>
+                                <w:i/>
+                                <w:lang w:val="en-US"/>
+                              </w:rPr>
+                            </m:ctrlPr>
+                          </m:sSubPr>
+                          <m:e>
+                            <m:r>
+                              <w:rPr>
+                                <w:rFonts w:ascii="Cambria Math" w:hAnsi="Cambria Math"/>
+                                <w:lang w:val="en-US"/>
+                              </w:rPr>
+                              <m:t>H</m:t>
+                            </m:r>
+                          </m:e>
+                          <m:sub>
+                            <m:r>
+                              <w:rPr>
+                                <w:rFonts w:ascii="Cambria Math" w:hAnsi="Cambria Math"/>
+                                <w:lang w:val="en-US"/>
+                              </w:rPr>
+                              <m:t>x1</m:t>
+                            </m:r>
+                          </m:sub>
+                        </m:sSub>
+                      </m:e>
+                      <m:e>
+                        <m:sSub>
+                          <m:sSubPr>
+                            <m:ctrlPr>
+                              <w:rPr>
+                                <w:rFonts w:ascii="Cambria Math" w:hAnsi="Cambria Math"/>
+                                <w:i/>
+                                <w:lang w:val="en-US"/>
+                              </w:rPr>
+                            </m:ctrlPr>
+                          </m:sSubPr>
+                          <m:e>
+                            <m:r>
+                              <w:rPr>
+                                <w:rFonts w:ascii="Cambria Math" w:hAnsi="Cambria Math"/>
+                                <w:lang w:val="en-US"/>
+                              </w:rPr>
+                              <m:t>H</m:t>
+                            </m:r>
+                          </m:e>
+                          <m:sub>
+                            <m:r>
+                              <w:rPr>
+                                <w:rFonts w:ascii="Cambria Math" w:hAnsi="Cambria Math"/>
+                                <w:lang w:val="en-US"/>
+                              </w:rPr>
+                              <m:t>x2</m:t>
+                            </m:r>
+                          </m:sub>
+                        </m:sSub>
+                      </m:e>
+                    </m:mr>
+                    <m:mr>
+                      <m:e>
+                        <m:sSub>
+                          <m:sSubPr>
+                            <m:ctrlPr>
+                              <w:rPr>
+                                <w:rFonts w:ascii="Cambria Math" w:hAnsi="Cambria Math"/>
+                                <w:i/>
+                                <w:lang w:val="en-US"/>
+                              </w:rPr>
+                            </m:ctrlPr>
+                          </m:sSubPr>
+                          <m:e>
+                            <m:r>
+                              <w:rPr>
+                                <w:rFonts w:ascii="Cambria Math" w:hAnsi="Cambria Math"/>
+                                <w:lang w:val="en-US"/>
+                              </w:rPr>
+                              <m:t>H</m:t>
+                            </m:r>
+                          </m:e>
+                          <m:sub>
+                            <m:r>
+                              <w:rPr>
+                                <w:rFonts w:ascii="Cambria Math" w:hAnsi="Cambria Math"/>
+                                <w:lang w:val="en-US"/>
+                              </w:rPr>
+                              <m:t>y1</m:t>
+                            </m:r>
+                          </m:sub>
+                        </m:sSub>
+                      </m:e>
+                      <m:e>
+                        <m:sSub>
+                          <m:sSubPr>
+                            <m:ctrlPr>
+                              <w:rPr>
+                                <w:rFonts w:ascii="Cambria Math" w:hAnsi="Cambria Math"/>
+                                <w:i/>
+                                <w:lang w:val="en-US"/>
+                              </w:rPr>
+                            </m:ctrlPr>
+                          </m:sSubPr>
+                          <m:e>
+                            <m:r>
+                              <w:rPr>
+                                <w:rFonts w:ascii="Cambria Math" w:hAnsi="Cambria Math"/>
+                                <w:lang w:val="en-US"/>
+                              </w:rPr>
+                              <m:t>H</m:t>
+                            </m:r>
+                          </m:e>
+                          <m:sub>
+                            <m:r>
+                              <w:rPr>
+                                <w:rFonts w:ascii="Cambria Math" w:hAnsi="Cambria Math"/>
+                                <w:lang w:val="en-US"/>
+                              </w:rPr>
+                              <m:t>y2</m:t>
+                            </m:r>
+                          </m:sub>
+                        </m:sSub>
+                      </m:e>
+                    </m:mr>
+                  </m:m>
+                </m:e>
+              </m:d>
+            </m:e>
+            <m:sup>
+              <m:r>
+                <w:rPr>
+                  <w:rFonts w:ascii="Cambria Math" w:hAnsi="Cambria Math"/>
+                  <w:lang w:val="en-US"/>
+                </w:rPr>
+                <m:t>-1</m:t>
+              </m:r>
+            </m:sup>
+          </m:sSup>
+          <m:r>
+            <w:rPr>
+              <w:rFonts w:ascii="Cambria Math" w:hAnsi="Cambria Math"/>
+              <w:lang w:val="en-US"/>
+            </w:rPr>
+            <m:t>=</m:t>
+          </m:r>
+          <m:sSub>
+            <m:sSubPr>
+              <m:ctrlPr>
+                <w:rPr>
+                  <w:rFonts w:ascii="Cambria Math" w:hAnsi="Cambria Math"/>
+                  <w:i/>
+                  <w:lang w:val="en-US"/>
+                </w:rPr>
+              </m:ctrlPr>
+            </m:sSubPr>
+            <m:e>
+              <m:r>
+                <w:rPr>
+                  <w:rFonts w:ascii="Cambria Math" w:hAnsi="Cambria Math"/>
+                  <w:lang w:val="en-US"/>
+                </w:rPr>
+                <m:t>D</m:t>
+              </m:r>
+            </m:e>
+            <m:sub>
+              <m:r>
+                <w:rPr>
+                  <w:rFonts w:ascii="Cambria Math" w:hAnsi="Cambria Math"/>
+                  <w:lang w:val="en-US"/>
+                </w:rPr>
+                <m:t>inv</m:t>
+              </m:r>
+            </m:sub>
+          </m:sSub>
+          <m:d>
+            <m:dPr>
+              <m:ctrlPr>
+                <w:rPr>
+                  <w:rFonts w:ascii="Cambria Math" w:hAnsi="Cambria Math"/>
+                  <w:i/>
+                  <w:lang w:val="en-US"/>
+                </w:rPr>
+              </m:ctrlPr>
+            </m:dPr>
+            <m:e>
+              <m:m>
+                <m:mPr>
+                  <m:mcs>
+                    <m:mc>
+                      <m:mcPr>
+                        <m:count m:val="2"/>
+                        <m:mcJc m:val="center"/>
+                      </m:mcPr>
+                    </m:mc>
+                  </m:mcs>
+                  <m:ctrlPr>
+                    <w:rPr>
+                      <w:rFonts w:ascii="Cambria Math" w:hAnsi="Cambria Math"/>
+                      <w:i/>
+                      <w:lang w:val="en-US"/>
+                    </w:rPr>
+                  </m:ctrlPr>
+                </m:mPr>
+                <m:mr>
+                  <m:e>
+                    <m:sSub>
+                      <m:sSubPr>
+                        <m:ctrlPr>
+                          <w:rPr>
+                            <w:rFonts w:ascii="Cambria Math" w:hAnsi="Cambria Math"/>
+                            <w:i/>
+                            <w:lang w:val="en-US"/>
+                          </w:rPr>
+                        </m:ctrlPr>
+                      </m:sSubPr>
+                      <m:e>
+                        <m:r>
+                          <w:rPr>
+                            <w:rFonts w:ascii="Cambria Math" w:hAnsi="Cambria Math"/>
+                            <w:lang w:val="en-US"/>
+                          </w:rPr>
+                          <m:t>H</m:t>
+                        </m:r>
+                      </m:e>
+                      <m:sub>
+                        <m:r>
+                          <w:rPr>
+                            <w:rFonts w:ascii="Cambria Math" w:hAnsi="Cambria Math"/>
+                            <w:lang w:val="en-US"/>
+                          </w:rPr>
+                          <m:t>y2</m:t>
+                        </m:r>
+                      </m:sub>
+                    </m:sSub>
+                  </m:e>
+                  <m:e>
+                    <m:r>
+                      <w:rPr>
+                        <w:rFonts w:ascii="Cambria Math" w:hAnsi="Cambria Math"/>
+                        <w:lang w:val="en-US"/>
+                      </w:rPr>
+                      <m:t>-</m:t>
+                    </m:r>
+                    <m:sSub>
+                      <m:sSubPr>
+                        <m:ctrlPr>
+                          <w:rPr>
+                            <w:rFonts w:ascii="Cambria Math" w:hAnsi="Cambria Math"/>
+                            <w:i/>
+                            <w:lang w:val="en-US"/>
+                          </w:rPr>
+                        </m:ctrlPr>
+                      </m:sSubPr>
+                      <m:e>
+                        <m:r>
+                          <w:rPr>
+                            <w:rFonts w:ascii="Cambria Math" w:hAnsi="Cambria Math"/>
+                            <w:lang w:val="en-US"/>
+                          </w:rPr>
+                          <m:t>H</m:t>
+                        </m:r>
+                      </m:e>
+                      <m:sub>
+                        <m:r>
+                          <w:rPr>
+                            <w:rFonts w:ascii="Cambria Math" w:hAnsi="Cambria Math"/>
+                            <w:lang w:val="en-US"/>
+                          </w:rPr>
+                          <m:t>x2</m:t>
+                        </m:r>
+                      </m:sub>
+                    </m:sSub>
+                  </m:e>
+                </m:mr>
+                <m:mr>
+                  <m:e>
+                    <m:r>
+                      <w:rPr>
+                        <w:rFonts w:ascii="Cambria Math" w:hAnsi="Cambria Math"/>
+                        <w:lang w:val="en-US"/>
+                      </w:rPr>
+                      <m:t>-</m:t>
+                    </m:r>
+                    <m:sSub>
+                      <m:sSubPr>
+                        <m:ctrlPr>
+                          <w:rPr>
+                            <w:rFonts w:ascii="Cambria Math" w:hAnsi="Cambria Math"/>
+                            <w:i/>
+                            <w:lang w:val="en-US"/>
+                          </w:rPr>
+                        </m:ctrlPr>
+                      </m:sSubPr>
+                      <m:e>
+                        <m:r>
+                          <w:rPr>
+                            <w:rFonts w:ascii="Cambria Math" w:hAnsi="Cambria Math"/>
+                            <w:lang w:val="en-US"/>
+                          </w:rPr>
+                          <m:t>H</m:t>
+                        </m:r>
+                      </m:e>
+                      <m:sub>
+                        <m:r>
+                          <w:rPr>
+                            <w:rFonts w:ascii="Cambria Math" w:hAnsi="Cambria Math"/>
+                            <w:lang w:val="en-US"/>
+                          </w:rPr>
+                          <m:t>y1</m:t>
+                        </m:r>
+                      </m:sub>
+                    </m:sSub>
+                  </m:e>
+                  <m:e>
+                    <m:sSub>
+                      <m:sSubPr>
+                        <m:ctrlPr>
+                          <w:rPr>
+                            <w:rFonts w:ascii="Cambria Math" w:hAnsi="Cambria Math"/>
+                            <w:i/>
+                            <w:lang w:val="en-US"/>
+                          </w:rPr>
+                        </m:ctrlPr>
+                      </m:sSubPr>
+                      <m:e>
+                        <m:r>
+                          <w:rPr>
+                            <w:rFonts w:ascii="Cambria Math" w:hAnsi="Cambria Math"/>
+                            <w:lang w:val="en-US"/>
+                          </w:rPr>
+                          <m:t>H</m:t>
+                        </m:r>
+                      </m:e>
+                      <m:sub>
+                        <m:r>
+                          <w:rPr>
+                            <w:rFonts w:ascii="Cambria Math" w:hAnsi="Cambria Math"/>
+                            <w:lang w:val="en-US"/>
+                          </w:rPr>
+                          <m:t>x1</m:t>
+                        </m:r>
+                      </m:sub>
+                    </m:sSub>
+                  </m:e>
+                </m:mr>
+              </m:m>
+            </m:e>
+          </m:d>
+        </m:oMath>
+      </m:oMathPara>
+    </w:p>
+    <w:p>
+      <w:pPr>
+        <w:rPr>
+          <w:lang w:val="en-US"/>
+        </w:rPr>
+      </w:pPr>
+      <m:oMathPara>
+        <m:oMath>
+          <m:sSub>
+            <m:sSubPr>
+              <m:ctrlPr>
+                <w:rPr>
+                  <w:rFonts w:ascii="Cambria Math" w:hAnsi="Cambria Math"/>
+                  <w:i/>
+                  <w:lang w:val="en-US"/>
+                </w:rPr>
+              </m:ctrlPr>
+            </m:sSubPr>
+            <m:e>
+              <m:r>
+                <w:rPr>
+                  <w:rFonts w:ascii="Cambria Math" w:hAnsi="Cambria Math"/>
+                  <w:lang w:val="en-US"/>
+                </w:rPr>
+                <m:t>D</m:t>
+              </m:r>
+            </m:e>
+            <m:sub>
+              <m:r>
+                <w:rPr>
+                  <w:rFonts w:ascii="Cambria Math" w:hAnsi="Cambria Math"/>
+                  <w:lang w:val="en-US"/>
+                </w:rPr>
+                <m:t>inv</m:t>
+              </m:r>
+            </m:sub>
+          </m:sSub>
+          <m:r>
+            <w:rPr>
+              <w:rFonts w:ascii="Cambria Math" w:hAnsi="Cambria Math"/>
+              <w:lang w:val="en-US"/>
+            </w:rPr>
+            <m:t>=</m:t>
+          </m:r>
+          <m:f>
+            <m:fPr>
+              <m:ctrlPr>
+                <w:rPr>
+                  <w:rFonts w:ascii="Cambria Math" w:hAnsi="Cambria Math"/>
+                  <w:i/>
+                  <w:lang w:val="en-US"/>
+                </w:rPr>
+              </m:ctrlPr>
+            </m:fPr>
+            <m:num>
+              <m:r>
+                <w:rPr>
+                  <w:rFonts w:ascii="Cambria Math" w:hAnsi="Cambria Math"/>
+                  <w:lang w:val="en-US"/>
+                </w:rPr>
+                <m:t>1</m:t>
+              </m:r>
+            </m:num>
+            <m:den>
+              <m:sSub>
+                <m:sSubPr>
+                  <m:ctrlPr>
+                    <w:rPr>
+                      <w:rFonts w:ascii="Cambria Math" w:hAnsi="Cambria Math"/>
+                      <w:i/>
+                      <w:lang w:val="en-US"/>
+                    </w:rPr>
+                  </m:ctrlPr>
+                </m:sSubPr>
+                <m:e>
+                  <m:r>
+                    <w:rPr>
+                      <w:rFonts w:ascii="Cambria Math" w:hAnsi="Cambria Math"/>
+                      <w:lang w:val="en-US"/>
+                    </w:rPr>
+                    <m:t>H</m:t>
+                  </m:r>
+                </m:e>
+                <m:sub>
+                  <m:r>
+                    <w:rPr>
+                      <w:rFonts w:ascii="Cambria Math" w:hAnsi="Cambria Math"/>
+                      <w:lang w:val="en-US"/>
+                    </w:rPr>
+                    <m:t>x1</m:t>
+                  </m:r>
+                </m:sub>
+              </m:sSub>
+              <m:sSub>
+                <m:sSubPr>
+                  <m:ctrlPr>
+                    <w:rPr>
+                      <w:rFonts w:ascii="Cambria Math" w:hAnsi="Cambria Math"/>
+                      <w:i/>
+                      <w:lang w:val="en-US"/>
+                    </w:rPr>
+                  </m:ctrlPr>
+                </m:sSubPr>
+                <m:e>
+                  <m:r>
+                    <w:rPr>
+                      <w:rFonts w:ascii="Cambria Math" w:hAnsi="Cambria Math"/>
+                      <w:lang w:val="en-US"/>
+                    </w:rPr>
+                    <m:t>H</m:t>
+                  </m:r>
+                </m:e>
+                <m:sub>
+                  <m:r>
+                    <w:rPr>
+                      <w:rFonts w:ascii="Cambria Math" w:hAnsi="Cambria Math"/>
+                      <w:lang w:val="en-US"/>
+                    </w:rPr>
+                    <m:t>y2</m:t>
+                  </m:r>
+                </m:sub>
+              </m:sSub>
+              <m:r>
+                <w:rPr>
+                  <w:rFonts w:ascii="Cambria Math" w:hAnsi="Cambria Math"/>
+                  <w:lang w:val="en-US"/>
+                </w:rPr>
+                <m:t>-</m:t>
+              </m:r>
+              <m:sSub>
+                <m:sSubPr>
+                  <m:ctrlPr>
+                    <w:rPr>
+                      <w:rFonts w:ascii="Cambria Math" w:hAnsi="Cambria Math"/>
+                      <w:i/>
+                      <w:lang w:val="en-US"/>
+                    </w:rPr>
+                  </m:ctrlPr>
+                </m:sSubPr>
+                <m:e>
+                  <m:r>
+                    <w:rPr>
+                      <w:rFonts w:ascii="Cambria Math" w:hAnsi="Cambria Math"/>
+                      <w:lang w:val="en-US"/>
+                    </w:rPr>
+                    <m:t>H</m:t>
+                  </m:r>
+                </m:e>
+                <m:sub>
+                  <m:r>
+                    <w:rPr>
+                      <w:rFonts w:ascii="Cambria Math" w:hAnsi="Cambria Math"/>
+                      <w:lang w:val="en-US"/>
+                    </w:rPr>
+                    <m:t>x2</m:t>
+                  </m:r>
+                </m:sub>
+              </m:sSub>
+              <m:sSub>
+                <m:sSubPr>
+                  <m:ctrlPr>
+                    <w:rPr>
+                      <w:rFonts w:ascii="Cambria Math" w:hAnsi="Cambria Math"/>
+                      <w:i/>
+                      <w:lang w:val="en-US"/>
+                    </w:rPr>
+                  </m:ctrlPr>
+                </m:sSubPr>
+                <m:e>
+                  <m:r>
+                    <w:rPr>
+                      <w:rFonts w:ascii="Cambria Math" w:hAnsi="Cambria Math"/>
+                      <w:lang w:val="en-US"/>
+                    </w:rPr>
+                    <m:t>H</m:t>
+                  </m:r>
+                </m:e>
+                <m:sub>
+                  <m:r>
+                    <w:rPr>
+                      <w:rFonts w:ascii="Cambria Math" w:hAnsi="Cambria Math"/>
+                      <w:lang w:val="en-US"/>
+                    </w:rPr>
+                    <m:t>y1</m:t>
+                  </m:r>
+                </m:sub>
+              </m:sSub>
+            </m:den>
+          </m:f>
+        </m:oMath>
+      </m:oMathPara>
+    </w:p>
+    <w:p>
+      <w:pPr>
+        <w:rPr>
+          <w:iCs/>
+          <w:lang w:val="en-US"/>
+        </w:rPr>
+      </w:pPr>
+      <w:r>
+        <w:rPr>
+          <w:rFonts w:hint="eastAsia"/>
+          <w:iCs/>
+          <w:lang w:val="en-US"/>
+        </w:rPr>
+        <w:t>より、</w:t>
+      </w:r>
+    </w:p>
+    <w:p>
+      <w:pPr>
+        <w:rPr>
+          <w:rFonts w:hint="eastAsia"/>
+          <w:lang w:val="en-US"/>
+        </w:rPr>
+      </w:pPr>
+      <m:oMathPara>
+        <m:oMath>
+          <m:d>
+            <m:dPr>
+              <m:ctrlPr>
+                <w:rPr>
+                  <w:rFonts w:ascii="Cambria Math" w:hAnsi="Cambria Math"/>
+                  <w:i/>
+                  <w:lang w:val="en-US"/>
+                </w:rPr>
+              </m:ctrlPr>
+            </m:dPr>
+            <m:e>
+              <m:m>
+                <m:mPr>
+                  <m:mcs>
+                    <m:mc>
+                      <m:mcPr>
+                        <m:count m:val="2"/>
+                        <m:mcJc m:val="center"/>
+                      </m:mcPr>
+                    </m:mc>
+                  </m:mcs>
+                  <m:ctrlPr>
+                    <w:rPr>
+                      <w:rFonts w:ascii="Cambria Math" w:hAnsi="Cambria Math"/>
+                      <w:i/>
+                      <w:lang w:val="en-US"/>
+                    </w:rPr>
+                  </m:ctrlPr>
+                </m:mPr>
+                <m:mr>
+                  <m:e>
+                    <m:sSub>
+                      <m:sSubPr>
+                        <m:ctrlPr>
+                          <w:rPr>
+                            <w:rFonts w:ascii="Cambria Math" w:hAnsi="Cambria Math"/>
+                            <w:i/>
+                            <w:lang w:val="en-US"/>
+                          </w:rPr>
+                        </m:ctrlPr>
+                      </m:sSubPr>
+                      <m:e>
+                        <m:r>
+                          <w:rPr>
+                            <w:rFonts w:ascii="Cambria Math" w:hAnsi="Cambria Math"/>
+                            <w:lang w:val="en-US"/>
+                          </w:rPr>
+                          <m:t>T</m:t>
+                        </m:r>
+                      </m:e>
+                      <m:sub>
+                        <m:r>
+                          <w:rPr>
+                            <w:rFonts w:ascii="Cambria Math" w:hAnsi="Cambria Math"/>
+                            <w:lang w:val="en-US"/>
+                          </w:rPr>
+                          <m:t>x</m:t>
+                        </m:r>
+                      </m:sub>
+                    </m:sSub>
+                  </m:e>
+                  <m:e>
+                    <m:sSub>
+                      <m:sSubPr>
+                        <m:ctrlPr>
+                          <w:rPr>
+                            <w:rFonts w:ascii="Cambria Math" w:hAnsi="Cambria Math"/>
+                            <w:i/>
+                            <w:lang w:val="en-US"/>
+                          </w:rPr>
+                        </m:ctrlPr>
+                      </m:sSubPr>
+                      <m:e>
+                        <m:r>
+                          <w:rPr>
+                            <w:rFonts w:ascii="Cambria Math" w:hAnsi="Cambria Math"/>
+                            <w:lang w:val="en-US"/>
+                          </w:rPr>
+                          <m:t>T</m:t>
+                        </m:r>
+                      </m:e>
+                      <m:sub>
+                        <m:r>
+                          <w:rPr>
+                            <w:rFonts w:ascii="Cambria Math" w:hAnsi="Cambria Math"/>
+                            <w:lang w:val="en-US"/>
+                          </w:rPr>
+                          <m:t>y</m:t>
+                        </m:r>
+                      </m:sub>
+                    </m:sSub>
+                  </m:e>
+                </m:mr>
+              </m:m>
+            </m:e>
+          </m:d>
+          <m:r>
+            <w:rPr>
+              <w:rFonts w:ascii="Cambria Math" w:hAnsi="Cambria Math"/>
+              <w:lang w:val="en-US"/>
+            </w:rPr>
+            <m:t>=</m:t>
+          </m:r>
+          <m:sSub>
+            <m:sSubPr>
+              <m:ctrlPr>
+                <w:rPr>
+                  <w:rFonts w:ascii="Cambria Math" w:hAnsi="Cambria Math"/>
+                  <w:i/>
+                  <w:lang w:val="en-US"/>
+                </w:rPr>
+              </m:ctrlPr>
+            </m:sSubPr>
+            <m:e>
+              <m:r>
+                <w:rPr>
+                  <w:rFonts w:ascii="Cambria Math" w:hAnsi="Cambria Math"/>
+                  <w:lang w:val="en-US"/>
+                </w:rPr>
+                <m:t>D</m:t>
+              </m:r>
+            </m:e>
+            <m:sub>
+              <m:r>
+                <w:rPr>
+                  <w:rFonts w:ascii="Cambria Math" w:hAnsi="Cambria Math"/>
+                  <w:lang w:val="en-US"/>
+                </w:rPr>
+                <m:t>inv</m:t>
+              </m:r>
+            </m:sub>
+          </m:sSub>
+          <m:d>
+            <m:dPr>
+              <m:ctrlPr>
+                <w:rPr>
+                  <w:rFonts w:ascii="Cambria Math" w:hAnsi="Cambria Math"/>
+                  <w:i/>
+                  <w:lang w:val="en-US"/>
+                </w:rPr>
+              </m:ctrlPr>
+            </m:dPr>
+            <m:e>
+              <m:m>
+                <m:mPr>
+                  <m:mcs>
+                    <m:mc>
+                      <m:mcPr>
+                        <m:count m:val="2"/>
+                        <m:mcJc m:val="center"/>
+                      </m:mcPr>
+                    </m:mc>
+                  </m:mcs>
+                  <m:ctrlPr>
+                    <w:rPr>
+                      <w:rFonts w:ascii="Cambria Math" w:hAnsi="Cambria Math"/>
+                      <w:i/>
+                      <w:lang w:val="en-US"/>
+                    </w:rPr>
+                  </m:ctrlPr>
+                </m:mPr>
+                <m:mr>
+                  <m:e>
+                    <m:sSub>
+                      <m:sSubPr>
+                        <m:ctrlPr>
+                          <w:rPr>
+                            <w:rFonts w:ascii="Cambria Math" w:hAnsi="Cambria Math"/>
+                            <w:i/>
+                            <w:lang w:val="en-US"/>
+                          </w:rPr>
+                        </m:ctrlPr>
+                      </m:sSubPr>
+                      <m:e>
+                        <m:r>
+                          <w:rPr>
+                            <w:rFonts w:ascii="Cambria Math" w:hAnsi="Cambria Math"/>
+                            <w:lang w:val="en-US"/>
+                          </w:rPr>
+                          <m:t>H</m:t>
+                        </m:r>
+                      </m:e>
+                      <m:sub>
+                        <m:r>
+                          <w:rPr>
+                            <w:rFonts w:ascii="Cambria Math" w:hAnsi="Cambria Math"/>
+                            <w:lang w:val="en-US"/>
+                          </w:rPr>
+                          <m:t>z1</m:t>
+                        </m:r>
+                      </m:sub>
+                    </m:sSub>
+                  </m:e>
+                  <m:e>
+                    <m:sSub>
+                      <m:sSubPr>
+                        <m:ctrlPr>
+                          <w:rPr>
+                            <w:rFonts w:ascii="Cambria Math" w:hAnsi="Cambria Math"/>
+                            <w:i/>
+                            <w:lang w:val="en-US"/>
+                          </w:rPr>
+                        </m:ctrlPr>
+                      </m:sSubPr>
+                      <m:e>
+                        <m:r>
+                          <w:rPr>
+                            <w:rFonts w:ascii="Cambria Math" w:hAnsi="Cambria Math"/>
+                            <w:lang w:val="en-US"/>
+                          </w:rPr>
+                          <m:t>H</m:t>
+                        </m:r>
+                      </m:e>
+                      <m:sub>
+                        <m:r>
+                          <w:rPr>
+                            <w:rFonts w:ascii="Cambria Math" w:hAnsi="Cambria Math"/>
+                            <w:lang w:val="en-US"/>
+                          </w:rPr>
+                          <m:t>z2</m:t>
+                        </m:r>
+                      </m:sub>
+                    </m:sSub>
+                  </m:e>
+                </m:mr>
+              </m:m>
+            </m:e>
+          </m:d>
+          <m:d>
+            <m:dPr>
+              <m:ctrlPr>
+                <w:rPr>
+                  <w:rFonts w:ascii="Cambria Math" w:hAnsi="Cambria Math"/>
+                  <w:i/>
+                  <w:lang w:val="en-US"/>
+                </w:rPr>
+              </m:ctrlPr>
+            </m:dPr>
+            <m:e>
+              <m:m>
+                <m:mPr>
+                  <m:mcs>
+                    <m:mc>
+                      <m:mcPr>
+                        <m:count m:val="2"/>
+                        <m:mcJc m:val="center"/>
+                      </m:mcPr>
+                    </m:mc>
+                  </m:mcs>
+                  <m:ctrlPr>
+                    <w:rPr>
+                      <w:rFonts w:ascii="Cambria Math" w:hAnsi="Cambria Math"/>
+                      <w:i/>
+                      <w:lang w:val="en-US"/>
+                    </w:rPr>
+                  </m:ctrlPr>
+                </m:mPr>
+                <m:mr>
+                  <m:e>
+                    <m:sSub>
+                      <m:sSubPr>
+                        <m:ctrlPr>
+                          <w:rPr>
+                            <w:rFonts w:ascii="Cambria Math" w:hAnsi="Cambria Math"/>
+                            <w:i/>
+                            <w:lang w:val="en-US"/>
+                          </w:rPr>
+                        </m:ctrlPr>
+                      </m:sSubPr>
+                      <m:e>
+                        <m:r>
+                          <w:rPr>
+                            <w:rFonts w:ascii="Cambria Math" w:hAnsi="Cambria Math"/>
+                            <w:lang w:val="en-US"/>
+                          </w:rPr>
+                          <m:t>H</m:t>
+                        </m:r>
+                      </m:e>
+                      <m:sub>
+                        <m:r>
+                          <w:rPr>
+                            <w:rFonts w:ascii="Cambria Math" w:hAnsi="Cambria Math"/>
+                            <w:lang w:val="en-US"/>
+                          </w:rPr>
+                          <m:t>y2</m:t>
+                        </m:r>
+                      </m:sub>
+                    </m:sSub>
+                  </m:e>
+                  <m:e>
+                    <m:r>
+                      <w:rPr>
+                        <w:rFonts w:ascii="Cambria Math" w:hAnsi="Cambria Math"/>
+                        <w:lang w:val="en-US"/>
+                      </w:rPr>
+                      <m:t>-</m:t>
+                    </m:r>
+                    <m:sSub>
+                      <m:sSubPr>
+                        <m:ctrlPr>
+                          <w:rPr>
+                            <w:rFonts w:ascii="Cambria Math" w:hAnsi="Cambria Math"/>
+                            <w:i/>
+                            <w:lang w:val="en-US"/>
+                          </w:rPr>
+                        </m:ctrlPr>
+                      </m:sSubPr>
+                      <m:e>
+                        <m:r>
+                          <w:rPr>
+                            <w:rFonts w:ascii="Cambria Math" w:hAnsi="Cambria Math"/>
+                            <w:lang w:val="en-US"/>
+                          </w:rPr>
+                          <m:t>H</m:t>
+                        </m:r>
+                      </m:e>
+                      <m:sub>
+                        <m:r>
+                          <w:rPr>
+                            <w:rFonts w:ascii="Cambria Math" w:hAnsi="Cambria Math"/>
+                            <w:lang w:val="en-US"/>
+                          </w:rPr>
+                          <m:t>x2</m:t>
+                        </m:r>
+                      </m:sub>
+                    </m:sSub>
+                  </m:e>
+                </m:mr>
+                <m:mr>
+                  <m:e>
+                    <m:r>
+                      <w:rPr>
+                        <w:rFonts w:ascii="Cambria Math" w:hAnsi="Cambria Math"/>
+                        <w:lang w:val="en-US"/>
+                      </w:rPr>
+                      <m:t>-</m:t>
+                    </m:r>
+                    <m:sSub>
+                      <m:sSubPr>
+                        <m:ctrlPr>
+                          <w:rPr>
+                            <w:rFonts w:ascii="Cambria Math" w:hAnsi="Cambria Math"/>
+                            <w:i/>
+                            <w:lang w:val="en-US"/>
+                          </w:rPr>
+                        </m:ctrlPr>
+                      </m:sSubPr>
+                      <m:e>
+                        <m:r>
+                          <w:rPr>
+                            <w:rFonts w:ascii="Cambria Math" w:hAnsi="Cambria Math"/>
+                            <w:lang w:val="en-US"/>
+                          </w:rPr>
+                          <m:t>H</m:t>
+                        </m:r>
+                      </m:e>
+                      <m:sub>
+                        <m:r>
+                          <w:rPr>
+                            <w:rFonts w:ascii="Cambria Math" w:hAnsi="Cambria Math"/>
+                            <w:lang w:val="en-US"/>
+                          </w:rPr>
+                          <m:t>y1</m:t>
+                        </m:r>
+                      </m:sub>
+                    </m:sSub>
+                  </m:e>
+                  <m:e>
+                    <m:sSub>
+                      <m:sSubPr>
+                        <m:ctrlPr>
+                          <w:rPr>
+                            <w:rFonts w:ascii="Cambria Math" w:hAnsi="Cambria Math"/>
+                            <w:i/>
+                            <w:lang w:val="en-US"/>
+                          </w:rPr>
+                        </m:ctrlPr>
+                      </m:sSubPr>
+                      <m:e>
+                        <m:r>
+                          <w:rPr>
+                            <w:rFonts w:ascii="Cambria Math" w:hAnsi="Cambria Math"/>
+                            <w:lang w:val="en-US"/>
+                          </w:rPr>
+                          <m:t>H</m:t>
+                        </m:r>
+                      </m:e>
+                      <m:sub>
+                        <m:r>
+                          <w:rPr>
+                            <w:rFonts w:ascii="Cambria Math" w:hAnsi="Cambria Math"/>
+                            <w:lang w:val="en-US"/>
+                          </w:rPr>
+                          <m:t>x1</m:t>
+                        </m:r>
+                      </m:sub>
+                    </m:sSub>
+                  </m:e>
+                </m:mr>
+              </m:m>
+            </m:e>
+          </m:d>
+        </m:oMath>
+      </m:oMathPara>
+    </w:p>
+    <w:p>
+      <w:pPr>
+        <w:rPr>
+          <w:iCs/>
+          <w:vertAlign w:val="subscript"/>
+          <w:lang w:val="en-US"/>
+        </w:rPr>
+      </w:pPr>
+      <m:oMathPara>
+        <m:oMath>
+          <m:d>
+            <m:dPr>
+              <m:ctrlPr>
+                <w:rPr>
+                  <w:rFonts w:ascii="Cambria Math" w:hAnsi="Cambria Math"/>
+                  <w:i/>
+                  <w:iCs/>
+                  <w:vertAlign w:val="subscript"/>
+                  <w:lang w:val="en-US"/>
+                </w:rPr>
+              </m:ctrlPr>
+            </m:dPr>
+            <m:e>
+              <m:m>
+                <m:mPr>
+                  <m:mcs>
+                    <m:mc>
+                      <m:mcPr>
+                        <m:count m:val="1"/>
+                        <m:mcJc m:val="center"/>
+                      </m:mcPr>
+                    </m:mc>
+                  </m:mcs>
+                  <m:ctrlPr>
+                    <w:rPr>
+                      <w:rFonts w:ascii="Cambria Math" w:hAnsi="Cambria Math"/>
+                      <w:i/>
+                      <w:iCs/>
+                      <w:vertAlign w:val="subscript"/>
+                      <w:lang w:val="en-US"/>
+                    </w:rPr>
+                  </m:ctrlPr>
+                </m:mPr>
+                <m:mr>
+                  <m:e>
+                    <m:sSub>
+                      <m:sSubPr>
+                        <m:ctrlPr>
+                          <w:rPr>
+                            <w:rFonts w:ascii="Cambria Math" w:hAnsi="Cambria Math"/>
+                            <w:i/>
+                            <w:iCs/>
+                            <w:vertAlign w:val="subscript"/>
+                            <w:lang w:val="en-US"/>
+                          </w:rPr>
+                        </m:ctrlPr>
+                      </m:sSubPr>
+                      <m:e>
+                        <m:r>
+                          <w:rPr>
+                            <w:rFonts w:ascii="Cambria Math" w:hAnsi="Cambria Math"/>
+                            <w:vertAlign w:val="subscript"/>
+                            <w:lang w:val="en-US"/>
+                          </w:rPr>
+                          <m:t>T</m:t>
+                        </m:r>
+                      </m:e>
+                      <m:sub>
+                        <m:r>
+                          <w:rPr>
+                            <w:rFonts w:ascii="Cambria Math" w:hAnsi="Cambria Math"/>
+                            <w:vertAlign w:val="subscript"/>
+                            <w:lang w:val="en-US"/>
+                          </w:rPr>
+                          <m:t>x</m:t>
+                        </m:r>
+                      </m:sub>
+                    </m:sSub>
+                  </m:e>
+                </m:mr>
+                <m:mr>
+                  <m:e>
+                    <m:sSub>
+                      <m:sSubPr>
+                        <m:ctrlPr>
+                          <w:rPr>
+                            <w:rFonts w:ascii="Cambria Math" w:hAnsi="Cambria Math"/>
+                            <w:i/>
+                            <w:iCs/>
+                            <w:vertAlign w:val="subscript"/>
+                            <w:lang w:val="en-US"/>
+                          </w:rPr>
+                        </m:ctrlPr>
+                      </m:sSubPr>
+                      <m:e>
+                        <m:r>
+                          <w:rPr>
+                            <w:rFonts w:ascii="Cambria Math" w:hAnsi="Cambria Math"/>
+                            <w:vertAlign w:val="subscript"/>
+                            <w:lang w:val="en-US"/>
+                          </w:rPr>
+                          <m:t>T</m:t>
+                        </m:r>
+                      </m:e>
+                      <m:sub>
+                        <m:r>
+                          <w:rPr>
+                            <w:rFonts w:ascii="Cambria Math" w:hAnsi="Cambria Math"/>
+                            <w:vertAlign w:val="subscript"/>
+                            <w:lang w:val="en-US"/>
+                          </w:rPr>
+                          <m:t>y</m:t>
+                        </m:r>
+                      </m:sub>
+                    </m:sSub>
+                  </m:e>
+                </m:mr>
+              </m:m>
+            </m:e>
+          </m:d>
+          <m:r>
+            <w:rPr>
+              <w:rFonts w:ascii="Cambria Math" w:hAnsi="Cambria Math"/>
+              <w:vertAlign w:val="subscript"/>
+              <w:lang w:val="en-US"/>
+            </w:rPr>
+            <m:t>=</m:t>
+          </m:r>
+          <m:sSub>
+            <m:sSubPr>
+              <m:ctrlPr>
+                <w:rPr>
+                  <w:rFonts w:ascii="Cambria Math" w:hAnsi="Cambria Math"/>
+                  <w:i/>
+                  <w:iCs/>
+                  <w:vertAlign w:val="subscript"/>
+                  <w:lang w:val="en-US"/>
+                </w:rPr>
+              </m:ctrlPr>
+            </m:sSubPr>
+            <m:e>
+              <m:r>
+                <w:rPr>
+                  <w:rFonts w:ascii="Cambria Math" w:hAnsi="Cambria Math"/>
+                  <w:vertAlign w:val="subscript"/>
+                  <w:lang w:val="en-US"/>
+                </w:rPr>
+                <m:t>D</m:t>
+              </m:r>
+            </m:e>
+            <m:sub>
+              <m:r>
+                <w:rPr>
+                  <w:rFonts w:ascii="Cambria Math" w:hAnsi="Cambria Math"/>
+                  <w:vertAlign w:val="subscript"/>
+                  <w:lang w:val="en-US"/>
+                </w:rPr>
+                <m:t>inv</m:t>
+              </m:r>
+            </m:sub>
+          </m:sSub>
+          <m:d>
+            <m:dPr>
+              <m:ctrlPr>
+                <w:rPr>
+                  <w:rFonts w:ascii="Cambria Math" w:hAnsi="Cambria Math"/>
+                  <w:i/>
+                  <w:iCs/>
+                  <w:vertAlign w:val="subscript"/>
+                  <w:lang w:val="en-US"/>
+                </w:rPr>
+              </m:ctrlPr>
+            </m:dPr>
+            <m:e>
+              <m:m>
+                <m:mPr>
+                  <m:mcs>
+                    <m:mc>
+                      <m:mcPr>
+                        <m:count m:val="1"/>
+                        <m:mcJc m:val="center"/>
+                      </m:mcPr>
+                    </m:mc>
+                  </m:mcs>
+                  <m:ctrlPr>
+                    <w:rPr>
+                      <w:rFonts w:ascii="Cambria Math" w:hAnsi="Cambria Math"/>
+                      <w:i/>
+                      <w:iCs/>
+                      <w:vertAlign w:val="subscript"/>
+                      <w:lang w:val="en-US"/>
+                    </w:rPr>
+                  </m:ctrlPr>
+                </m:mPr>
+                <m:mr>
+                  <m:e>
+                    <m:sSub>
+                      <m:sSubPr>
+                        <m:ctrlPr>
+                          <w:rPr>
+                            <w:rFonts w:ascii="Cambria Math" w:hAnsi="Cambria Math"/>
+                            <w:i/>
+                            <w:lang w:val="en-US"/>
+                          </w:rPr>
+                        </m:ctrlPr>
+                      </m:sSubPr>
+                      <m:e>
+                        <m:r>
+                          <w:rPr>
+                            <w:rFonts w:ascii="Cambria Math" w:hAnsi="Cambria Math"/>
+                            <w:lang w:val="en-US"/>
+                          </w:rPr>
+                          <m:t>H</m:t>
+                        </m:r>
+                      </m:e>
+                      <m:sub>
+                        <m:r>
+                          <w:rPr>
+                            <w:rFonts w:ascii="Cambria Math" w:hAnsi="Cambria Math"/>
+                            <w:lang w:val="en-US"/>
+                          </w:rPr>
+                          <m:t>z1</m:t>
+                        </m:r>
+                      </m:sub>
+                    </m:sSub>
+                    <m:sSub>
+                      <m:sSubPr>
+                        <m:ctrlPr>
+                          <w:rPr>
+                            <w:rFonts w:ascii="Cambria Math" w:hAnsi="Cambria Math"/>
+                            <w:i/>
+                            <w:lang w:val="en-US"/>
+                          </w:rPr>
+                        </m:ctrlPr>
+                      </m:sSubPr>
+                      <m:e>
+                        <m:r>
+                          <w:rPr>
+                            <w:rFonts w:ascii="Cambria Math" w:hAnsi="Cambria Math"/>
+                            <w:lang w:val="en-US"/>
+                          </w:rPr>
+                          <m:t>H</m:t>
+                        </m:r>
+                      </m:e>
+                      <m:sub>
+                        <m:r>
+                          <w:rPr>
+                            <w:rFonts w:ascii="Cambria Math" w:hAnsi="Cambria Math"/>
+                            <w:lang w:val="en-US"/>
+                          </w:rPr>
+                          <m:t>y2</m:t>
+                        </m:r>
+                      </m:sub>
+                    </m:sSub>
+                    <m:r>
+                      <w:rPr>
+                        <w:rFonts w:ascii="Cambria Math" w:hAnsi="Cambria Math"/>
+                        <w:lang w:val="en-US"/>
+                      </w:rPr>
+                      <m:t>-</m:t>
+                    </m:r>
+                    <m:sSub>
+                      <m:sSubPr>
+                        <m:ctrlPr>
+                          <w:rPr>
+                            <w:rFonts w:ascii="Cambria Math" w:hAnsi="Cambria Math"/>
+                            <w:i/>
+                            <w:lang w:val="en-US"/>
+                          </w:rPr>
+                        </m:ctrlPr>
+                      </m:sSubPr>
+                      <m:e>
+                        <m:r>
+                          <w:rPr>
+                            <w:rFonts w:ascii="Cambria Math" w:hAnsi="Cambria Math"/>
+                            <w:lang w:val="en-US"/>
+                          </w:rPr>
+                          <m:t>H</m:t>
+                        </m:r>
+                      </m:e>
+                      <m:sub>
+                        <m:r>
+                          <w:rPr>
+                            <w:rFonts w:ascii="Cambria Math" w:hAnsi="Cambria Math"/>
+                            <w:lang w:val="en-US"/>
+                          </w:rPr>
+                          <m:t>z2</m:t>
+                        </m:r>
+                      </m:sub>
+                    </m:sSub>
+                    <m:sSub>
+                      <m:sSubPr>
+                        <m:ctrlPr>
+                          <w:rPr>
+                            <w:rFonts w:ascii="Cambria Math" w:hAnsi="Cambria Math"/>
+                            <w:i/>
+                            <w:lang w:val="en-US"/>
+                          </w:rPr>
+                        </m:ctrlPr>
+                      </m:sSubPr>
+                      <m:e>
+                        <m:r>
+                          <w:rPr>
+                            <w:rFonts w:ascii="Cambria Math" w:hAnsi="Cambria Math"/>
+                            <w:lang w:val="en-US"/>
+                          </w:rPr>
+                          <m:t>H</m:t>
+                        </m:r>
+                      </m:e>
+                      <m:sub>
+                        <m:r>
+                          <w:rPr>
+                            <w:rFonts w:ascii="Cambria Math" w:hAnsi="Cambria Math"/>
+                            <w:lang w:val="en-US"/>
+                          </w:rPr>
+                          <m:t>y1</m:t>
+                        </m:r>
+                      </m:sub>
+                    </m:sSub>
+                  </m:e>
+                </m:mr>
+                <m:mr>
+                  <m:e>
+                    <m:r>
+                      <w:rPr>
+                        <w:rFonts w:ascii="Cambria Math" w:hAnsi="Cambria Math"/>
+                        <w:vertAlign w:val="subscript"/>
+                        <w:lang w:val="en-US"/>
+                      </w:rPr>
+                      <m:t>-</m:t>
+                    </m:r>
+                    <m:sSub>
+                      <m:sSubPr>
+                        <m:ctrlPr>
+                          <w:rPr>
+                            <w:rFonts w:ascii="Cambria Math" w:hAnsi="Cambria Math"/>
+                            <w:i/>
+                            <w:lang w:val="en-US"/>
+                          </w:rPr>
+                        </m:ctrlPr>
+                      </m:sSubPr>
+                      <m:e>
+                        <m:r>
+                          <w:rPr>
+                            <w:rFonts w:ascii="Cambria Math" w:hAnsi="Cambria Math"/>
+                            <w:lang w:val="en-US"/>
+                          </w:rPr>
+                          <m:t>H</m:t>
+                        </m:r>
+                      </m:e>
+                      <m:sub>
+                        <m:r>
+                          <w:rPr>
+                            <w:rFonts w:ascii="Cambria Math" w:hAnsi="Cambria Math"/>
+                            <w:lang w:val="en-US"/>
+                          </w:rPr>
+                          <m:t>z1</m:t>
+                        </m:r>
+                      </m:sub>
+                    </m:sSub>
+                    <m:sSub>
+                      <m:sSubPr>
+                        <m:ctrlPr>
+                          <w:rPr>
+                            <w:rFonts w:ascii="Cambria Math" w:hAnsi="Cambria Math"/>
+                            <w:i/>
+                            <w:lang w:val="en-US"/>
+                          </w:rPr>
+                        </m:ctrlPr>
+                      </m:sSubPr>
+                      <m:e>
+                        <m:r>
+                          <w:rPr>
+                            <w:rFonts w:ascii="Cambria Math" w:hAnsi="Cambria Math"/>
+                            <w:lang w:val="en-US"/>
+                          </w:rPr>
+                          <m:t>H</m:t>
+                        </m:r>
+                      </m:e>
+                      <m:sub>
+                        <m:r>
+                          <w:rPr>
+                            <w:rFonts w:ascii="Cambria Math" w:hAnsi="Cambria Math"/>
+                            <w:lang w:val="en-US"/>
+                          </w:rPr>
+                          <m:t>x2</m:t>
+                        </m:r>
+                      </m:sub>
+                    </m:sSub>
+                    <m:r>
+                      <w:rPr>
+                        <w:rFonts w:ascii="Cambria Math" w:hAnsi="Cambria Math"/>
+                        <w:lang w:val="en-US"/>
+                      </w:rPr>
+                      <m:t>+</m:t>
+                    </m:r>
+                    <m:sSub>
+                      <m:sSubPr>
+                        <m:ctrlPr>
+                          <w:rPr>
+                            <w:rFonts w:ascii="Cambria Math" w:hAnsi="Cambria Math"/>
+                            <w:i/>
+                            <w:lang w:val="en-US"/>
+                          </w:rPr>
+                        </m:ctrlPr>
+                      </m:sSubPr>
+                      <m:e>
+                        <m:r>
+                          <w:rPr>
+                            <w:rFonts w:ascii="Cambria Math" w:hAnsi="Cambria Math"/>
+                            <w:lang w:val="en-US"/>
+                          </w:rPr>
+                          <m:t>H</m:t>
+                        </m:r>
+                      </m:e>
+                      <m:sub>
+                        <m:r>
+                          <w:rPr>
+                            <w:rFonts w:ascii="Cambria Math" w:hAnsi="Cambria Math"/>
+                            <w:lang w:val="en-US"/>
+                          </w:rPr>
+                          <m:t>z2</m:t>
+                        </m:r>
+                      </m:sub>
+                    </m:sSub>
+                    <m:sSub>
+                      <m:sSubPr>
+                        <m:ctrlPr>
+                          <w:rPr>
+                            <w:rFonts w:ascii="Cambria Math" w:hAnsi="Cambria Math"/>
+                            <w:i/>
+                            <w:lang w:val="en-US"/>
+                          </w:rPr>
+                        </m:ctrlPr>
+                      </m:sSubPr>
+                      <m:e>
+                        <m:r>
+                          <w:rPr>
+                            <w:rFonts w:ascii="Cambria Math" w:hAnsi="Cambria Math"/>
+                            <w:lang w:val="en-US"/>
+                          </w:rPr>
+                          <m:t>H</m:t>
+                        </m:r>
+                      </m:e>
+                      <m:sub>
+                        <m:r>
+                          <w:rPr>
+                            <w:rFonts w:ascii="Cambria Math" w:hAnsi="Cambria Math"/>
+                            <w:lang w:val="en-US"/>
+                          </w:rPr>
+                          <m:t>x1</m:t>
+                        </m:r>
+                      </m:sub>
+                    </m:sSub>
+                  </m:e>
+                </m:mr>
+              </m:m>
+            </m:e>
+          </m:d>
+        </m:oMath>
+      </m:oMathPara>
+    </w:p>
+    <w:p>
+      <w:pPr>
+        <w:rPr>
+          <w:iCs/>
+          <w:lang w:val="en-US"/>
+        </w:rPr>
+      </w:pPr>
+      <w:r>
+        <w:rPr>
+          <w:rFonts w:hint="eastAsia"/>
+          <w:iCs/>
+          <w:lang w:val="en-US"/>
+        </w:rPr>
+        <w:t>となる。</w:t>
+      </w:r>
+      <w:r>
+        <w:rPr>
+          <w:rFonts w:hint="eastAsia"/>
+          <w:iCs/>
+          <w:lang w:val="en-US"/>
+        </w:rPr>
+        <w:t>ここで、</w:t>
+      </w:r>
+    </w:p>
+    <w:p>
+      <w:pPr>
+        <w:rPr>
+          <w:color w:val="000000" w:themeColor="text1"/>
+          <w:lang w:val="en-US"/>
+        </w:rPr>
+      </w:pPr>
+      <m:oMathPara>
+        <m:oMath>
+          <m:f>
+            <m:fPr>
+              <m:ctrlPr>
+                <w:rPr>
+                  <w:rFonts w:ascii="Cambria Math" w:hAnsi="Cambria Math"/>
+                  <w:i/>
+                  <w:lang w:val="en-US"/>
+                </w:rPr>
+              </m:ctrlPr>
+            </m:fPr>
+            <m:num>
+              <m:r>
+                <w:rPr>
+                  <w:rFonts w:ascii="Cambria Math" w:hAnsi="Cambria Math"/>
+                  <w:lang w:val="en-US"/>
+                </w:rPr>
+                <m:t>∂</m:t>
+              </m:r>
+            </m:num>
+            <m:den>
+              <m:r>
+                <w:rPr>
+                  <w:rFonts w:ascii="Cambria Math" w:hAnsi="Cambria Math"/>
+                  <w:lang w:val="en-US"/>
+                </w:rPr>
+                <m:t>∂</m:t>
+              </m:r>
+              <m:sSub>
+                <m:sSubPr>
+                  <m:ctrlPr>
+                    <w:rPr>
+                      <w:rFonts w:ascii="Cambria Math" w:hAnsi="Cambria Math"/>
+                      <w:i/>
+                      <w:lang w:val="en-US"/>
+                    </w:rPr>
+                  </m:ctrlPr>
+                </m:sSubPr>
+                <m:e>
+                  <m:r>
+                    <w:rPr>
+                      <w:rFonts w:ascii="Cambria Math" w:hAnsi="Cambria Math"/>
+                      <w:lang w:val="en-US"/>
+                    </w:rPr>
+                    <m:t>m</m:t>
+                  </m:r>
+                </m:e>
+                <m:sub>
+                  <m:r>
+                    <w:rPr>
+                      <w:rFonts w:ascii="Cambria Math" w:hAnsi="Cambria Math"/>
+                      <w:lang w:val="en-US"/>
+                    </w:rPr>
+                    <m:t>k</m:t>
+                  </m:r>
+                </m:sub>
+              </m:sSub>
+            </m:den>
+          </m:f>
+          <m:sSub>
+            <m:sSubPr>
+              <m:ctrlPr>
+                <w:rPr>
+                  <w:rFonts w:ascii="Cambria Math" w:hAnsi="Cambria Math"/>
+                  <w:i/>
+                  <w:color w:val="000000" w:themeColor="text1"/>
+                  <w:lang w:val="en-US"/>
+                </w:rPr>
+              </m:ctrlPr>
+            </m:sSubPr>
+            <m:e>
+              <m:r>
+                <w:rPr>
+                  <w:rFonts w:ascii="Cambria Math" w:hAnsi="Cambria Math"/>
+                  <w:color w:val="000000" w:themeColor="text1"/>
+                  <w:lang w:val="en-US"/>
+                </w:rPr>
+                <m:t>D</m:t>
+              </m:r>
+            </m:e>
+            <m:sub>
+              <m:r>
+                <w:rPr>
+                  <w:rFonts w:ascii="Cambria Math" w:hAnsi="Cambria Math"/>
+                  <w:color w:val="000000" w:themeColor="text1"/>
+                  <w:lang w:val="en-US"/>
+                </w:rPr>
+                <m:t>inv</m:t>
+              </m:r>
+            </m:sub>
+          </m:sSub>
+          <m:r>
+            <w:rPr>
+              <w:rFonts w:ascii="Cambria Math" w:hAnsi="Cambria Math"/>
+              <w:color w:val="000000" w:themeColor="text1"/>
+              <w:lang w:val="en-US"/>
+            </w:rPr>
+            <m:t>=-</m:t>
+          </m:r>
+          <m:sSubSup>
+            <m:sSubSupPr>
+              <m:ctrlPr>
+                <w:rPr>
+                  <w:rFonts w:ascii="Cambria Math" w:hAnsi="Cambria Math"/>
+                  <w:i/>
+                  <w:color w:val="000000" w:themeColor="text1"/>
+                  <w:lang w:val="en-US"/>
+                </w:rPr>
+              </m:ctrlPr>
+            </m:sSubSupPr>
+            <m:e>
+              <m:r>
+                <w:rPr>
+                  <w:rFonts w:ascii="Cambria Math" w:hAnsi="Cambria Math"/>
+                  <w:color w:val="000000" w:themeColor="text1"/>
+                  <w:lang w:val="en-US"/>
+                </w:rPr>
+                <m:t>D</m:t>
+              </m:r>
+            </m:e>
+            <m:sub>
+              <m:r>
+                <w:rPr>
+                  <w:rFonts w:ascii="Cambria Math" w:hAnsi="Cambria Math"/>
+                  <w:color w:val="000000" w:themeColor="text1"/>
+                  <w:lang w:val="en-US"/>
+                </w:rPr>
+                <m:t>inv</m:t>
+              </m:r>
+            </m:sub>
+            <m:sup>
+              <m:r>
+                <w:rPr>
+                  <w:rFonts w:ascii="Cambria Math" w:hAnsi="Cambria Math"/>
+                  <w:color w:val="000000" w:themeColor="text1"/>
+                  <w:lang w:val="en-US"/>
+                </w:rPr>
+                <m:t>2</m:t>
+              </m:r>
+            </m:sup>
+          </m:sSubSup>
+          <m:d>
+            <m:dPr>
+              <m:ctrlPr>
+                <w:rPr>
+                  <w:rFonts w:ascii="Cambria Math" w:hAnsi="Cambria Math"/>
+                  <w:i/>
+                  <w:color w:val="000000" w:themeColor="text1"/>
+                  <w:lang w:val="en-US"/>
+                </w:rPr>
+              </m:ctrlPr>
+            </m:dPr>
+            <m:e>
+              <m:f>
+                <m:fPr>
+                  <m:ctrlPr>
+                    <w:rPr>
+                      <w:rFonts w:ascii="Cambria Math" w:hAnsi="Cambria Math"/>
+                      <w:i/>
+                      <w:color w:val="000000" w:themeColor="text1"/>
+                      <w:lang w:val="en-US"/>
+                    </w:rPr>
+                  </m:ctrlPr>
+                </m:fPr>
+                <m:num>
+                  <m:r>
+                    <w:rPr>
+                      <w:rFonts w:ascii="Cambria Math" w:hAnsi="Cambria Math"/>
+                      <w:color w:val="000000" w:themeColor="text1"/>
+                      <w:lang w:val="en-US"/>
+                    </w:rPr>
+                    <m:t>∂</m:t>
+                  </m:r>
+                  <m:sSub>
+                    <m:sSubPr>
+                      <m:ctrlPr>
+                        <w:rPr>
+                          <w:rFonts w:ascii="Cambria Math" w:hAnsi="Cambria Math"/>
+                          <w:i/>
+                          <w:color w:val="000000" w:themeColor="text1"/>
+                          <w:lang w:val="en-US"/>
+                        </w:rPr>
+                      </m:ctrlPr>
+                    </m:sSubPr>
+                    <m:e>
+                      <m:r>
+                        <w:rPr>
+                          <w:rFonts w:ascii="Cambria Math" w:hAnsi="Cambria Math"/>
+                          <w:color w:val="000000" w:themeColor="text1"/>
+                          <w:lang w:val="en-US"/>
+                        </w:rPr>
+                        <m:t>H</m:t>
+                      </m:r>
+                    </m:e>
+                    <m:sub>
+                      <m:r>
+                        <w:rPr>
+                          <w:rFonts w:ascii="Cambria Math" w:hAnsi="Cambria Math"/>
+                          <w:color w:val="000000" w:themeColor="text1"/>
+                          <w:lang w:val="en-US"/>
+                        </w:rPr>
+                        <m:t>x1</m:t>
+                      </m:r>
+                    </m:sub>
+                  </m:sSub>
+                </m:num>
+                <m:den>
+                  <m:r>
+                    <w:rPr>
+                      <w:rFonts w:ascii="Cambria Math" w:hAnsi="Cambria Math"/>
+                      <w:color w:val="000000" w:themeColor="text1"/>
+                      <w:lang w:val="en-US"/>
+                    </w:rPr>
+                    <m:t>∂</m:t>
+                  </m:r>
+                  <m:sSub>
+                    <m:sSubPr>
+                      <m:ctrlPr>
+                        <w:rPr>
+                          <w:rFonts w:ascii="Cambria Math" w:hAnsi="Cambria Math"/>
+                          <w:i/>
+                          <w:color w:val="000000" w:themeColor="text1"/>
+                          <w:lang w:val="en-US"/>
+                        </w:rPr>
+                      </m:ctrlPr>
+                    </m:sSubPr>
+                    <m:e>
+                      <m:r>
+                        <w:rPr>
+                          <w:rFonts w:ascii="Cambria Math" w:hAnsi="Cambria Math"/>
+                          <w:color w:val="000000" w:themeColor="text1"/>
+                          <w:lang w:val="en-US"/>
+                        </w:rPr>
+                        <m:t>m</m:t>
+                      </m:r>
+                    </m:e>
+                    <m:sub>
+                      <m:r>
+                        <w:rPr>
+                          <w:rFonts w:ascii="Cambria Math" w:hAnsi="Cambria Math"/>
+                          <w:color w:val="000000" w:themeColor="text1"/>
+                          <w:lang w:val="en-US"/>
+                        </w:rPr>
+                        <m:t>k</m:t>
+                      </m:r>
+                    </m:sub>
+                  </m:sSub>
+                </m:den>
+              </m:f>
+              <m:sSub>
+                <m:sSubPr>
+                  <m:ctrlPr>
+                    <w:rPr>
+                      <w:rFonts w:ascii="Cambria Math" w:hAnsi="Cambria Math"/>
+                      <w:i/>
+                      <w:color w:val="000000" w:themeColor="text1"/>
+                      <w:lang w:val="en-US"/>
+                    </w:rPr>
+                  </m:ctrlPr>
+                </m:sSubPr>
+                <m:e>
+                  <m:r>
+                    <w:rPr>
+                      <w:rFonts w:ascii="Cambria Math" w:hAnsi="Cambria Math"/>
+                      <w:color w:val="000000" w:themeColor="text1"/>
+                      <w:lang w:val="en-US"/>
+                    </w:rPr>
+                    <m:t>H</m:t>
+                  </m:r>
+                </m:e>
+                <m:sub>
+                  <m:r>
+                    <w:rPr>
+                      <w:rFonts w:ascii="Cambria Math" w:hAnsi="Cambria Math"/>
+                      <w:color w:val="000000" w:themeColor="text1"/>
+                      <w:lang w:val="en-US"/>
+                    </w:rPr>
+                    <m:t>y2</m:t>
+                  </m:r>
+                </m:sub>
+              </m:sSub>
+              <m:r>
+                <w:rPr>
+                  <w:rFonts w:ascii="Cambria Math" w:hAnsi="Cambria Math"/>
+                  <w:color w:val="000000" w:themeColor="text1"/>
+                  <w:lang w:val="en-US"/>
+                </w:rPr>
+                <m:t>+</m:t>
+              </m:r>
+              <m:sSub>
+                <m:sSubPr>
+                  <m:ctrlPr>
+                    <w:rPr>
+                      <w:rFonts w:ascii="Cambria Math" w:hAnsi="Cambria Math"/>
+                      <w:i/>
+                      <w:color w:val="000000" w:themeColor="text1"/>
+                      <w:lang w:val="en-US"/>
+                    </w:rPr>
+                  </m:ctrlPr>
+                </m:sSubPr>
+                <m:e>
+                  <m:r>
+                    <w:rPr>
+                      <w:rFonts w:ascii="Cambria Math" w:hAnsi="Cambria Math"/>
+                      <w:color w:val="000000" w:themeColor="text1"/>
+                      <w:lang w:val="en-US"/>
+                    </w:rPr>
+                    <m:t>H</m:t>
+                  </m:r>
+                </m:e>
+                <m:sub>
+                  <m:r>
+                    <w:rPr>
+                      <w:rFonts w:ascii="Cambria Math" w:hAnsi="Cambria Math"/>
+                      <w:color w:val="000000" w:themeColor="text1"/>
+                      <w:lang w:val="en-US"/>
+                    </w:rPr>
+                    <m:t>x1</m:t>
+                  </m:r>
+                </m:sub>
+              </m:sSub>
+              <m:f>
+                <m:fPr>
+                  <m:ctrlPr>
+                    <w:rPr>
+                      <w:rFonts w:ascii="Cambria Math" w:hAnsi="Cambria Math"/>
+                      <w:i/>
+                      <w:color w:val="000000" w:themeColor="text1"/>
+                      <w:lang w:val="en-US"/>
+                    </w:rPr>
+                  </m:ctrlPr>
+                </m:fPr>
+                <m:num>
+                  <m:r>
+                    <w:rPr>
+                      <w:rFonts w:ascii="Cambria Math" w:hAnsi="Cambria Math"/>
+                      <w:color w:val="000000" w:themeColor="text1"/>
+                      <w:lang w:val="en-US"/>
+                    </w:rPr>
+                    <m:t>∂</m:t>
+                  </m:r>
+                  <m:sSub>
+                    <m:sSubPr>
+                      <m:ctrlPr>
+                        <w:rPr>
+                          <w:rFonts w:ascii="Cambria Math" w:hAnsi="Cambria Math"/>
+                          <w:i/>
+                          <w:color w:val="000000" w:themeColor="text1"/>
+                          <w:lang w:val="en-US"/>
+                        </w:rPr>
+                      </m:ctrlPr>
+                    </m:sSubPr>
+                    <m:e>
+                      <m:r>
+                        <w:rPr>
+                          <w:rFonts w:ascii="Cambria Math" w:hAnsi="Cambria Math"/>
+                          <w:color w:val="000000" w:themeColor="text1"/>
+                          <w:lang w:val="en-US"/>
+                        </w:rPr>
+                        <m:t>H</m:t>
+                      </m:r>
+                    </m:e>
+                    <m:sub>
+                      <m:r>
+                        <w:rPr>
+                          <w:rFonts w:ascii="Cambria Math" w:hAnsi="Cambria Math"/>
+                          <w:color w:val="000000" w:themeColor="text1"/>
+                          <w:lang w:val="en-US"/>
+                        </w:rPr>
+                        <m:t>y2</m:t>
+                      </m:r>
+                    </m:sub>
+                  </m:sSub>
+                </m:num>
+                <m:den>
+                  <m:r>
+                    <w:rPr>
+                      <w:rFonts w:ascii="Cambria Math" w:hAnsi="Cambria Math"/>
+                      <w:color w:val="000000" w:themeColor="text1"/>
+                      <w:lang w:val="en-US"/>
+                    </w:rPr>
+                    <m:t>∂</m:t>
+                  </m:r>
+                  <m:sSub>
+                    <m:sSubPr>
+                      <m:ctrlPr>
+                        <w:rPr>
+                          <w:rFonts w:ascii="Cambria Math" w:hAnsi="Cambria Math"/>
+                          <w:i/>
+                          <w:color w:val="000000" w:themeColor="text1"/>
+                          <w:lang w:val="en-US"/>
+                        </w:rPr>
+                      </m:ctrlPr>
+                    </m:sSubPr>
+                    <m:e>
+                      <m:r>
+                        <w:rPr>
+                          <w:rFonts w:ascii="Cambria Math" w:hAnsi="Cambria Math"/>
+                          <w:color w:val="000000" w:themeColor="text1"/>
+                          <w:lang w:val="en-US"/>
+                        </w:rPr>
+                        <m:t>m</m:t>
+                      </m:r>
+                    </m:e>
+                    <m:sub>
+                      <m:r>
+                        <w:rPr>
+                          <w:rFonts w:ascii="Cambria Math" w:hAnsi="Cambria Math"/>
+                          <w:color w:val="000000" w:themeColor="text1"/>
+                          <w:lang w:val="en-US"/>
+                        </w:rPr>
+                        <m:t>k</m:t>
+                      </m:r>
+                    </m:sub>
+                  </m:sSub>
+                </m:den>
+              </m:f>
+              <m:r>
+                <w:rPr>
+                  <w:rFonts w:ascii="Cambria Math" w:hAnsi="Cambria Math"/>
+                  <w:color w:val="000000" w:themeColor="text1"/>
+                  <w:lang w:val="en-US"/>
+                </w:rPr>
+                <m:t>-</m:t>
+              </m:r>
+              <m:f>
+                <m:fPr>
+                  <m:ctrlPr>
+                    <w:rPr>
+                      <w:rFonts w:ascii="Cambria Math" w:hAnsi="Cambria Math"/>
+                      <w:i/>
+                      <w:color w:val="000000" w:themeColor="text1"/>
+                      <w:lang w:val="en-US"/>
+                    </w:rPr>
+                  </m:ctrlPr>
+                </m:fPr>
+                <m:num>
+                  <m:r>
+                    <w:rPr>
+                      <w:rFonts w:ascii="Cambria Math" w:hAnsi="Cambria Math"/>
+                      <w:color w:val="000000" w:themeColor="text1"/>
+                      <w:lang w:val="en-US"/>
+                    </w:rPr>
+                    <m:t>∂</m:t>
+                  </m:r>
+                  <m:sSub>
+                    <m:sSubPr>
+                      <m:ctrlPr>
+                        <w:rPr>
+                          <w:rFonts w:ascii="Cambria Math" w:hAnsi="Cambria Math"/>
+                          <w:i/>
+                          <w:color w:val="000000" w:themeColor="text1"/>
+                          <w:lang w:val="en-US"/>
+                        </w:rPr>
+                      </m:ctrlPr>
+                    </m:sSubPr>
+                    <m:e>
+                      <m:r>
+                        <w:rPr>
+                          <w:rFonts w:ascii="Cambria Math" w:hAnsi="Cambria Math"/>
+                          <w:color w:val="000000" w:themeColor="text1"/>
+                          <w:lang w:val="en-US"/>
+                        </w:rPr>
+                        <m:t>H</m:t>
+                      </m:r>
+                    </m:e>
+                    <m:sub>
+                      <m:r>
+                        <w:rPr>
+                          <w:rFonts w:ascii="Cambria Math" w:hAnsi="Cambria Math"/>
+                          <w:color w:val="000000" w:themeColor="text1"/>
+                          <w:lang w:val="en-US"/>
+                        </w:rPr>
+                        <m:t>x2</m:t>
+                      </m:r>
+                    </m:sub>
+                  </m:sSub>
+                </m:num>
+                <m:den>
+                  <m:r>
+                    <w:rPr>
+                      <w:rFonts w:ascii="Cambria Math" w:hAnsi="Cambria Math"/>
+                      <w:color w:val="000000" w:themeColor="text1"/>
+                      <w:lang w:val="en-US"/>
+                    </w:rPr>
+                    <m:t>∂</m:t>
+                  </m:r>
+                  <m:sSub>
+                    <m:sSubPr>
+                      <m:ctrlPr>
+                        <w:rPr>
+                          <w:rFonts w:ascii="Cambria Math" w:hAnsi="Cambria Math"/>
+                          <w:i/>
+                          <w:color w:val="000000" w:themeColor="text1"/>
+                          <w:lang w:val="en-US"/>
+                        </w:rPr>
+                      </m:ctrlPr>
+                    </m:sSubPr>
+                    <m:e>
+                      <m:r>
+                        <w:rPr>
+                          <w:rFonts w:ascii="Cambria Math" w:hAnsi="Cambria Math"/>
+                          <w:color w:val="000000" w:themeColor="text1"/>
+                          <w:lang w:val="en-US"/>
+                        </w:rPr>
+                        <m:t>m</m:t>
+                      </m:r>
+                    </m:e>
+                    <m:sub>
+                      <m:r>
+                        <w:rPr>
+                          <w:rFonts w:ascii="Cambria Math" w:hAnsi="Cambria Math"/>
+                          <w:color w:val="000000" w:themeColor="text1"/>
+                          <w:lang w:val="en-US"/>
+                        </w:rPr>
+                        <m:t>k</m:t>
+                      </m:r>
+                    </m:sub>
+                  </m:sSub>
+                </m:den>
+              </m:f>
+              <m:sSub>
+                <m:sSubPr>
+                  <m:ctrlPr>
+                    <w:rPr>
+                      <w:rFonts w:ascii="Cambria Math" w:hAnsi="Cambria Math"/>
+                      <w:i/>
+                      <w:color w:val="000000" w:themeColor="text1"/>
+                      <w:lang w:val="en-US"/>
+                    </w:rPr>
+                  </m:ctrlPr>
+                </m:sSubPr>
+                <m:e>
+                  <m:r>
+                    <w:rPr>
+                      <w:rFonts w:ascii="Cambria Math" w:hAnsi="Cambria Math"/>
+                      <w:color w:val="000000" w:themeColor="text1"/>
+                      <w:lang w:val="en-US"/>
+                    </w:rPr>
+                    <m:t>H</m:t>
+                  </m:r>
+                </m:e>
+                <m:sub>
+                  <m:r>
+                    <w:rPr>
+                      <w:rFonts w:ascii="Cambria Math" w:hAnsi="Cambria Math"/>
+                      <w:color w:val="000000" w:themeColor="text1"/>
+                      <w:lang w:val="en-US"/>
+                    </w:rPr>
+                    <m:t>y1</m:t>
+                  </m:r>
+                </m:sub>
+              </m:sSub>
+              <m:r>
+                <w:rPr>
+                  <w:rFonts w:ascii="Cambria Math" w:hAnsi="Cambria Math"/>
+                  <w:color w:val="000000" w:themeColor="text1"/>
+                  <w:lang w:val="en-US"/>
+                </w:rPr>
+                <m:t>-</m:t>
+              </m:r>
+              <m:sSub>
+                <m:sSubPr>
+                  <m:ctrlPr>
+                    <w:rPr>
+                      <w:rFonts w:ascii="Cambria Math" w:hAnsi="Cambria Math"/>
+                      <w:i/>
+                      <w:color w:val="000000" w:themeColor="text1"/>
+                      <w:lang w:val="en-US"/>
+                    </w:rPr>
+                  </m:ctrlPr>
+                </m:sSubPr>
+                <m:e>
+                  <m:r>
+                    <w:rPr>
+                      <w:rFonts w:ascii="Cambria Math" w:hAnsi="Cambria Math"/>
+                      <w:color w:val="000000" w:themeColor="text1"/>
+                      <w:lang w:val="en-US"/>
+                    </w:rPr>
+                    <m:t>H</m:t>
+                  </m:r>
+                </m:e>
+                <m:sub>
+                  <m:r>
+                    <w:rPr>
+                      <w:rFonts w:ascii="Cambria Math" w:hAnsi="Cambria Math"/>
+                      <w:color w:val="000000" w:themeColor="text1"/>
+                      <w:lang w:val="en-US"/>
+                    </w:rPr>
+                    <m:t>x2</m:t>
+                  </m:r>
+                </m:sub>
+              </m:sSub>
+              <m:f>
+                <m:fPr>
+                  <m:ctrlPr>
+                    <w:rPr>
+                      <w:rFonts w:ascii="Cambria Math" w:hAnsi="Cambria Math"/>
+                      <w:i/>
+                      <w:color w:val="000000" w:themeColor="text1"/>
+                      <w:lang w:val="en-US"/>
+                    </w:rPr>
+                  </m:ctrlPr>
+                </m:fPr>
+                <m:num>
+                  <m:r>
+                    <w:rPr>
+                      <w:rFonts w:ascii="Cambria Math" w:hAnsi="Cambria Math"/>
+                      <w:color w:val="000000" w:themeColor="text1"/>
+                      <w:lang w:val="en-US"/>
+                    </w:rPr>
+                    <m:t>∂</m:t>
+                  </m:r>
+                  <m:sSub>
+                    <m:sSubPr>
+                      <m:ctrlPr>
+                        <w:rPr>
+                          <w:rFonts w:ascii="Cambria Math" w:hAnsi="Cambria Math"/>
+                          <w:i/>
+                          <w:color w:val="000000" w:themeColor="text1"/>
+                          <w:lang w:val="en-US"/>
+                        </w:rPr>
+                      </m:ctrlPr>
+                    </m:sSubPr>
+                    <m:e>
+                      <m:r>
+                        <w:rPr>
+                          <w:rFonts w:ascii="Cambria Math" w:hAnsi="Cambria Math"/>
+                          <w:color w:val="000000" w:themeColor="text1"/>
+                          <w:lang w:val="en-US"/>
+                        </w:rPr>
+                        <m:t>H</m:t>
+                      </m:r>
+                    </m:e>
+                    <m:sub>
+                      <m:r>
+                        <w:rPr>
+                          <w:rFonts w:ascii="Cambria Math" w:hAnsi="Cambria Math"/>
+                          <w:color w:val="000000" w:themeColor="text1"/>
+                          <w:lang w:val="en-US"/>
+                        </w:rPr>
+                        <m:t>y1</m:t>
+                      </m:r>
+                    </m:sub>
+                  </m:sSub>
+                </m:num>
+                <m:den>
+                  <m:r>
+                    <w:rPr>
+                      <w:rFonts w:ascii="Cambria Math" w:hAnsi="Cambria Math"/>
+                      <w:color w:val="000000" w:themeColor="text1"/>
+                      <w:lang w:val="en-US"/>
+                    </w:rPr>
+                    <m:t>∂</m:t>
+                  </m:r>
+                  <m:sSub>
+                    <m:sSubPr>
+                      <m:ctrlPr>
+                        <w:rPr>
+                          <w:rFonts w:ascii="Cambria Math" w:hAnsi="Cambria Math"/>
+                          <w:i/>
+                          <w:color w:val="000000" w:themeColor="text1"/>
+                          <w:lang w:val="en-US"/>
+                        </w:rPr>
+                      </m:ctrlPr>
+                    </m:sSubPr>
+                    <m:e>
+                      <m:r>
+                        <w:rPr>
+                          <w:rFonts w:ascii="Cambria Math" w:hAnsi="Cambria Math"/>
+                          <w:color w:val="000000" w:themeColor="text1"/>
+                          <w:lang w:val="en-US"/>
+                        </w:rPr>
+                        <m:t>m</m:t>
+                      </m:r>
+                    </m:e>
+                    <m:sub>
+                      <m:r>
+                        <w:rPr>
+                          <w:rFonts w:ascii="Cambria Math" w:hAnsi="Cambria Math"/>
+                          <w:color w:val="000000" w:themeColor="text1"/>
+                          <w:lang w:val="en-US"/>
+                        </w:rPr>
+                        <m:t>k</m:t>
+                      </m:r>
+                    </m:sub>
+                  </m:sSub>
+                </m:den>
+              </m:f>
+            </m:e>
+          </m:d>
+          <m:r>
+            <w:rPr>
+              <w:rFonts w:ascii="Cambria Math" w:hAnsi="Cambria Math"/>
+              <w:color w:val="000000" w:themeColor="text1"/>
+              <w:lang w:val="en-US"/>
+            </w:rPr>
+            <m:t>⋅⋅⋅(0)</m:t>
+          </m:r>
+        </m:oMath>
+      </m:oMathPara>
+    </w:p>
+    <w:p>
+      <w:pPr>
+        <w:rPr>
+          <w:lang w:val="en-US"/>
+        </w:rPr>
+      </w:pPr>
+      <m:oMathPara>
+        <m:oMath>
+          <m:f>
+            <m:fPr>
+              <m:ctrlPr>
+                <w:rPr>
+                  <w:rFonts w:ascii="Cambria Math" w:hAnsi="Cambria Math"/>
+                  <w:i/>
+                  <w:lang w:val="en-US"/>
+                </w:rPr>
+              </m:ctrlPr>
+            </m:fPr>
+            <m:num>
+              <m:r>
+                <w:rPr>
+                  <w:rFonts w:ascii="Cambria Math" w:hAnsi="Cambria Math"/>
+                  <w:lang w:val="en-US"/>
+                </w:rPr>
+                <m:t>∂</m:t>
+              </m:r>
+            </m:num>
+            <m:den>
+              <m:r>
+                <w:rPr>
+                  <w:rFonts w:ascii="Cambria Math" w:hAnsi="Cambria Math"/>
+                  <w:lang w:val="en-US"/>
+                </w:rPr>
+                <m:t>∂</m:t>
+              </m:r>
+              <m:sSub>
+                <m:sSubPr>
+                  <m:ctrlPr>
+                    <w:rPr>
+                      <w:rFonts w:ascii="Cambria Math" w:hAnsi="Cambria Math"/>
+                      <w:i/>
+                      <w:lang w:val="en-US"/>
+                    </w:rPr>
+                  </m:ctrlPr>
+                </m:sSubPr>
+                <m:e>
+                  <m:r>
+                    <w:rPr>
+                      <w:rFonts w:ascii="Cambria Math" w:hAnsi="Cambria Math"/>
+                      <w:lang w:val="en-US"/>
+                    </w:rPr>
+                    <m:t>m</m:t>
+                  </m:r>
+                </m:e>
+                <m:sub>
+                  <m:r>
+                    <w:rPr>
+                      <w:rFonts w:ascii="Cambria Math" w:hAnsi="Cambria Math"/>
+                      <w:lang w:val="en-US"/>
+                    </w:rPr>
+                    <m:t>k</m:t>
+                  </m:r>
+                </m:sub>
+              </m:sSub>
+            </m:den>
+          </m:f>
+          <m:d>
+            <m:dPr>
+              <m:ctrlPr>
+                <w:rPr>
+                  <w:rFonts w:ascii="Cambria Math" w:hAnsi="Cambria Math"/>
+                  <w:i/>
+                  <w:lang w:val="en-US"/>
+                </w:rPr>
+              </m:ctrlPr>
+            </m:dPr>
+            <m:e>
+              <m:sSub>
+                <m:sSubPr>
+                  <m:ctrlPr>
+                    <w:rPr>
+                      <w:rFonts w:ascii="Cambria Math" w:hAnsi="Cambria Math"/>
+                      <w:i/>
+                      <w:color w:val="FF0000"/>
+                      <w:lang w:val="en-US"/>
+                    </w:rPr>
+                  </m:ctrlPr>
+                </m:sSubPr>
+                <m:e>
+                  <m:r>
+                    <w:rPr>
+                      <w:rFonts w:ascii="Cambria Math" w:hAnsi="Cambria Math"/>
+                      <w:color w:val="FF0000"/>
+                      <w:lang w:val="en-US"/>
+                    </w:rPr>
+                    <m:t>H</m:t>
+                  </m:r>
+                </m:e>
+                <m:sub>
+                  <m:r>
+                    <w:rPr>
+                      <w:rFonts w:ascii="Cambria Math" w:hAnsi="Cambria Math"/>
+                      <w:color w:val="FF0000"/>
+                      <w:lang w:val="en-US"/>
+                    </w:rPr>
+                    <m:t>z1</m:t>
+                  </m:r>
+                </m:sub>
+              </m:sSub>
+              <m:sSub>
+                <m:sSubPr>
+                  <m:ctrlPr>
+                    <w:rPr>
+                      <w:rFonts w:ascii="Cambria Math" w:hAnsi="Cambria Math"/>
+                      <w:i/>
+                      <w:color w:val="FF0000"/>
+                      <w:lang w:val="en-US"/>
+                    </w:rPr>
+                  </m:ctrlPr>
+                </m:sSubPr>
+                <m:e>
+                  <m:r>
+                    <w:rPr>
+                      <w:rFonts w:ascii="Cambria Math" w:hAnsi="Cambria Math"/>
+                      <w:color w:val="FF0000"/>
+                      <w:lang w:val="en-US"/>
+                    </w:rPr>
+                    <m:t>H</m:t>
+                  </m:r>
+                </m:e>
+                <m:sub>
+                  <m:r>
+                    <w:rPr>
+                      <w:rFonts w:ascii="Cambria Math" w:hAnsi="Cambria Math"/>
+                      <w:color w:val="FF0000"/>
+                      <w:lang w:val="en-US"/>
+                    </w:rPr>
+                    <m:t>y2</m:t>
+                  </m:r>
+                </m:sub>
+              </m:sSub>
+              <m:r>
+                <w:rPr>
+                  <w:rFonts w:ascii="Cambria Math" w:hAnsi="Cambria Math"/>
+                  <w:color w:val="FF0000"/>
+                  <w:lang w:val="en-US"/>
+                </w:rPr>
+                <m:t>-</m:t>
+              </m:r>
+              <m:sSub>
+                <m:sSubPr>
+                  <m:ctrlPr>
+                    <w:rPr>
+                      <w:rFonts w:ascii="Cambria Math" w:hAnsi="Cambria Math"/>
+                      <w:i/>
+                      <w:color w:val="FF0000"/>
+                      <w:lang w:val="en-US"/>
+                    </w:rPr>
+                  </m:ctrlPr>
+                </m:sSubPr>
+                <m:e>
+                  <m:r>
+                    <w:rPr>
+                      <w:rFonts w:ascii="Cambria Math" w:hAnsi="Cambria Math"/>
+                      <w:color w:val="FF0000"/>
+                      <w:lang w:val="en-US"/>
+                    </w:rPr>
+                    <m:t>H</m:t>
+                  </m:r>
+                </m:e>
+                <m:sub>
+                  <m:r>
+                    <w:rPr>
+                      <w:rFonts w:ascii="Cambria Math" w:hAnsi="Cambria Math"/>
+                      <w:color w:val="FF0000"/>
+                      <w:lang w:val="en-US"/>
+                    </w:rPr>
+                    <m:t>z2</m:t>
+                  </m:r>
+                </m:sub>
+              </m:sSub>
+              <m:sSub>
+                <m:sSubPr>
+                  <m:ctrlPr>
+                    <w:rPr>
+                      <w:rFonts w:ascii="Cambria Math" w:hAnsi="Cambria Math"/>
+                      <w:i/>
+                      <w:color w:val="FF0000"/>
+                      <w:lang w:val="en-US"/>
+                    </w:rPr>
+                  </m:ctrlPr>
+                </m:sSubPr>
+                <m:e>
+                  <m:r>
+                    <w:rPr>
+                      <w:rFonts w:ascii="Cambria Math" w:hAnsi="Cambria Math"/>
+                      <w:color w:val="FF0000"/>
+                      <w:lang w:val="en-US"/>
+                    </w:rPr>
+                    <m:t>H</m:t>
+                  </m:r>
+                </m:e>
+                <m:sub>
+                  <m:r>
+                    <w:rPr>
+                      <w:rFonts w:ascii="Cambria Math" w:hAnsi="Cambria Math"/>
+                      <w:color w:val="FF0000"/>
+                      <w:lang w:val="en-US"/>
+                    </w:rPr>
+                    <m:t>y1</m:t>
+                  </m:r>
+                </m:sub>
+              </m:sSub>
+            </m:e>
+          </m:d>
+          <m:r>
+            <w:rPr>
+              <w:rFonts w:ascii="Cambria Math" w:hAnsi="Cambria Math"/>
+              <w:lang w:val="en-US"/>
+            </w:rPr>
+            <m:t>=</m:t>
+          </m:r>
+          <m:f>
+            <m:fPr>
+              <m:ctrlPr>
+                <w:rPr>
+                  <w:rFonts w:ascii="Cambria Math" w:hAnsi="Cambria Math"/>
+                  <w:i/>
+                  <w:lang w:val="en-US"/>
+                </w:rPr>
+              </m:ctrlPr>
+            </m:fPr>
+            <m:num>
+              <m:r>
+                <w:rPr>
+                  <w:rFonts w:ascii="Cambria Math" w:hAnsi="Cambria Math"/>
+                  <w:lang w:val="en-US"/>
+                </w:rPr>
+                <m:t>∂</m:t>
+              </m:r>
+              <m:sSub>
+                <m:sSubPr>
+                  <m:ctrlPr>
+                    <w:rPr>
+                      <w:rFonts w:ascii="Cambria Math" w:hAnsi="Cambria Math"/>
+                      <w:i/>
+                      <w:color w:val="FF0000"/>
+                      <w:lang w:val="en-US"/>
+                    </w:rPr>
+                  </m:ctrlPr>
+                </m:sSubPr>
+                <m:e>
+                  <m:r>
+                    <w:rPr>
+                      <w:rFonts w:ascii="Cambria Math" w:hAnsi="Cambria Math"/>
+                      <w:color w:val="FF0000"/>
+                      <w:lang w:val="en-US"/>
+                    </w:rPr>
+                    <m:t>H</m:t>
+                  </m:r>
+                </m:e>
+                <m:sub>
+                  <m:r>
+                    <w:rPr>
+                      <w:rFonts w:ascii="Cambria Math" w:hAnsi="Cambria Math"/>
+                      <w:color w:val="FF0000"/>
+                      <w:lang w:val="en-US"/>
+                    </w:rPr>
+                    <m:t>z1</m:t>
+                  </m:r>
+                </m:sub>
+              </m:sSub>
+            </m:num>
+            <m:den>
+              <m:r>
+                <w:rPr>
+                  <w:rFonts w:ascii="Cambria Math" w:hAnsi="Cambria Math"/>
+                  <w:lang w:val="en-US"/>
+                </w:rPr>
+                <m:t>∂</m:t>
+              </m:r>
+              <m:sSub>
+                <m:sSubPr>
+                  <m:ctrlPr>
+                    <w:rPr>
+                      <w:rFonts w:ascii="Cambria Math" w:hAnsi="Cambria Math"/>
+                      <w:i/>
+                      <w:lang w:val="en-US"/>
+                    </w:rPr>
+                  </m:ctrlPr>
+                </m:sSubPr>
+                <m:e>
+                  <m:r>
+                    <w:rPr>
+                      <w:rFonts w:ascii="Cambria Math" w:hAnsi="Cambria Math"/>
+                      <w:lang w:val="en-US"/>
+                    </w:rPr>
+                    <m:t>m</m:t>
+                  </m:r>
+                </m:e>
+                <m:sub>
+                  <m:r>
+                    <w:rPr>
+                      <w:rFonts w:ascii="Cambria Math" w:hAnsi="Cambria Math"/>
+                      <w:lang w:val="en-US"/>
+                    </w:rPr>
+                    <m:t>k</m:t>
+                  </m:r>
+                </m:sub>
+              </m:sSub>
+            </m:den>
+          </m:f>
+          <m:sSub>
+            <m:sSubPr>
+              <m:ctrlPr>
+                <w:rPr>
+                  <w:rFonts w:ascii="Cambria Math" w:hAnsi="Cambria Math"/>
+                  <w:i/>
+                  <w:lang w:val="en-US"/>
+                </w:rPr>
+              </m:ctrlPr>
+            </m:sSubPr>
+            <m:e>
+              <m:r>
+                <w:rPr>
+                  <w:rFonts w:ascii="Cambria Math" w:hAnsi="Cambria Math"/>
+                  <w:lang w:val="en-US"/>
+                </w:rPr>
+                <m:t>H</m:t>
+              </m:r>
+            </m:e>
+            <m:sub>
+              <m:r>
+                <w:rPr>
+                  <w:rFonts w:ascii="Cambria Math" w:hAnsi="Cambria Math"/>
+                  <w:lang w:val="en-US"/>
+                </w:rPr>
+                <m:t>y2</m:t>
+              </m:r>
+            </m:sub>
+          </m:sSub>
+          <m:r>
+            <w:rPr>
+              <w:rFonts w:ascii="Cambria Math" w:hAnsi="Cambria Math"/>
+              <w:lang w:val="en-US"/>
+            </w:rPr>
+            <m:t>+</m:t>
+          </m:r>
+          <m:sSub>
+            <m:sSubPr>
+              <m:ctrlPr>
+                <w:rPr>
+                  <w:rFonts w:ascii="Cambria Math" w:hAnsi="Cambria Math"/>
+                  <w:i/>
+                  <w:color w:val="FF0000"/>
+                  <w:lang w:val="en-US"/>
+                </w:rPr>
+              </m:ctrlPr>
+            </m:sSubPr>
+            <m:e>
+              <m:r>
+                <w:rPr>
+                  <w:rFonts w:ascii="Cambria Math" w:hAnsi="Cambria Math"/>
+                  <w:color w:val="FF0000"/>
+                  <w:lang w:val="en-US"/>
+                </w:rPr>
+                <m:t>H</m:t>
+              </m:r>
+            </m:e>
+            <m:sub>
+              <m:r>
+                <w:rPr>
+                  <w:rFonts w:ascii="Cambria Math" w:hAnsi="Cambria Math"/>
+                  <w:color w:val="FF0000"/>
+                  <w:lang w:val="en-US"/>
+                </w:rPr>
+                <m:t>z1</m:t>
+              </m:r>
+            </m:sub>
+          </m:sSub>
+          <m:f>
+            <m:fPr>
+              <m:ctrlPr>
+                <w:rPr>
+                  <w:rFonts w:ascii="Cambria Math" w:hAnsi="Cambria Math"/>
+                  <w:i/>
+                  <w:lang w:val="en-US"/>
+                </w:rPr>
+              </m:ctrlPr>
+            </m:fPr>
+            <m:num>
+              <m:r>
+                <w:rPr>
+                  <w:rFonts w:ascii="Cambria Math" w:hAnsi="Cambria Math"/>
+                  <w:lang w:val="en-US"/>
+                </w:rPr>
+                <m:t>∂</m:t>
+              </m:r>
+              <m:sSub>
+                <m:sSubPr>
+                  <m:ctrlPr>
+                    <w:rPr>
+                      <w:rFonts w:ascii="Cambria Math" w:hAnsi="Cambria Math"/>
+                      <w:i/>
+                      <w:lang w:val="en-US"/>
+                    </w:rPr>
+                  </m:ctrlPr>
+                </m:sSubPr>
+                <m:e>
+                  <m:r>
+                    <w:rPr>
+                      <w:rFonts w:ascii="Cambria Math" w:hAnsi="Cambria Math"/>
+                      <w:lang w:val="en-US"/>
+                    </w:rPr>
+                    <m:t>H</m:t>
+                  </m:r>
+                </m:e>
+                <m:sub>
+                  <m:r>
+                    <w:rPr>
+                      <w:rFonts w:ascii="Cambria Math" w:hAnsi="Cambria Math"/>
+                      <w:lang w:val="en-US"/>
+                    </w:rPr>
+                    <m:t>y2</m:t>
+                  </m:r>
+                </m:sub>
+              </m:sSub>
+            </m:num>
+            <m:den>
+              <m:r>
+                <w:rPr>
+                  <w:rFonts w:ascii="Cambria Math" w:hAnsi="Cambria Math"/>
+                  <w:lang w:val="en-US"/>
+                </w:rPr>
+                <m:t>∂</m:t>
+              </m:r>
+              <m:sSub>
+                <m:sSubPr>
+                  <m:ctrlPr>
+                    <w:rPr>
+                      <w:rFonts w:ascii="Cambria Math" w:hAnsi="Cambria Math"/>
+                      <w:i/>
+                      <w:lang w:val="en-US"/>
+                    </w:rPr>
+                  </m:ctrlPr>
+                </m:sSubPr>
+                <m:e>
+                  <m:r>
+                    <w:rPr>
+                      <w:rFonts w:ascii="Cambria Math" w:hAnsi="Cambria Math"/>
+                      <w:lang w:val="en-US"/>
+                    </w:rPr>
+                    <m:t>m</m:t>
+                  </m:r>
+                </m:e>
+                <m:sub>
+                  <m:r>
+                    <w:rPr>
+                      <w:rFonts w:ascii="Cambria Math" w:hAnsi="Cambria Math"/>
+                      <w:lang w:val="en-US"/>
+                    </w:rPr>
+                    <m:t>k</m:t>
+                  </m:r>
+                </m:sub>
+              </m:sSub>
+            </m:den>
+          </m:f>
+          <m:r>
+            <w:rPr>
+              <w:rFonts w:ascii="Cambria Math" w:hAnsi="Cambria Math"/>
+              <w:lang w:val="en-US"/>
+            </w:rPr>
+            <m:t>-</m:t>
+          </m:r>
+          <m:f>
+            <m:fPr>
+              <m:ctrlPr>
+                <w:rPr>
+                  <w:rFonts w:ascii="Cambria Math" w:hAnsi="Cambria Math"/>
+                  <w:i/>
+                  <w:lang w:val="en-US"/>
+                </w:rPr>
+              </m:ctrlPr>
+            </m:fPr>
+            <m:num>
+              <m:r>
+                <w:rPr>
+                  <w:rFonts w:ascii="Cambria Math" w:hAnsi="Cambria Math"/>
+                  <w:lang w:val="en-US"/>
+                </w:rPr>
+                <m:t>∂</m:t>
+              </m:r>
+              <m:sSub>
+                <m:sSubPr>
+                  <m:ctrlPr>
+                    <w:rPr>
+                      <w:rFonts w:ascii="Cambria Math" w:hAnsi="Cambria Math"/>
+                      <w:i/>
+                      <w:color w:val="FF0000"/>
+                      <w:lang w:val="en-US"/>
+                    </w:rPr>
+                  </m:ctrlPr>
+                </m:sSubPr>
+                <m:e>
+                  <m:r>
+                    <w:rPr>
+                      <w:rFonts w:ascii="Cambria Math" w:hAnsi="Cambria Math"/>
+                      <w:color w:val="FF0000"/>
+                      <w:lang w:val="en-US"/>
+                    </w:rPr>
+                    <m:t>H</m:t>
+                  </m:r>
+                </m:e>
+                <m:sub>
+                  <m:r>
+                    <w:rPr>
+                      <w:rFonts w:ascii="Cambria Math" w:hAnsi="Cambria Math"/>
+                      <w:color w:val="FF0000"/>
+                      <w:lang w:val="en-US"/>
+                    </w:rPr>
+                    <m:t>z2</m:t>
+                  </m:r>
+                </m:sub>
+              </m:sSub>
+            </m:num>
+            <m:den>
+              <m:r>
+                <w:rPr>
+                  <w:rFonts w:ascii="Cambria Math" w:hAnsi="Cambria Math"/>
+                  <w:lang w:val="en-US"/>
+                </w:rPr>
+                <m:t>∂</m:t>
+              </m:r>
+              <m:sSub>
+                <m:sSubPr>
+                  <m:ctrlPr>
+                    <w:rPr>
+                      <w:rFonts w:ascii="Cambria Math" w:hAnsi="Cambria Math"/>
+                      <w:i/>
+                      <w:lang w:val="en-US"/>
+                    </w:rPr>
+                  </m:ctrlPr>
+                </m:sSubPr>
+                <m:e>
+                  <m:r>
+                    <w:rPr>
+                      <w:rFonts w:ascii="Cambria Math" w:hAnsi="Cambria Math"/>
+                      <w:lang w:val="en-US"/>
+                    </w:rPr>
+                    <m:t>m</m:t>
+                  </m:r>
+                </m:e>
+                <m:sub>
+                  <m:r>
+                    <w:rPr>
+                      <w:rFonts w:ascii="Cambria Math" w:hAnsi="Cambria Math"/>
+                      <w:lang w:val="en-US"/>
+                    </w:rPr>
+                    <m:t>k</m:t>
+                  </m:r>
+                </m:sub>
+              </m:sSub>
+            </m:den>
+          </m:f>
+          <m:sSub>
+            <m:sSubPr>
+              <m:ctrlPr>
+                <w:rPr>
+                  <w:rFonts w:ascii="Cambria Math" w:hAnsi="Cambria Math"/>
+                  <w:i/>
+                  <w:lang w:val="en-US"/>
+                </w:rPr>
+              </m:ctrlPr>
+            </m:sSubPr>
+            <m:e>
+              <m:r>
+                <w:rPr>
+                  <w:rFonts w:ascii="Cambria Math" w:hAnsi="Cambria Math"/>
+                  <w:lang w:val="en-US"/>
+                </w:rPr>
+                <m:t>H</m:t>
+              </m:r>
+            </m:e>
+            <m:sub>
+              <m:r>
+                <w:rPr>
+                  <w:rFonts w:ascii="Cambria Math" w:hAnsi="Cambria Math"/>
+                  <w:lang w:val="en-US"/>
+                </w:rPr>
+                <m:t>y1</m:t>
+              </m:r>
+            </m:sub>
+          </m:sSub>
+          <m:r>
+            <w:rPr>
+              <w:rFonts w:ascii="Cambria Math" w:hAnsi="Cambria Math"/>
+              <w:lang w:val="en-US"/>
+            </w:rPr>
+            <m:t>-</m:t>
+          </m:r>
+          <m:sSub>
+            <m:sSubPr>
+              <m:ctrlPr>
+                <w:rPr>
+                  <w:rFonts w:ascii="Cambria Math" w:hAnsi="Cambria Math"/>
+                  <w:i/>
+                  <w:color w:val="FF0000"/>
+                  <w:lang w:val="en-US"/>
+                </w:rPr>
+              </m:ctrlPr>
+            </m:sSubPr>
+            <m:e>
+              <m:r>
+                <w:rPr>
+                  <w:rFonts w:ascii="Cambria Math" w:hAnsi="Cambria Math"/>
+                  <w:color w:val="FF0000"/>
+                  <w:lang w:val="en-US"/>
+                </w:rPr>
+                <m:t>H</m:t>
+              </m:r>
+            </m:e>
+            <m:sub>
+              <m:r>
+                <w:rPr>
+                  <w:rFonts w:ascii="Cambria Math" w:hAnsi="Cambria Math"/>
+                  <w:color w:val="FF0000"/>
+                  <w:lang w:val="en-US"/>
+                </w:rPr>
+                <m:t>z2</m:t>
+              </m:r>
+            </m:sub>
+          </m:sSub>
+          <m:f>
+            <m:fPr>
+              <m:ctrlPr>
+                <w:rPr>
+                  <w:rFonts w:ascii="Cambria Math" w:hAnsi="Cambria Math"/>
+                  <w:i/>
+                  <w:lang w:val="en-US"/>
+                </w:rPr>
+              </m:ctrlPr>
+            </m:fPr>
+            <m:num>
+              <m:r>
+                <w:rPr>
+                  <w:rFonts w:ascii="Cambria Math" w:hAnsi="Cambria Math"/>
+                  <w:lang w:val="en-US"/>
+                </w:rPr>
+                <m:t>∂</m:t>
+              </m:r>
+              <m:sSub>
+                <m:sSubPr>
+                  <m:ctrlPr>
+                    <w:rPr>
+                      <w:rFonts w:ascii="Cambria Math" w:hAnsi="Cambria Math"/>
+                      <w:i/>
+                      <w:lang w:val="en-US"/>
+                    </w:rPr>
+                  </m:ctrlPr>
+                </m:sSubPr>
+                <m:e>
+                  <m:r>
+                    <w:rPr>
+                      <w:rFonts w:ascii="Cambria Math" w:hAnsi="Cambria Math"/>
+                      <w:lang w:val="en-US"/>
+                    </w:rPr>
+                    <m:t>H</m:t>
+                  </m:r>
+                </m:e>
+                <m:sub>
+                  <m:r>
+                    <w:rPr>
+                      <w:rFonts w:ascii="Cambria Math" w:hAnsi="Cambria Math"/>
+                      <w:lang w:val="en-US"/>
+                    </w:rPr>
+                    <m:t>y1</m:t>
+                  </m:r>
+                </m:sub>
+              </m:sSub>
+            </m:num>
+            <m:den>
+              <m:r>
+                <w:rPr>
+                  <w:rFonts w:ascii="Cambria Math" w:hAnsi="Cambria Math"/>
+                  <w:lang w:val="en-US"/>
+                </w:rPr>
+                <m:t>∂</m:t>
+              </m:r>
+              <m:sSub>
+                <m:sSubPr>
+                  <m:ctrlPr>
+                    <w:rPr>
+                      <w:rFonts w:ascii="Cambria Math" w:hAnsi="Cambria Math"/>
+                      <w:i/>
+                      <w:lang w:val="en-US"/>
+                    </w:rPr>
+                  </m:ctrlPr>
+                </m:sSubPr>
+                <m:e>
+                  <m:r>
+                    <w:rPr>
+                      <w:rFonts w:ascii="Cambria Math" w:hAnsi="Cambria Math"/>
+                      <w:lang w:val="en-US"/>
+                    </w:rPr>
+                    <m:t>m</m:t>
+                  </m:r>
+                </m:e>
+                <m:sub>
+                  <m:r>
+                    <w:rPr>
+                      <w:rFonts w:ascii="Cambria Math" w:hAnsi="Cambria Math"/>
+                      <w:lang w:val="en-US"/>
+                    </w:rPr>
+                    <m:t>k</m:t>
+                  </m:r>
+                </m:sub>
+              </m:sSub>
+            </m:den>
+          </m:f>
+        </m:oMath>
+      </m:oMathPara>
+    </w:p>
+    <w:p>
+      <w:pPr>
+        <w:rPr>
+          <w:lang w:val="en-US"/>
+        </w:rPr>
+      </w:pPr>
+      <m:oMathPara>
+        <m:oMath>
+          <m:f>
+            <m:fPr>
+              <m:ctrlPr>
+                <w:rPr>
+                  <w:rFonts w:ascii="Cambria Math" w:hAnsi="Cambria Math"/>
+                  <w:i/>
+                  <w:lang w:val="en-US"/>
+                </w:rPr>
+              </m:ctrlPr>
+            </m:fPr>
+            <m:num>
+              <m:r>
+                <w:rPr>
+                  <w:rFonts w:ascii="Cambria Math" w:hAnsi="Cambria Math"/>
+                  <w:lang w:val="en-US"/>
+                </w:rPr>
+                <m:t>∂</m:t>
+              </m:r>
+            </m:num>
+            <m:den>
+              <m:r>
+                <w:rPr>
+                  <w:rFonts w:ascii="Cambria Math" w:hAnsi="Cambria Math"/>
+                  <w:lang w:val="en-US"/>
+                </w:rPr>
+                <m:t>∂</m:t>
+              </m:r>
+              <m:sSub>
+                <m:sSubPr>
+                  <m:ctrlPr>
+                    <w:rPr>
+                      <w:rFonts w:ascii="Cambria Math" w:hAnsi="Cambria Math"/>
+                      <w:i/>
+                      <w:lang w:val="en-US"/>
+                    </w:rPr>
+                  </m:ctrlPr>
+                </m:sSubPr>
+                <m:e>
+                  <m:r>
+                    <w:rPr>
+                      <w:rFonts w:ascii="Cambria Math" w:hAnsi="Cambria Math"/>
+                      <w:lang w:val="en-US"/>
+                    </w:rPr>
+                    <m:t>m</m:t>
+                  </m:r>
+                </m:e>
+                <m:sub>
+                  <m:r>
+                    <w:rPr>
+                      <w:rFonts w:ascii="Cambria Math" w:hAnsi="Cambria Math"/>
+                      <w:lang w:val="en-US"/>
+                    </w:rPr>
+                    <m:t>k</m:t>
+                  </m:r>
+                </m:sub>
+              </m:sSub>
+            </m:den>
+          </m:f>
+          <m:d>
+            <m:dPr>
+              <m:ctrlPr>
+                <w:rPr>
+                  <w:rFonts w:ascii="Cambria Math" w:hAnsi="Cambria Math"/>
+                  <w:i/>
+                  <w:lang w:val="en-US"/>
+                </w:rPr>
+              </m:ctrlPr>
+            </m:dPr>
+            <m:e>
+              <m:r>
+                <w:rPr>
+                  <w:rFonts w:ascii="Cambria Math" w:hAnsi="Cambria Math"/>
+                  <w:lang w:val="en-US"/>
+                </w:rPr>
+                <m:t>-</m:t>
+              </m:r>
+              <m:sSub>
+                <m:sSubPr>
+                  <m:ctrlPr>
+                    <w:rPr>
+                      <w:rFonts w:ascii="Cambria Math" w:hAnsi="Cambria Math"/>
+                      <w:i/>
+                      <w:color w:val="FF0000"/>
+                      <w:lang w:val="en-US"/>
+                    </w:rPr>
+                  </m:ctrlPr>
+                </m:sSubPr>
+                <m:e>
+                  <m:r>
+                    <w:rPr>
+                      <w:rFonts w:ascii="Cambria Math" w:hAnsi="Cambria Math"/>
+                      <w:color w:val="FF0000"/>
+                      <w:lang w:val="en-US"/>
+                    </w:rPr>
+                    <m:t>H</m:t>
+                  </m:r>
+                  <m:ctrlPr>
+                    <w:rPr>
+                      <w:rFonts w:ascii="Cambria Math" w:hAnsi="Cambria Math"/>
+                      <w:i/>
+                      <w:lang w:val="en-US"/>
+                    </w:rPr>
+                  </m:ctrlPr>
+                </m:e>
+                <m:sub>
+                  <m:r>
+                    <w:rPr>
+                      <w:rFonts w:ascii="Cambria Math" w:hAnsi="Cambria Math"/>
+                      <w:color w:val="FF0000"/>
+                      <w:lang w:val="en-US"/>
+                    </w:rPr>
+                    <m:t>z1</m:t>
+                  </m:r>
+                </m:sub>
+              </m:sSub>
+              <m:sSub>
+                <m:sSubPr>
+                  <m:ctrlPr>
+                    <w:rPr>
+                      <w:rFonts w:ascii="Cambria Math" w:hAnsi="Cambria Math"/>
+                      <w:i/>
+                      <w:color w:val="FF0000"/>
+                      <w:lang w:val="en-US"/>
+                    </w:rPr>
+                  </m:ctrlPr>
+                </m:sSubPr>
+                <m:e>
+                  <m:r>
+                    <w:rPr>
+                      <w:rFonts w:ascii="Cambria Math" w:hAnsi="Cambria Math"/>
+                      <w:color w:val="FF0000"/>
+                      <w:lang w:val="en-US"/>
+                    </w:rPr>
+                    <m:t>H</m:t>
+                  </m:r>
+                </m:e>
+                <m:sub>
+                  <m:r>
+                    <w:rPr>
+                      <w:rFonts w:ascii="Cambria Math" w:hAnsi="Cambria Math"/>
+                      <w:color w:val="FF0000"/>
+                      <w:lang w:val="en-US"/>
+                    </w:rPr>
+                    <m:t>x2</m:t>
+                  </m:r>
+                </m:sub>
+              </m:sSub>
+              <m:r>
+                <w:rPr>
+                  <w:rFonts w:ascii="Cambria Math" w:hAnsi="Cambria Math"/>
+                  <w:color w:val="FF0000"/>
+                  <w:lang w:val="en-US"/>
+                </w:rPr>
+                <m:t>+</m:t>
+              </m:r>
+              <m:sSub>
+                <m:sSubPr>
+                  <m:ctrlPr>
+                    <w:rPr>
+                      <w:rFonts w:ascii="Cambria Math" w:hAnsi="Cambria Math"/>
+                      <w:i/>
+                      <w:color w:val="EE0000"/>
+                      <w:lang w:val="en-US"/>
+                    </w:rPr>
+                  </m:ctrlPr>
+                </m:sSubPr>
+                <m:e>
+                  <m:r>
+                    <w:rPr>
+                      <w:rFonts w:ascii="Cambria Math" w:hAnsi="Cambria Math"/>
+                      <w:color w:val="EE0000"/>
+                      <w:lang w:val="en-US"/>
+                    </w:rPr>
+                    <m:t>H</m:t>
+                  </m:r>
+                </m:e>
+                <m:sub>
+                  <m:r>
+                    <w:rPr>
+                      <w:rFonts w:ascii="Cambria Math" w:hAnsi="Cambria Math"/>
+                      <w:color w:val="EE0000"/>
+                      <w:lang w:val="en-US"/>
+                    </w:rPr>
+                    <m:t>z2</m:t>
+                  </m:r>
+                </m:sub>
+              </m:sSub>
+              <m:sSub>
+                <m:sSubPr>
+                  <m:ctrlPr>
+                    <w:rPr>
+                      <w:rFonts w:ascii="Cambria Math" w:hAnsi="Cambria Math"/>
+                      <w:i/>
+                      <w:color w:val="FF0000"/>
+                      <w:lang w:val="en-US"/>
+                    </w:rPr>
+                  </m:ctrlPr>
+                </m:sSubPr>
+                <m:e>
+                  <m:r>
+                    <w:rPr>
+                      <w:rFonts w:ascii="Cambria Math" w:hAnsi="Cambria Math"/>
+                      <w:color w:val="FF0000"/>
+                      <w:lang w:val="en-US"/>
+                    </w:rPr>
+                    <m:t>H</m:t>
+                  </m:r>
+                </m:e>
+                <m:sub>
+                  <m:r>
+                    <w:rPr>
+                      <w:rFonts w:ascii="Cambria Math" w:hAnsi="Cambria Math"/>
+                      <w:color w:val="FF0000"/>
+                      <w:lang w:val="en-US"/>
+                    </w:rPr>
+                    <m:t>x1</m:t>
+                  </m:r>
+                </m:sub>
+              </m:sSub>
+            </m:e>
+          </m:d>
+          <m:r>
+            <w:rPr>
+              <w:rFonts w:ascii="Cambria Math" w:hAnsi="Cambria Math"/>
+              <w:lang w:val="en-US"/>
+            </w:rPr>
+            <m:t>=-</m:t>
+          </m:r>
+          <m:f>
+            <m:fPr>
+              <m:ctrlPr>
+                <w:rPr>
+                  <w:rFonts w:ascii="Cambria Math" w:hAnsi="Cambria Math"/>
+                  <w:i/>
+                  <w:lang w:val="en-US"/>
+                </w:rPr>
+              </m:ctrlPr>
+            </m:fPr>
+            <m:num>
+              <m:r>
+                <w:rPr>
+                  <w:rFonts w:ascii="Cambria Math" w:hAnsi="Cambria Math"/>
+                  <w:lang w:val="en-US"/>
+                </w:rPr>
+                <m:t>∂</m:t>
+              </m:r>
+              <m:sSub>
+                <m:sSubPr>
+                  <m:ctrlPr>
+                    <w:rPr>
+                      <w:rFonts w:ascii="Cambria Math" w:hAnsi="Cambria Math"/>
+                      <w:i/>
+                      <w:color w:val="EE0000"/>
+                      <w:lang w:val="en-US"/>
+                    </w:rPr>
+                  </m:ctrlPr>
+                </m:sSubPr>
+                <m:e>
+                  <m:r>
+                    <w:rPr>
+                      <w:rFonts w:ascii="Cambria Math" w:hAnsi="Cambria Math"/>
+                      <w:color w:val="EE0000"/>
+                      <w:lang w:val="en-US"/>
+                    </w:rPr>
+                    <m:t>H</m:t>
+                  </m:r>
+                </m:e>
+                <m:sub>
+                  <m:r>
+                    <w:rPr>
+                      <w:rFonts w:ascii="Cambria Math" w:hAnsi="Cambria Math"/>
+                      <w:color w:val="EE0000"/>
+                      <w:lang w:val="en-US"/>
+                    </w:rPr>
+                    <m:t>z</m:t>
+                  </m:r>
+                  <m:r>
+                    <w:rPr>
+                      <w:rFonts w:ascii="Cambria Math" w:hAnsi="Cambria Math"/>
+                      <w:color w:val="EE0000"/>
+                      <w:lang w:val="en-US"/>
+                    </w:rPr>
+                    <m:t>1</m:t>
+                  </m:r>
+                </m:sub>
+              </m:sSub>
+            </m:num>
+            <m:den>
+              <m:r>
+                <w:rPr>
+                  <w:rFonts w:ascii="Cambria Math" w:hAnsi="Cambria Math"/>
+                  <w:lang w:val="en-US"/>
+                </w:rPr>
+                <m:t>∂</m:t>
+              </m:r>
+              <m:sSub>
+                <m:sSubPr>
+                  <m:ctrlPr>
+                    <w:rPr>
+                      <w:rFonts w:ascii="Cambria Math" w:hAnsi="Cambria Math"/>
+                      <w:i/>
+                      <w:lang w:val="en-US"/>
+                    </w:rPr>
+                  </m:ctrlPr>
+                </m:sSubPr>
+                <m:e>
+                  <m:r>
+                    <w:rPr>
+                      <w:rFonts w:ascii="Cambria Math" w:hAnsi="Cambria Math"/>
+                      <w:lang w:val="en-US"/>
+                    </w:rPr>
+                    <m:t>m</m:t>
+                  </m:r>
+                </m:e>
+                <m:sub>
+                  <m:r>
+                    <w:rPr>
+                      <w:rFonts w:ascii="Cambria Math" w:hAnsi="Cambria Math"/>
+                      <w:lang w:val="en-US"/>
+                    </w:rPr>
+                    <m:t>k</m:t>
+                  </m:r>
+                </m:sub>
+              </m:sSub>
+            </m:den>
+          </m:f>
+          <m:sSub>
+            <m:sSubPr>
+              <m:ctrlPr>
+                <w:rPr>
+                  <w:rFonts w:ascii="Cambria Math" w:hAnsi="Cambria Math"/>
+                  <w:i/>
+                  <w:lang w:val="en-US"/>
+                </w:rPr>
+              </m:ctrlPr>
+            </m:sSubPr>
+            <m:e>
+              <m:r>
+                <w:rPr>
+                  <w:rFonts w:ascii="Cambria Math" w:hAnsi="Cambria Math"/>
+                  <w:lang w:val="en-US"/>
+                </w:rPr>
+                <m:t>H</m:t>
+              </m:r>
+            </m:e>
+            <m:sub>
+              <m:r>
+                <w:rPr>
+                  <w:rFonts w:ascii="Cambria Math" w:hAnsi="Cambria Math"/>
+                  <w:lang w:val="en-US"/>
+                </w:rPr>
+                <m:t>x2</m:t>
+              </m:r>
+            </m:sub>
+          </m:sSub>
+          <m:r>
+            <w:rPr>
+              <w:rFonts w:ascii="Cambria Math" w:hAnsi="Cambria Math"/>
+              <w:lang w:val="en-US"/>
+            </w:rPr>
+            <m:t>-</m:t>
+          </m:r>
+          <m:sSub>
+            <m:sSubPr>
+              <m:ctrlPr>
+                <w:rPr>
+                  <w:rFonts w:ascii="Cambria Math" w:hAnsi="Cambria Math"/>
+                  <w:i/>
+                  <w:color w:val="EE0000"/>
+                  <w:lang w:val="en-US"/>
+                </w:rPr>
+              </m:ctrlPr>
+            </m:sSubPr>
+            <m:e>
+              <m:r>
+                <w:rPr>
+                  <w:rFonts w:ascii="Cambria Math" w:hAnsi="Cambria Math"/>
+                  <w:color w:val="EE0000"/>
+                  <w:lang w:val="en-US"/>
+                </w:rPr>
+                <m:t>H</m:t>
+              </m:r>
+            </m:e>
+            <m:sub>
+              <m:r>
+                <w:rPr>
+                  <w:rFonts w:ascii="Cambria Math" w:hAnsi="Cambria Math"/>
+                  <w:color w:val="EE0000"/>
+                  <w:lang w:val="en-US"/>
+                </w:rPr>
+                <m:t>z</m:t>
+              </m:r>
+              <m:r>
+                <w:rPr>
+                  <w:rFonts w:ascii="Cambria Math" w:hAnsi="Cambria Math"/>
+                  <w:color w:val="EE0000"/>
+                  <w:lang w:val="en-US"/>
+                </w:rPr>
+                <m:t>1</m:t>
+              </m:r>
+            </m:sub>
+          </m:sSub>
+          <m:f>
+            <m:fPr>
+              <m:ctrlPr>
+                <w:rPr>
+                  <w:rFonts w:ascii="Cambria Math" w:hAnsi="Cambria Math"/>
+                  <w:i/>
+                  <w:lang w:val="en-US"/>
+                </w:rPr>
+              </m:ctrlPr>
+            </m:fPr>
+            <m:num>
+              <m:r>
+                <w:rPr>
+                  <w:rFonts w:ascii="Cambria Math" w:hAnsi="Cambria Math"/>
+                  <w:lang w:val="en-US"/>
+                </w:rPr>
+                <m:t>∂</m:t>
+              </m:r>
+              <m:sSub>
+                <m:sSubPr>
+                  <m:ctrlPr>
+                    <w:rPr>
+                      <w:rFonts w:ascii="Cambria Math" w:hAnsi="Cambria Math"/>
+                      <w:i/>
+                      <w:lang w:val="en-US"/>
+                    </w:rPr>
+                  </m:ctrlPr>
+                </m:sSubPr>
+                <m:e>
+                  <m:r>
+                    <w:rPr>
+                      <w:rFonts w:ascii="Cambria Math" w:hAnsi="Cambria Math"/>
+                      <w:lang w:val="en-US"/>
+                    </w:rPr>
+                    <m:t>H</m:t>
+                  </m:r>
+                </m:e>
+                <m:sub>
+                  <m:r>
+                    <w:rPr>
+                      <w:rFonts w:ascii="Cambria Math" w:hAnsi="Cambria Math"/>
+                      <w:lang w:val="en-US"/>
+                    </w:rPr>
+                    <m:t>x2</m:t>
+                  </m:r>
+                </m:sub>
+              </m:sSub>
+            </m:num>
+            <m:den>
+              <m:r>
+                <w:rPr>
+                  <w:rFonts w:ascii="Cambria Math" w:hAnsi="Cambria Math"/>
+                  <w:lang w:val="en-US"/>
+                </w:rPr>
+                <m:t>∂</m:t>
+              </m:r>
+              <m:sSub>
+                <m:sSubPr>
+                  <m:ctrlPr>
+                    <w:rPr>
+                      <w:rFonts w:ascii="Cambria Math" w:hAnsi="Cambria Math"/>
+                      <w:i/>
+                      <w:lang w:val="en-US"/>
+                    </w:rPr>
+                  </m:ctrlPr>
+                </m:sSubPr>
+                <m:e>
+                  <m:r>
+                    <w:rPr>
+                      <w:rFonts w:ascii="Cambria Math" w:hAnsi="Cambria Math"/>
+                      <w:lang w:val="en-US"/>
+                    </w:rPr>
+                    <m:t>m</m:t>
+                  </m:r>
+                </m:e>
+                <m:sub>
+                  <m:r>
+                    <w:rPr>
+                      <w:rFonts w:ascii="Cambria Math" w:hAnsi="Cambria Math"/>
+                      <w:lang w:val="en-US"/>
+                    </w:rPr>
+                    <m:t>k</m:t>
+                  </m:r>
+                </m:sub>
+              </m:sSub>
+            </m:den>
+          </m:f>
+          <m:r>
+            <w:rPr>
+              <w:rFonts w:ascii="Cambria Math" w:hAnsi="Cambria Math"/>
+              <w:lang w:val="en-US"/>
+            </w:rPr>
+            <m:t>+</m:t>
+          </m:r>
+          <m:f>
+            <m:fPr>
+              <m:ctrlPr>
+                <w:rPr>
+                  <w:rFonts w:ascii="Cambria Math" w:hAnsi="Cambria Math"/>
+                  <w:i/>
+                  <w:lang w:val="en-US"/>
+                </w:rPr>
+              </m:ctrlPr>
+            </m:fPr>
+            <m:num>
+              <m:r>
+                <w:rPr>
+                  <w:rFonts w:ascii="Cambria Math" w:hAnsi="Cambria Math"/>
+                  <w:lang w:val="en-US"/>
+                </w:rPr>
+                <m:t>∂</m:t>
+              </m:r>
+              <m:sSub>
+                <m:sSubPr>
+                  <m:ctrlPr>
+                    <w:rPr>
+                      <w:rFonts w:ascii="Cambria Math" w:hAnsi="Cambria Math"/>
+                      <w:i/>
+                      <w:color w:val="EE0000"/>
+                      <w:lang w:val="en-US"/>
+                    </w:rPr>
+                  </m:ctrlPr>
+                </m:sSubPr>
+                <m:e>
+                  <m:r>
+                    <w:rPr>
+                      <w:rFonts w:ascii="Cambria Math" w:hAnsi="Cambria Math"/>
+                      <w:color w:val="EE0000"/>
+                      <w:lang w:val="en-US"/>
+                    </w:rPr>
+                    <m:t>H</m:t>
+                  </m:r>
+                </m:e>
+                <m:sub>
+                  <m:r>
+                    <w:rPr>
+                      <w:rFonts w:ascii="Cambria Math" w:hAnsi="Cambria Math"/>
+                      <w:color w:val="EE0000"/>
+                      <w:lang w:val="en-US"/>
+                    </w:rPr>
+                    <m:t>z2</m:t>
+                  </m:r>
+                </m:sub>
+              </m:sSub>
+            </m:num>
+            <m:den>
+              <m:r>
+                <w:rPr>
+                  <w:rFonts w:ascii="Cambria Math" w:hAnsi="Cambria Math"/>
+                  <w:lang w:val="en-US"/>
+                </w:rPr>
+                <m:t>∂</m:t>
+              </m:r>
+              <m:sSub>
+                <m:sSubPr>
+                  <m:ctrlPr>
+                    <w:rPr>
+                      <w:rFonts w:ascii="Cambria Math" w:hAnsi="Cambria Math"/>
+                      <w:i/>
+                      <w:lang w:val="en-US"/>
+                    </w:rPr>
+                  </m:ctrlPr>
+                </m:sSubPr>
+                <m:e>
+                  <m:r>
+                    <w:rPr>
+                      <w:rFonts w:ascii="Cambria Math" w:hAnsi="Cambria Math"/>
+                      <w:lang w:val="en-US"/>
+                    </w:rPr>
+                    <m:t>m</m:t>
+                  </m:r>
+                </m:e>
+                <m:sub>
+                  <m:r>
+                    <w:rPr>
+                      <w:rFonts w:ascii="Cambria Math" w:hAnsi="Cambria Math"/>
+                      <w:lang w:val="en-US"/>
+                    </w:rPr>
+                    <m:t>k</m:t>
+                  </m:r>
+                </m:sub>
+              </m:sSub>
+            </m:den>
+          </m:f>
+          <m:sSub>
+            <m:sSubPr>
+              <m:ctrlPr>
+                <w:rPr>
+                  <w:rFonts w:ascii="Cambria Math" w:hAnsi="Cambria Math"/>
+                  <w:i/>
+                  <w:lang w:val="en-US"/>
+                </w:rPr>
+              </m:ctrlPr>
+            </m:sSubPr>
+            <m:e>
+              <m:r>
+                <w:rPr>
+                  <w:rFonts w:ascii="Cambria Math" w:hAnsi="Cambria Math"/>
+                  <w:lang w:val="en-US"/>
+                </w:rPr>
+                <m:t>H</m:t>
+              </m:r>
+            </m:e>
+            <m:sub>
+              <m:r>
+                <w:rPr>
+                  <w:rFonts w:ascii="Cambria Math" w:hAnsi="Cambria Math"/>
+                  <w:lang w:val="en-US"/>
+                </w:rPr>
+                <m:t>x1</m:t>
+              </m:r>
+            </m:sub>
+          </m:sSub>
+          <m:r>
+            <w:rPr>
+              <w:rFonts w:ascii="Cambria Math" w:hAnsi="Cambria Math"/>
+              <w:lang w:val="en-US"/>
+            </w:rPr>
+            <m:t>+</m:t>
+          </m:r>
+          <m:sSub>
+            <m:sSubPr>
+              <m:ctrlPr>
+                <w:rPr>
+                  <w:rFonts w:ascii="Cambria Math" w:hAnsi="Cambria Math"/>
+                  <w:i/>
+                  <w:color w:val="EE0000"/>
+                  <w:lang w:val="en-US"/>
+                </w:rPr>
+              </m:ctrlPr>
+            </m:sSubPr>
+            <m:e>
+              <m:r>
+                <w:rPr>
+                  <w:rFonts w:ascii="Cambria Math" w:hAnsi="Cambria Math"/>
+                  <w:color w:val="EE0000"/>
+                  <w:lang w:val="en-US"/>
+                </w:rPr>
+                <m:t>H</m:t>
+              </m:r>
+            </m:e>
+            <m:sub>
+              <m:r>
+                <w:rPr>
+                  <w:rFonts w:ascii="Cambria Math" w:hAnsi="Cambria Math"/>
+                  <w:color w:val="EE0000"/>
+                  <w:lang w:val="en-US"/>
+                </w:rPr>
+                <m:t>z2</m:t>
+              </m:r>
+            </m:sub>
+          </m:sSub>
+          <m:f>
+            <m:fPr>
+              <m:ctrlPr>
+                <w:rPr>
+                  <w:rFonts w:ascii="Cambria Math" w:hAnsi="Cambria Math"/>
+                  <w:i/>
+                  <w:lang w:val="en-US"/>
+                </w:rPr>
+              </m:ctrlPr>
+            </m:fPr>
+            <m:num>
+              <m:r>
+                <w:rPr>
+                  <w:rFonts w:ascii="Cambria Math" w:hAnsi="Cambria Math"/>
+                  <w:lang w:val="en-US"/>
+                </w:rPr>
+                <m:t>∂</m:t>
+              </m:r>
+              <m:sSub>
+                <m:sSubPr>
+                  <m:ctrlPr>
+                    <w:rPr>
+                      <w:rFonts w:ascii="Cambria Math" w:hAnsi="Cambria Math"/>
+                      <w:i/>
+                      <w:lang w:val="en-US"/>
+                    </w:rPr>
+                  </m:ctrlPr>
+                </m:sSubPr>
+                <m:e>
+                  <m:r>
+                    <w:rPr>
+                      <w:rFonts w:ascii="Cambria Math" w:hAnsi="Cambria Math"/>
+                      <w:lang w:val="en-US"/>
+                    </w:rPr>
+                    <m:t>H</m:t>
+                  </m:r>
+                </m:e>
+                <m:sub>
+                  <m:r>
+                    <w:rPr>
+                      <w:rFonts w:ascii="Cambria Math" w:hAnsi="Cambria Math"/>
+                      <w:lang w:val="en-US"/>
+                    </w:rPr>
+                    <m:t>x1</m:t>
+                  </m:r>
+                </m:sub>
+              </m:sSub>
+            </m:num>
+            <m:den>
+              <m:r>
+                <w:rPr>
+                  <w:rFonts w:ascii="Cambria Math" w:hAnsi="Cambria Math"/>
+                  <w:lang w:val="en-US"/>
+                </w:rPr>
+                <m:t>∂</m:t>
+              </m:r>
+              <m:sSub>
+                <m:sSubPr>
+                  <m:ctrlPr>
+                    <w:rPr>
+                      <w:rFonts w:ascii="Cambria Math" w:hAnsi="Cambria Math"/>
+                      <w:i/>
+                      <w:lang w:val="en-US"/>
+                    </w:rPr>
+                  </m:ctrlPr>
+                </m:sSubPr>
+                <m:e>
+                  <m:r>
+                    <w:rPr>
+                      <w:rFonts w:ascii="Cambria Math" w:hAnsi="Cambria Math"/>
+                      <w:lang w:val="en-US"/>
+                    </w:rPr>
+                    <m:t>m</m:t>
+                  </m:r>
+                </m:e>
+                <m:sub>
+                  <m:r>
+                    <w:rPr>
+                      <w:rFonts w:ascii="Cambria Math" w:hAnsi="Cambria Math"/>
+                      <w:lang w:val="en-US"/>
+                    </w:rPr>
+                    <m:t>k</m:t>
+                  </m:r>
+                </m:sub>
+              </m:sSub>
+            </m:den>
+          </m:f>
+        </m:oMath>
+      </m:oMathPara>
+    </w:p>
+    <w:p>
+      <w:pPr>
+        <w:rPr>
+          <w:lang w:val="en-US"/>
+        </w:rPr>
+      </w:pPr>
+      <w:r>
+        <w:rPr>
+          <w:rFonts w:hint="eastAsia"/>
+          <w:lang w:val="en-US"/>
+        </w:rPr>
+        <w:t>より、</w:t>
+      </w:r>
+    </w:p>
+    <w:p>
+      <w:pPr>
+        <w:rPr>
+          <w:color w:val="000000" w:themeColor="text1"/>
+          <w:lang w:val="en-US"/>
+        </w:rPr>
+      </w:pPr>
+      <m:oMathPara>
+        <m:oMath>
+          <m:f>
+            <m:fPr>
+              <m:ctrlPr>
+                <w:rPr>
+                  <w:rFonts w:ascii="Cambria Math" w:hAnsi="Cambria Math"/>
+                  <w:i/>
+                  <w:lang w:val="en-US"/>
+                </w:rPr>
+              </m:ctrlPr>
+            </m:fPr>
+            <m:num>
+              <m:r>
+                <w:rPr>
+                  <w:rFonts w:ascii="Cambria Math" w:hAnsi="Cambria Math"/>
+                  <w:lang w:val="en-US"/>
+                </w:rPr>
+                <m:t>∂</m:t>
+              </m:r>
+              <m:sSub>
+                <m:sSubPr>
+                  <m:ctrlPr>
+                    <w:rPr>
+                      <w:rFonts w:ascii="Cambria Math" w:hAnsi="Cambria Math"/>
+                      <w:i/>
+                      <w:lang w:val="en-US"/>
+                    </w:rPr>
+                  </m:ctrlPr>
+                </m:sSubPr>
+                <m:e>
+                  <m:r>
+                    <w:rPr>
+                      <w:rFonts w:ascii="Cambria Math" w:hAnsi="Cambria Math"/>
+                      <w:lang w:val="en-US"/>
+                    </w:rPr>
+                    <m:t>T</m:t>
+                  </m:r>
+                </m:e>
+                <m:sub>
+                  <m:r>
+                    <w:rPr>
+                      <w:rFonts w:ascii="Cambria Math" w:hAnsi="Cambria Math"/>
+                      <w:lang w:val="en-US"/>
+                    </w:rPr>
+                    <m:t>x</m:t>
+                  </m:r>
+                </m:sub>
+              </m:sSub>
+            </m:num>
+            <m:den>
+              <m:r>
+                <w:rPr>
+                  <w:rFonts w:ascii="Cambria Math" w:hAnsi="Cambria Math"/>
+                  <w:lang w:val="en-US"/>
+                </w:rPr>
+                <m:t>∂</m:t>
+              </m:r>
+              <m:sSub>
+                <m:sSubPr>
+                  <m:ctrlPr>
+                    <w:rPr>
+                      <w:rFonts w:ascii="Cambria Math" w:hAnsi="Cambria Math"/>
+                      <w:i/>
+                      <w:lang w:val="en-US"/>
+                    </w:rPr>
+                  </m:ctrlPr>
+                </m:sSubPr>
+                <m:e>
+                  <m:r>
+                    <w:rPr>
+                      <w:rFonts w:ascii="Cambria Math" w:hAnsi="Cambria Math"/>
+                      <w:lang w:val="en-US"/>
+                    </w:rPr>
+                    <m:t>m</m:t>
+                  </m:r>
+                </m:e>
+                <m:sub>
+                  <m:r>
+                    <w:rPr>
+                      <w:rFonts w:ascii="Cambria Math" w:hAnsi="Cambria Math"/>
+                      <w:lang w:val="en-US"/>
+                    </w:rPr>
+                    <m:t>k</m:t>
+                  </m:r>
+                </m:sub>
+              </m:sSub>
+            </m:den>
+          </m:f>
+          <m:r>
+            <w:rPr>
+              <w:rFonts w:ascii="Cambria Math" w:hAnsi="Cambria Math"/>
+              <w:lang w:val="en-US"/>
+            </w:rPr>
+            <m:t>=</m:t>
+          </m:r>
+          <m:r>
+            <w:rPr>
+              <w:rFonts w:ascii="Cambria Math" w:hAnsi="Cambria Math"/>
+              <w:color w:val="000000" w:themeColor="text1"/>
+              <w:lang w:val="en-US"/>
+            </w:rPr>
+            <m:t>-</m:t>
+          </m:r>
+          <m:sSubSup>
+            <m:sSubSupPr>
+              <m:ctrlPr>
+                <w:rPr>
+                  <w:rFonts w:ascii="Cambria Math" w:hAnsi="Cambria Math"/>
+                  <w:i/>
+                  <w:color w:val="000000" w:themeColor="text1"/>
+                  <w:lang w:val="en-US"/>
+                </w:rPr>
+              </m:ctrlPr>
+            </m:sSubSupPr>
+            <m:e>
+              <m:r>
+                <w:rPr>
+                  <w:rFonts w:ascii="Cambria Math" w:hAnsi="Cambria Math"/>
+                  <w:color w:val="000000" w:themeColor="text1"/>
+                  <w:lang w:val="en-US"/>
+                </w:rPr>
+                <m:t>D</m:t>
+              </m:r>
+            </m:e>
+            <m:sub>
+              <m:r>
+                <w:rPr>
+                  <w:rFonts w:ascii="Cambria Math" w:hAnsi="Cambria Math"/>
+                  <w:color w:val="000000" w:themeColor="text1"/>
+                  <w:lang w:val="en-US"/>
+                </w:rPr>
+                <m:t>inv</m:t>
+              </m:r>
+            </m:sub>
+            <m:sup>
+              <m:r>
+                <w:rPr>
+                  <w:rFonts w:ascii="Cambria Math" w:hAnsi="Cambria Math"/>
+                  <w:color w:val="000000" w:themeColor="text1"/>
+                  <w:lang w:val="en-US"/>
+                </w:rPr>
+                <m:t>2</m:t>
+              </m:r>
+            </m:sup>
+          </m:sSubSup>
+          <m:d>
+            <m:dPr>
+              <m:ctrlPr>
+                <w:rPr>
+                  <w:rFonts w:ascii="Cambria Math" w:hAnsi="Cambria Math"/>
+                  <w:i/>
+                  <w:color w:val="000000" w:themeColor="text1"/>
+                  <w:lang w:val="en-US"/>
+                </w:rPr>
+              </m:ctrlPr>
+            </m:dPr>
+            <m:e>
+              <m:f>
+                <m:fPr>
+                  <m:ctrlPr>
+                    <w:rPr>
+                      <w:rFonts w:ascii="Cambria Math" w:hAnsi="Cambria Math"/>
+                      <w:i/>
+                      <w:color w:val="000000" w:themeColor="text1"/>
+                      <w:lang w:val="en-US"/>
+                    </w:rPr>
+                  </m:ctrlPr>
+                </m:fPr>
+                <m:num>
+                  <m:r>
+                    <w:rPr>
+                      <w:rFonts w:ascii="Cambria Math" w:hAnsi="Cambria Math"/>
+                      <w:color w:val="000000" w:themeColor="text1"/>
+                      <w:lang w:val="en-US"/>
+                    </w:rPr>
+                    <m:t>∂</m:t>
+                  </m:r>
+                  <m:sSub>
+                    <m:sSubPr>
+                      <m:ctrlPr>
+                        <w:rPr>
+                          <w:rFonts w:ascii="Cambria Math" w:hAnsi="Cambria Math"/>
+                          <w:i/>
+                          <w:color w:val="000000" w:themeColor="text1"/>
+                          <w:lang w:val="en-US"/>
+                        </w:rPr>
+                      </m:ctrlPr>
+                    </m:sSubPr>
+                    <m:e>
+                      <m:r>
+                        <w:rPr>
+                          <w:rFonts w:ascii="Cambria Math" w:hAnsi="Cambria Math"/>
+                          <w:color w:val="000000" w:themeColor="text1"/>
+                          <w:lang w:val="en-US"/>
+                        </w:rPr>
+                        <m:t>H</m:t>
+                      </m:r>
+                    </m:e>
+                    <m:sub>
+                      <m:r>
+                        <w:rPr>
+                          <w:rFonts w:ascii="Cambria Math" w:hAnsi="Cambria Math"/>
+                          <w:color w:val="000000" w:themeColor="text1"/>
+                          <w:lang w:val="en-US"/>
+                        </w:rPr>
+                        <m:t>x1</m:t>
+                      </m:r>
+                    </m:sub>
+                  </m:sSub>
+                </m:num>
+                <m:den>
+                  <m:r>
+                    <w:rPr>
+                      <w:rFonts w:ascii="Cambria Math" w:hAnsi="Cambria Math"/>
+                      <w:color w:val="000000" w:themeColor="text1"/>
+                      <w:lang w:val="en-US"/>
+                    </w:rPr>
+                    <m:t>∂</m:t>
+                  </m:r>
+                  <m:sSub>
+                    <m:sSubPr>
+                      <m:ctrlPr>
+                        <w:rPr>
+                          <w:rFonts w:ascii="Cambria Math" w:hAnsi="Cambria Math"/>
+                          <w:i/>
+                          <w:color w:val="000000" w:themeColor="text1"/>
+                          <w:lang w:val="en-US"/>
+                        </w:rPr>
+                      </m:ctrlPr>
+                    </m:sSubPr>
+                    <m:e>
+                      <m:r>
+                        <w:rPr>
+                          <w:rFonts w:ascii="Cambria Math" w:hAnsi="Cambria Math"/>
+                          <w:color w:val="000000" w:themeColor="text1"/>
+                          <w:lang w:val="en-US"/>
+                        </w:rPr>
+                        <m:t>m</m:t>
+                      </m:r>
+                    </m:e>
+                    <m:sub>
+                      <m:r>
+                        <w:rPr>
+                          <w:rFonts w:ascii="Cambria Math" w:hAnsi="Cambria Math"/>
+                          <w:color w:val="000000" w:themeColor="text1"/>
+                          <w:lang w:val="en-US"/>
+                        </w:rPr>
+                        <m:t>k</m:t>
+                      </m:r>
+                    </m:sub>
+                  </m:sSub>
+                </m:den>
+              </m:f>
+              <m:sSub>
+                <m:sSubPr>
+                  <m:ctrlPr>
+                    <w:rPr>
+                      <w:rFonts w:ascii="Cambria Math" w:hAnsi="Cambria Math"/>
+                      <w:i/>
+                      <w:color w:val="000000" w:themeColor="text1"/>
+                      <w:lang w:val="en-US"/>
+                    </w:rPr>
+                  </m:ctrlPr>
+                </m:sSubPr>
+                <m:e>
+                  <m:r>
+                    <w:rPr>
+                      <w:rFonts w:ascii="Cambria Math" w:hAnsi="Cambria Math"/>
+                      <w:color w:val="000000" w:themeColor="text1"/>
+                      <w:lang w:val="en-US"/>
+                    </w:rPr>
+                    <m:t>H</m:t>
+                  </m:r>
+                </m:e>
+                <m:sub>
+                  <m:r>
+                    <w:rPr>
+                      <w:rFonts w:ascii="Cambria Math" w:hAnsi="Cambria Math"/>
+                      <w:color w:val="000000" w:themeColor="text1"/>
+                      <w:lang w:val="en-US"/>
+                    </w:rPr>
+                    <m:t>y2</m:t>
+                  </m:r>
+                </m:sub>
+              </m:sSub>
+              <m:r>
+                <w:rPr>
+                  <w:rFonts w:ascii="Cambria Math" w:hAnsi="Cambria Math"/>
+                  <w:color w:val="000000" w:themeColor="text1"/>
+                  <w:lang w:val="en-US"/>
+                </w:rPr>
+                <m:t>+</m:t>
+              </m:r>
+              <m:sSub>
+                <m:sSubPr>
+                  <m:ctrlPr>
+                    <w:rPr>
+                      <w:rFonts w:ascii="Cambria Math" w:hAnsi="Cambria Math"/>
+                      <w:i/>
+                      <w:color w:val="000000" w:themeColor="text1"/>
+                      <w:lang w:val="en-US"/>
+                    </w:rPr>
+                  </m:ctrlPr>
+                </m:sSubPr>
+                <m:e>
+                  <m:r>
+                    <w:rPr>
+                      <w:rFonts w:ascii="Cambria Math" w:hAnsi="Cambria Math"/>
+                      <w:color w:val="000000" w:themeColor="text1"/>
+                      <w:lang w:val="en-US"/>
+                    </w:rPr>
+                    <m:t>H</m:t>
+                  </m:r>
+                </m:e>
+                <m:sub>
+                  <m:r>
+                    <w:rPr>
+                      <w:rFonts w:ascii="Cambria Math" w:hAnsi="Cambria Math"/>
+                      <w:color w:val="000000" w:themeColor="text1"/>
+                      <w:lang w:val="en-US"/>
+                    </w:rPr>
+                    <m:t>x1</m:t>
+                  </m:r>
+                </m:sub>
+              </m:sSub>
+              <m:f>
+                <m:fPr>
+                  <m:ctrlPr>
+                    <w:rPr>
+                      <w:rFonts w:ascii="Cambria Math" w:hAnsi="Cambria Math"/>
+                      <w:i/>
+                      <w:color w:val="000000" w:themeColor="text1"/>
+                      <w:lang w:val="en-US"/>
+                    </w:rPr>
+                  </m:ctrlPr>
+                </m:fPr>
+                <m:num>
+                  <m:r>
+                    <w:rPr>
+                      <w:rFonts w:ascii="Cambria Math" w:hAnsi="Cambria Math"/>
+                      <w:color w:val="000000" w:themeColor="text1"/>
+                      <w:lang w:val="en-US"/>
+                    </w:rPr>
+                    <m:t>∂</m:t>
+                  </m:r>
+                  <m:sSub>
+                    <m:sSubPr>
+                      <m:ctrlPr>
+                        <w:rPr>
+                          <w:rFonts w:ascii="Cambria Math" w:hAnsi="Cambria Math"/>
+                          <w:i/>
+                          <w:color w:val="000000" w:themeColor="text1"/>
+                          <w:lang w:val="en-US"/>
+                        </w:rPr>
+                      </m:ctrlPr>
+                    </m:sSubPr>
+                    <m:e>
+                      <m:r>
+                        <w:rPr>
+                          <w:rFonts w:ascii="Cambria Math" w:hAnsi="Cambria Math"/>
+                          <w:color w:val="000000" w:themeColor="text1"/>
+                          <w:lang w:val="en-US"/>
+                        </w:rPr>
+                        <m:t>H</m:t>
+                      </m:r>
+                    </m:e>
+                    <m:sub>
+                      <m:r>
+                        <w:rPr>
+                          <w:rFonts w:ascii="Cambria Math" w:hAnsi="Cambria Math"/>
+                          <w:color w:val="000000" w:themeColor="text1"/>
+                          <w:lang w:val="en-US"/>
+                        </w:rPr>
+                        <m:t>y2</m:t>
+                      </m:r>
+                    </m:sub>
+                  </m:sSub>
+                </m:num>
+                <m:den>
+                  <m:r>
+                    <w:rPr>
+                      <w:rFonts w:ascii="Cambria Math" w:hAnsi="Cambria Math"/>
+                      <w:color w:val="000000" w:themeColor="text1"/>
+                      <w:lang w:val="en-US"/>
+                    </w:rPr>
+                    <m:t>∂</m:t>
+                  </m:r>
+                  <m:sSub>
+                    <m:sSubPr>
+                      <m:ctrlPr>
+                        <w:rPr>
+                          <w:rFonts w:ascii="Cambria Math" w:hAnsi="Cambria Math"/>
+                          <w:i/>
+                          <w:color w:val="000000" w:themeColor="text1"/>
+                          <w:lang w:val="en-US"/>
+                        </w:rPr>
+                      </m:ctrlPr>
+                    </m:sSubPr>
+                    <m:e>
+                      <m:r>
+                        <w:rPr>
+                          <w:rFonts w:ascii="Cambria Math" w:hAnsi="Cambria Math"/>
+                          <w:color w:val="000000" w:themeColor="text1"/>
+                          <w:lang w:val="en-US"/>
+                        </w:rPr>
+                        <m:t>m</m:t>
+                      </m:r>
+                    </m:e>
+                    <m:sub>
+                      <m:r>
+                        <w:rPr>
+                          <w:rFonts w:ascii="Cambria Math" w:hAnsi="Cambria Math"/>
+                          <w:color w:val="000000" w:themeColor="text1"/>
+                          <w:lang w:val="en-US"/>
+                        </w:rPr>
+                        <m:t>k</m:t>
+                      </m:r>
+                    </m:sub>
+                  </m:sSub>
+                </m:den>
+              </m:f>
+              <m:r>
+                <w:rPr>
+                  <w:rFonts w:ascii="Cambria Math" w:hAnsi="Cambria Math"/>
+                  <w:color w:val="000000" w:themeColor="text1"/>
+                  <w:lang w:val="en-US"/>
+                </w:rPr>
+                <m:t>-</m:t>
+              </m:r>
+              <m:f>
+                <m:fPr>
+                  <m:ctrlPr>
+                    <w:rPr>
+                      <w:rFonts w:ascii="Cambria Math" w:hAnsi="Cambria Math"/>
+                      <w:i/>
+                      <w:color w:val="000000" w:themeColor="text1"/>
+                      <w:lang w:val="en-US"/>
+                    </w:rPr>
+                  </m:ctrlPr>
+                </m:fPr>
+                <m:num>
+                  <m:r>
+                    <w:rPr>
+                      <w:rFonts w:ascii="Cambria Math" w:hAnsi="Cambria Math"/>
+                      <w:color w:val="000000" w:themeColor="text1"/>
+                      <w:lang w:val="en-US"/>
+                    </w:rPr>
+                    <m:t>∂</m:t>
+                  </m:r>
+                  <m:sSub>
+                    <m:sSubPr>
+                      <m:ctrlPr>
+                        <w:rPr>
+                          <w:rFonts w:ascii="Cambria Math" w:hAnsi="Cambria Math"/>
+                          <w:i/>
+                          <w:color w:val="000000" w:themeColor="text1"/>
+                          <w:lang w:val="en-US"/>
+                        </w:rPr>
+                      </m:ctrlPr>
+                    </m:sSubPr>
+                    <m:e>
+                      <m:r>
+                        <w:rPr>
+                          <w:rFonts w:ascii="Cambria Math" w:hAnsi="Cambria Math"/>
+                          <w:color w:val="000000" w:themeColor="text1"/>
+                          <w:lang w:val="en-US"/>
+                        </w:rPr>
+                        <m:t>H</m:t>
+                      </m:r>
+                    </m:e>
+                    <m:sub>
+                      <m:r>
+                        <w:rPr>
+                          <w:rFonts w:ascii="Cambria Math" w:hAnsi="Cambria Math"/>
+                          <w:color w:val="000000" w:themeColor="text1"/>
+                          <w:lang w:val="en-US"/>
+                        </w:rPr>
+                        <m:t>x2</m:t>
+                      </m:r>
+                    </m:sub>
+                  </m:sSub>
+                </m:num>
+                <m:den>
+                  <m:r>
+                    <w:rPr>
+                      <w:rFonts w:ascii="Cambria Math" w:hAnsi="Cambria Math"/>
+                      <w:color w:val="000000" w:themeColor="text1"/>
+                      <w:lang w:val="en-US"/>
+                    </w:rPr>
+                    <m:t>∂</m:t>
+                  </m:r>
+                  <m:sSub>
+                    <m:sSubPr>
+                      <m:ctrlPr>
+                        <w:rPr>
+                          <w:rFonts w:ascii="Cambria Math" w:hAnsi="Cambria Math"/>
+                          <w:i/>
+                          <w:color w:val="000000" w:themeColor="text1"/>
+                          <w:lang w:val="en-US"/>
+                        </w:rPr>
+                      </m:ctrlPr>
+                    </m:sSubPr>
+                    <m:e>
+                      <m:r>
+                        <w:rPr>
+                          <w:rFonts w:ascii="Cambria Math" w:hAnsi="Cambria Math"/>
+                          <w:color w:val="000000" w:themeColor="text1"/>
+                          <w:lang w:val="en-US"/>
+                        </w:rPr>
+                        <m:t>m</m:t>
+                      </m:r>
+                    </m:e>
+                    <m:sub>
+                      <m:r>
+                        <w:rPr>
+                          <w:rFonts w:ascii="Cambria Math" w:hAnsi="Cambria Math"/>
+                          <w:color w:val="000000" w:themeColor="text1"/>
+                          <w:lang w:val="en-US"/>
+                        </w:rPr>
+                        <m:t>k</m:t>
+                      </m:r>
+                    </m:sub>
+                  </m:sSub>
+                </m:den>
+              </m:f>
+              <m:sSub>
+                <m:sSubPr>
+                  <m:ctrlPr>
+                    <w:rPr>
+                      <w:rFonts w:ascii="Cambria Math" w:hAnsi="Cambria Math"/>
+                      <w:i/>
+                      <w:color w:val="000000" w:themeColor="text1"/>
+                      <w:lang w:val="en-US"/>
+                    </w:rPr>
+                  </m:ctrlPr>
+                </m:sSubPr>
+                <m:e>
+                  <m:r>
+                    <w:rPr>
+                      <w:rFonts w:ascii="Cambria Math" w:hAnsi="Cambria Math"/>
+                      <w:color w:val="000000" w:themeColor="text1"/>
+                      <w:lang w:val="en-US"/>
+                    </w:rPr>
+                    <m:t>H</m:t>
+                  </m:r>
+                </m:e>
+                <m:sub>
+                  <m:r>
+                    <w:rPr>
+                      <w:rFonts w:ascii="Cambria Math" w:hAnsi="Cambria Math"/>
+                      <w:color w:val="000000" w:themeColor="text1"/>
+                      <w:lang w:val="en-US"/>
+                    </w:rPr>
+                    <m:t>y1</m:t>
+                  </m:r>
+                </m:sub>
+              </m:sSub>
+              <m:r>
+                <w:rPr>
+                  <w:rFonts w:ascii="Cambria Math" w:hAnsi="Cambria Math"/>
+                  <w:color w:val="000000" w:themeColor="text1"/>
+                  <w:lang w:val="en-US"/>
+                </w:rPr>
+                <m:t>-</m:t>
+              </m:r>
+              <m:sSub>
+                <m:sSubPr>
+                  <m:ctrlPr>
+                    <w:rPr>
+                      <w:rFonts w:ascii="Cambria Math" w:hAnsi="Cambria Math"/>
+                      <w:i/>
+                      <w:color w:val="000000" w:themeColor="text1"/>
+                      <w:lang w:val="en-US"/>
+                    </w:rPr>
+                  </m:ctrlPr>
+                </m:sSubPr>
+                <m:e>
+                  <m:r>
+                    <w:rPr>
+                      <w:rFonts w:ascii="Cambria Math" w:hAnsi="Cambria Math"/>
+                      <w:color w:val="000000" w:themeColor="text1"/>
+                      <w:lang w:val="en-US"/>
+                    </w:rPr>
+                    <m:t>H</m:t>
+                  </m:r>
+                </m:e>
+                <m:sub>
+                  <m:r>
+                    <w:rPr>
+                      <w:rFonts w:ascii="Cambria Math" w:hAnsi="Cambria Math"/>
+                      <w:color w:val="000000" w:themeColor="text1"/>
+                      <w:lang w:val="en-US"/>
+                    </w:rPr>
+                    <m:t>x2</m:t>
+                  </m:r>
+                </m:sub>
+              </m:sSub>
+              <m:f>
+                <m:fPr>
+                  <m:ctrlPr>
+                    <w:rPr>
+                      <w:rFonts w:ascii="Cambria Math" w:hAnsi="Cambria Math"/>
+                      <w:i/>
+                      <w:color w:val="000000" w:themeColor="text1"/>
+                      <w:lang w:val="en-US"/>
+                    </w:rPr>
+                  </m:ctrlPr>
+                </m:fPr>
+                <m:num>
+                  <m:r>
+                    <w:rPr>
+                      <w:rFonts w:ascii="Cambria Math" w:hAnsi="Cambria Math"/>
+                      <w:color w:val="000000" w:themeColor="text1"/>
+                      <w:lang w:val="en-US"/>
+                    </w:rPr>
+                    <m:t>∂</m:t>
+                  </m:r>
+                  <m:sSub>
+                    <m:sSubPr>
+                      <m:ctrlPr>
+                        <w:rPr>
+                          <w:rFonts w:ascii="Cambria Math" w:hAnsi="Cambria Math"/>
+                          <w:i/>
+                          <w:color w:val="000000" w:themeColor="text1"/>
+                          <w:lang w:val="en-US"/>
+                        </w:rPr>
+                      </m:ctrlPr>
+                    </m:sSubPr>
+                    <m:e>
+                      <m:r>
+                        <w:rPr>
+                          <w:rFonts w:ascii="Cambria Math" w:hAnsi="Cambria Math"/>
+                          <w:color w:val="000000" w:themeColor="text1"/>
+                          <w:lang w:val="en-US"/>
+                        </w:rPr>
+                        <m:t>H</m:t>
+                      </m:r>
+                    </m:e>
+                    <m:sub>
+                      <m:r>
+                        <w:rPr>
+                          <w:rFonts w:ascii="Cambria Math" w:hAnsi="Cambria Math"/>
+                          <w:color w:val="000000" w:themeColor="text1"/>
+                          <w:lang w:val="en-US"/>
+                        </w:rPr>
+                        <m:t>y1</m:t>
+                      </m:r>
+                    </m:sub>
+                  </m:sSub>
+                </m:num>
+                <m:den>
+                  <m:r>
+                    <w:rPr>
+                      <w:rFonts w:ascii="Cambria Math" w:hAnsi="Cambria Math"/>
+                      <w:color w:val="000000" w:themeColor="text1"/>
+                      <w:lang w:val="en-US"/>
+                    </w:rPr>
+                    <m:t>∂</m:t>
+                  </m:r>
+                  <m:sSub>
+                    <m:sSubPr>
+                      <m:ctrlPr>
+                        <w:rPr>
+                          <w:rFonts w:ascii="Cambria Math" w:hAnsi="Cambria Math"/>
+                          <w:i/>
+                          <w:color w:val="000000" w:themeColor="text1"/>
+                          <w:lang w:val="en-US"/>
+                        </w:rPr>
+                      </m:ctrlPr>
+                    </m:sSubPr>
+                    <m:e>
+                      <m:r>
+                        <w:rPr>
+                          <w:rFonts w:ascii="Cambria Math" w:hAnsi="Cambria Math"/>
+                          <w:color w:val="000000" w:themeColor="text1"/>
+                          <w:lang w:val="en-US"/>
+                        </w:rPr>
+                        <m:t>m</m:t>
+                      </m:r>
+                    </m:e>
+                    <m:sub>
+                      <m:r>
+                        <w:rPr>
+                          <w:rFonts w:ascii="Cambria Math" w:hAnsi="Cambria Math"/>
+                          <w:color w:val="000000" w:themeColor="text1"/>
+                          <w:lang w:val="en-US"/>
+                        </w:rPr>
+                        <m:t>k</m:t>
+                      </m:r>
+                    </m:sub>
+                  </m:sSub>
+                </m:den>
+              </m:f>
+            </m:e>
+          </m:d>
+          <m:d>
+            <m:dPr>
+              <m:ctrlPr>
+                <w:rPr>
+                  <w:rFonts w:ascii="Cambria Math" w:hAnsi="Cambria Math"/>
+                  <w:i/>
+                  <w:color w:val="000000" w:themeColor="text1"/>
+                  <w:lang w:val="en-US"/>
+                </w:rPr>
+              </m:ctrlPr>
+            </m:dPr>
+            <m:e>
+              <m:sSub>
+                <m:sSubPr>
+                  <m:ctrlPr>
+                    <w:rPr>
+                      <w:rFonts w:ascii="Cambria Math" w:hAnsi="Cambria Math"/>
+                      <w:i/>
+                      <w:lang w:val="en-US"/>
+                    </w:rPr>
+                  </m:ctrlPr>
+                </m:sSubPr>
+                <m:e>
+                  <m:r>
+                    <w:rPr>
+                      <w:rFonts w:ascii="Cambria Math" w:hAnsi="Cambria Math"/>
+                      <w:lang w:val="en-US"/>
+                    </w:rPr>
+                    <m:t>H</m:t>
+                  </m:r>
+                </m:e>
+                <m:sub>
+                  <m:r>
+                    <w:rPr>
+                      <w:rFonts w:ascii="Cambria Math" w:hAnsi="Cambria Math"/>
+                      <w:lang w:val="en-US"/>
+                    </w:rPr>
+                    <m:t>z1</m:t>
+                  </m:r>
+                </m:sub>
+              </m:sSub>
+              <m:sSub>
+                <m:sSubPr>
+                  <m:ctrlPr>
+                    <w:rPr>
+                      <w:rFonts w:ascii="Cambria Math" w:hAnsi="Cambria Math"/>
+                      <w:i/>
+                      <w:lang w:val="en-US"/>
+                    </w:rPr>
+                  </m:ctrlPr>
+                </m:sSubPr>
+                <m:e>
+                  <m:r>
+                    <w:rPr>
+                      <w:rFonts w:ascii="Cambria Math" w:hAnsi="Cambria Math"/>
+                      <w:lang w:val="en-US"/>
+                    </w:rPr>
+                    <m:t>H</m:t>
+                  </m:r>
+                </m:e>
+                <m:sub>
+                  <m:r>
+                    <w:rPr>
+                      <w:rFonts w:ascii="Cambria Math" w:hAnsi="Cambria Math"/>
+                      <w:lang w:val="en-US"/>
+                    </w:rPr>
+                    <m:t>y2</m:t>
+                  </m:r>
+                </m:sub>
+              </m:sSub>
+              <m:r>
+                <w:rPr>
+                  <w:rFonts w:ascii="Cambria Math" w:hAnsi="Cambria Math"/>
+                  <w:lang w:val="en-US"/>
+                </w:rPr>
+                <m:t>-</m:t>
+              </m:r>
+              <m:sSub>
+                <m:sSubPr>
+                  <m:ctrlPr>
+                    <w:rPr>
+                      <w:rFonts w:ascii="Cambria Math" w:hAnsi="Cambria Math"/>
+                      <w:i/>
+                      <w:lang w:val="en-US"/>
+                    </w:rPr>
+                  </m:ctrlPr>
+                </m:sSubPr>
+                <m:e>
+                  <m:r>
+                    <w:rPr>
+                      <w:rFonts w:ascii="Cambria Math" w:hAnsi="Cambria Math"/>
+                      <w:lang w:val="en-US"/>
+                    </w:rPr>
+                    <m:t>H</m:t>
+                  </m:r>
+                </m:e>
+                <m:sub>
+                  <m:r>
+                    <w:rPr>
+                      <w:rFonts w:ascii="Cambria Math" w:hAnsi="Cambria Math"/>
+                      <w:lang w:val="en-US"/>
+                    </w:rPr>
+                    <m:t>z2</m:t>
+                  </m:r>
+                </m:sub>
+              </m:sSub>
+              <m:sSub>
+                <m:sSubPr>
+                  <m:ctrlPr>
+                    <w:rPr>
+                      <w:rFonts w:ascii="Cambria Math" w:hAnsi="Cambria Math"/>
+                      <w:i/>
+                      <w:lang w:val="en-US"/>
+                    </w:rPr>
+                  </m:ctrlPr>
+                </m:sSubPr>
+                <m:e>
+                  <m:r>
+                    <w:rPr>
+                      <w:rFonts w:ascii="Cambria Math" w:hAnsi="Cambria Math"/>
+                      <w:lang w:val="en-US"/>
+                    </w:rPr>
+                    <m:t>H</m:t>
+                  </m:r>
+                </m:e>
+                <m:sub>
+                  <m:r>
+                    <w:rPr>
+                      <w:rFonts w:ascii="Cambria Math" w:hAnsi="Cambria Math"/>
+                      <w:lang w:val="en-US"/>
+                    </w:rPr>
+                    <m:t>y1</m:t>
+                  </m:r>
+                </m:sub>
+              </m:sSub>
+            </m:e>
+          </m:d>
+          <m:r>
+            <w:rPr>
+              <w:rFonts w:ascii="Cambria Math" w:hAnsi="Cambria Math"/>
+              <w:color w:val="000000" w:themeColor="text1"/>
+              <w:lang w:val="en-US"/>
+            </w:rPr>
+            <m:t>+</m:t>
+          </m:r>
+          <m:sSub>
+            <m:sSubPr>
+              <m:ctrlPr>
+                <w:rPr>
+                  <w:rFonts w:ascii="Cambria Math" w:hAnsi="Cambria Math"/>
+                  <w:i/>
+                  <w:color w:val="000000" w:themeColor="text1"/>
+                  <w:lang w:val="en-US"/>
+                </w:rPr>
+              </m:ctrlPr>
+            </m:sSubPr>
+            <m:e>
+              <m:r>
+                <w:rPr>
+                  <w:rFonts w:ascii="Cambria Math" w:hAnsi="Cambria Math"/>
+                  <w:color w:val="000000" w:themeColor="text1"/>
+                  <w:lang w:val="en-US"/>
+                </w:rPr>
+                <m:t>D</m:t>
+              </m:r>
+            </m:e>
+            <m:sub>
+              <m:r>
+                <w:rPr>
+                  <w:rFonts w:ascii="Cambria Math" w:hAnsi="Cambria Math"/>
+                  <w:color w:val="000000" w:themeColor="text1"/>
+                  <w:lang w:val="en-US"/>
+                </w:rPr>
+                <m:t>inv</m:t>
+              </m:r>
+            </m:sub>
+          </m:sSub>
+          <m:d>
+            <m:dPr>
+              <m:ctrlPr>
+                <w:rPr>
+                  <w:rFonts w:ascii="Cambria Math" w:hAnsi="Cambria Math"/>
+                  <w:i/>
+                  <w:color w:val="000000" w:themeColor="text1"/>
+                  <w:lang w:val="en-US"/>
+                </w:rPr>
+              </m:ctrlPr>
+            </m:dPr>
+            <m:e>
+              <m:f>
+                <m:fPr>
+                  <m:ctrlPr>
+                    <w:rPr>
+                      <w:rFonts w:ascii="Cambria Math" w:hAnsi="Cambria Math"/>
+                      <w:i/>
+                      <w:lang w:val="en-US"/>
+                    </w:rPr>
+                  </m:ctrlPr>
+                </m:fPr>
+                <m:num>
+                  <m:r>
+                    <w:rPr>
+                      <w:rFonts w:ascii="Cambria Math" w:hAnsi="Cambria Math"/>
+                      <w:lang w:val="en-US"/>
+                    </w:rPr>
+                    <m:t>∂</m:t>
+                  </m:r>
+                  <m:sSub>
+                    <m:sSubPr>
+                      <m:ctrlPr>
+                        <w:rPr>
+                          <w:rFonts w:ascii="Cambria Math" w:hAnsi="Cambria Math"/>
+                          <w:i/>
+                          <w:color w:val="FF0000"/>
+                          <w:lang w:val="en-US"/>
+                        </w:rPr>
+                      </m:ctrlPr>
+                    </m:sSubPr>
+                    <m:e>
+                      <m:r>
+                        <w:rPr>
+                          <w:rFonts w:ascii="Cambria Math" w:hAnsi="Cambria Math"/>
+                          <w:color w:val="FF0000"/>
+                          <w:lang w:val="en-US"/>
+                        </w:rPr>
+                        <m:t>H</m:t>
+                      </m:r>
+                    </m:e>
+                    <m:sub>
+                      <m:r>
+                        <w:rPr>
+                          <w:rFonts w:ascii="Cambria Math" w:hAnsi="Cambria Math"/>
+                          <w:color w:val="FF0000"/>
+                          <w:lang w:val="en-US"/>
+                        </w:rPr>
+                        <m:t>z1</m:t>
+                      </m:r>
+                    </m:sub>
+                  </m:sSub>
+                </m:num>
+                <m:den>
+                  <m:r>
+                    <w:rPr>
+                      <w:rFonts w:ascii="Cambria Math" w:hAnsi="Cambria Math"/>
+                      <w:lang w:val="en-US"/>
+                    </w:rPr>
+                    <m:t>∂</m:t>
+                  </m:r>
+                  <m:sSub>
+                    <m:sSubPr>
+                      <m:ctrlPr>
+                        <w:rPr>
+                          <w:rFonts w:ascii="Cambria Math" w:hAnsi="Cambria Math"/>
+                          <w:i/>
+                          <w:lang w:val="en-US"/>
+                        </w:rPr>
+                      </m:ctrlPr>
+                    </m:sSubPr>
+                    <m:e>
+                      <m:r>
+                        <w:rPr>
+                          <w:rFonts w:ascii="Cambria Math" w:hAnsi="Cambria Math"/>
+                          <w:lang w:val="en-US"/>
+                        </w:rPr>
+                        <m:t>m</m:t>
+                      </m:r>
+                    </m:e>
+                    <m:sub>
+                      <m:r>
+                        <w:rPr>
+                          <w:rFonts w:ascii="Cambria Math" w:hAnsi="Cambria Math"/>
+                          <w:lang w:val="en-US"/>
+                        </w:rPr>
+                        <m:t>k</m:t>
+                      </m:r>
+                    </m:sub>
+                  </m:sSub>
+                </m:den>
+              </m:f>
+              <m:sSub>
+                <m:sSubPr>
+                  <m:ctrlPr>
+                    <w:rPr>
+                      <w:rFonts w:ascii="Cambria Math" w:hAnsi="Cambria Math"/>
+                      <w:i/>
+                      <w:lang w:val="en-US"/>
+                    </w:rPr>
+                  </m:ctrlPr>
+                </m:sSubPr>
+                <m:e>
+                  <m:r>
+                    <w:rPr>
+                      <w:rFonts w:ascii="Cambria Math" w:hAnsi="Cambria Math"/>
+                      <w:lang w:val="en-US"/>
+                    </w:rPr>
+                    <m:t>H</m:t>
+                  </m:r>
+                </m:e>
+                <m:sub>
+                  <m:r>
+                    <w:rPr>
+                      <w:rFonts w:ascii="Cambria Math" w:hAnsi="Cambria Math"/>
+                      <w:lang w:val="en-US"/>
+                    </w:rPr>
+                    <m:t>y2</m:t>
+                  </m:r>
+                </m:sub>
+              </m:sSub>
+              <m:r>
+                <w:rPr>
+                  <w:rFonts w:ascii="Cambria Math" w:hAnsi="Cambria Math"/>
+                  <w:lang w:val="en-US"/>
+                </w:rPr>
+                <m:t>+</m:t>
+              </m:r>
+              <m:sSub>
+                <m:sSubPr>
+                  <m:ctrlPr>
+                    <w:rPr>
+                      <w:rFonts w:ascii="Cambria Math" w:hAnsi="Cambria Math"/>
+                      <w:i/>
+                      <w:color w:val="FF0000"/>
+                      <w:lang w:val="en-US"/>
+                    </w:rPr>
+                  </m:ctrlPr>
+                </m:sSubPr>
+                <m:e>
+                  <m:r>
+                    <w:rPr>
+                      <w:rFonts w:ascii="Cambria Math" w:hAnsi="Cambria Math"/>
+                      <w:color w:val="FF0000"/>
+                      <w:lang w:val="en-US"/>
+                    </w:rPr>
+                    <m:t>H</m:t>
+                  </m:r>
+                </m:e>
+                <m:sub>
+                  <m:r>
+                    <w:rPr>
+                      <w:rFonts w:ascii="Cambria Math" w:hAnsi="Cambria Math"/>
+                      <w:color w:val="FF0000"/>
+                      <w:lang w:val="en-US"/>
+                    </w:rPr>
+                    <m:t>z1</m:t>
+                  </m:r>
+                </m:sub>
+              </m:sSub>
+              <m:f>
+                <m:fPr>
+                  <m:ctrlPr>
+                    <w:rPr>
+                      <w:rFonts w:ascii="Cambria Math" w:hAnsi="Cambria Math"/>
+                      <w:i/>
+                      <w:lang w:val="en-US"/>
+                    </w:rPr>
+                  </m:ctrlPr>
+                </m:fPr>
+                <m:num>
+                  <m:r>
+                    <w:rPr>
+                      <w:rFonts w:ascii="Cambria Math" w:hAnsi="Cambria Math"/>
+                      <w:lang w:val="en-US"/>
+                    </w:rPr>
+                    <m:t>∂</m:t>
+                  </m:r>
+                  <m:sSub>
+                    <m:sSubPr>
+                      <m:ctrlPr>
+                        <w:rPr>
+                          <w:rFonts w:ascii="Cambria Math" w:hAnsi="Cambria Math"/>
+                          <w:i/>
+                          <w:lang w:val="en-US"/>
+                        </w:rPr>
+                      </m:ctrlPr>
+                    </m:sSubPr>
+                    <m:e>
+                      <m:r>
+                        <w:rPr>
+                          <w:rFonts w:ascii="Cambria Math" w:hAnsi="Cambria Math"/>
+                          <w:lang w:val="en-US"/>
+                        </w:rPr>
+                        <m:t>H</m:t>
+                      </m:r>
+                    </m:e>
+                    <m:sub>
+                      <m:r>
+                        <w:rPr>
+                          <w:rFonts w:ascii="Cambria Math" w:hAnsi="Cambria Math"/>
+                          <w:lang w:val="en-US"/>
+                        </w:rPr>
+                        <m:t>y2</m:t>
+                      </m:r>
+                    </m:sub>
+                  </m:sSub>
+                </m:num>
+                <m:den>
+                  <m:r>
+                    <w:rPr>
+                      <w:rFonts w:ascii="Cambria Math" w:hAnsi="Cambria Math"/>
+                      <w:lang w:val="en-US"/>
+                    </w:rPr>
+                    <m:t>∂</m:t>
+                  </m:r>
+                  <m:sSub>
+                    <m:sSubPr>
+                      <m:ctrlPr>
+                        <w:rPr>
+                          <w:rFonts w:ascii="Cambria Math" w:hAnsi="Cambria Math"/>
+                          <w:i/>
+                          <w:lang w:val="en-US"/>
+                        </w:rPr>
+                      </m:ctrlPr>
+                    </m:sSubPr>
+                    <m:e>
+                      <m:r>
+                        <w:rPr>
+                          <w:rFonts w:ascii="Cambria Math" w:hAnsi="Cambria Math"/>
+                          <w:lang w:val="en-US"/>
+                        </w:rPr>
+                        <m:t>m</m:t>
+                      </m:r>
+                    </m:e>
+                    <m:sub>
+                      <m:r>
+                        <w:rPr>
+                          <w:rFonts w:ascii="Cambria Math" w:hAnsi="Cambria Math"/>
+                          <w:lang w:val="en-US"/>
+                        </w:rPr>
+                        <m:t>k</m:t>
+                      </m:r>
+                    </m:sub>
+                  </m:sSub>
+                </m:den>
+              </m:f>
+              <m:r>
+                <w:rPr>
+                  <w:rFonts w:ascii="Cambria Math" w:hAnsi="Cambria Math"/>
+                  <w:lang w:val="en-US"/>
+                </w:rPr>
+                <m:t>-</m:t>
+              </m:r>
+              <m:f>
+                <m:fPr>
+                  <m:ctrlPr>
+                    <w:rPr>
+                      <w:rFonts w:ascii="Cambria Math" w:hAnsi="Cambria Math"/>
+                      <w:i/>
+                      <w:lang w:val="en-US"/>
+                    </w:rPr>
+                  </m:ctrlPr>
+                </m:fPr>
+                <m:num>
+                  <m:r>
+                    <w:rPr>
+                      <w:rFonts w:ascii="Cambria Math" w:hAnsi="Cambria Math"/>
+                      <w:lang w:val="en-US"/>
+                    </w:rPr>
+                    <m:t>∂</m:t>
+                  </m:r>
+                  <m:sSub>
+                    <m:sSubPr>
+                      <m:ctrlPr>
+                        <w:rPr>
+                          <w:rFonts w:ascii="Cambria Math" w:hAnsi="Cambria Math"/>
+                          <w:i/>
+                          <w:color w:val="FF0000"/>
+                          <w:lang w:val="en-US"/>
+                        </w:rPr>
+                      </m:ctrlPr>
+                    </m:sSubPr>
+                    <m:e>
+                      <m:r>
+                        <w:rPr>
+                          <w:rFonts w:ascii="Cambria Math" w:hAnsi="Cambria Math"/>
+                          <w:color w:val="FF0000"/>
+                          <w:lang w:val="en-US"/>
+                        </w:rPr>
+                        <m:t>H</m:t>
+                      </m:r>
+                    </m:e>
+                    <m:sub>
+                      <m:r>
+                        <w:rPr>
+                          <w:rFonts w:ascii="Cambria Math" w:hAnsi="Cambria Math"/>
+                          <w:color w:val="FF0000"/>
+                          <w:lang w:val="en-US"/>
+                        </w:rPr>
+                        <m:t>z2</m:t>
+                      </m:r>
+                    </m:sub>
+                  </m:sSub>
+                </m:num>
+                <m:den>
+                  <m:r>
+                    <w:rPr>
+                      <w:rFonts w:ascii="Cambria Math" w:hAnsi="Cambria Math"/>
+                      <w:lang w:val="en-US"/>
+                    </w:rPr>
+                    <m:t>∂</m:t>
+                  </m:r>
+                  <m:sSub>
+                    <m:sSubPr>
+                      <m:ctrlPr>
+                        <w:rPr>
+                          <w:rFonts w:ascii="Cambria Math" w:hAnsi="Cambria Math"/>
+                          <w:i/>
+                          <w:lang w:val="en-US"/>
+                        </w:rPr>
+                      </m:ctrlPr>
+                    </m:sSubPr>
+                    <m:e>
+                      <m:r>
+                        <w:rPr>
+                          <w:rFonts w:ascii="Cambria Math" w:hAnsi="Cambria Math"/>
+                          <w:lang w:val="en-US"/>
+                        </w:rPr>
+                        <m:t>m</m:t>
+                      </m:r>
+                    </m:e>
+                    <m:sub>
+                      <m:r>
+                        <w:rPr>
+                          <w:rFonts w:ascii="Cambria Math" w:hAnsi="Cambria Math"/>
+                          <w:lang w:val="en-US"/>
+                        </w:rPr>
+                        <m:t>k</m:t>
+                      </m:r>
+                    </m:sub>
+                  </m:sSub>
+                </m:den>
+              </m:f>
+              <m:sSub>
+                <m:sSubPr>
+                  <m:ctrlPr>
+                    <w:rPr>
+                      <w:rFonts w:ascii="Cambria Math" w:hAnsi="Cambria Math"/>
+                      <w:i/>
+                      <w:lang w:val="en-US"/>
+                    </w:rPr>
+                  </m:ctrlPr>
+                </m:sSubPr>
+                <m:e>
+                  <m:r>
+                    <w:rPr>
+                      <w:rFonts w:ascii="Cambria Math" w:hAnsi="Cambria Math"/>
+                      <w:lang w:val="en-US"/>
+                    </w:rPr>
+                    <m:t>H</m:t>
+                  </m:r>
+                </m:e>
+                <m:sub>
+                  <m:r>
+                    <w:rPr>
+                      <w:rFonts w:ascii="Cambria Math" w:hAnsi="Cambria Math"/>
+                      <w:lang w:val="en-US"/>
+                    </w:rPr>
+                    <m:t>y1</m:t>
+                  </m:r>
+                </m:sub>
+              </m:sSub>
+              <m:r>
+                <w:rPr>
+                  <w:rFonts w:ascii="Cambria Math" w:hAnsi="Cambria Math"/>
+                  <w:lang w:val="en-US"/>
+                </w:rPr>
+                <m:t>-</m:t>
+              </m:r>
+              <m:sSub>
+                <m:sSubPr>
+                  <m:ctrlPr>
+                    <w:rPr>
+                      <w:rFonts w:ascii="Cambria Math" w:hAnsi="Cambria Math"/>
+                      <w:i/>
+                      <w:color w:val="FF0000"/>
+                      <w:lang w:val="en-US"/>
+                    </w:rPr>
+                  </m:ctrlPr>
+                </m:sSubPr>
+                <m:e>
+                  <m:r>
+                    <w:rPr>
+                      <w:rFonts w:ascii="Cambria Math" w:hAnsi="Cambria Math"/>
+                      <w:color w:val="FF0000"/>
+                      <w:lang w:val="en-US"/>
+                    </w:rPr>
+                    <m:t>H</m:t>
+                  </m:r>
+                </m:e>
+                <m:sub>
+                  <m:r>
+                    <w:rPr>
+                      <w:rFonts w:ascii="Cambria Math" w:hAnsi="Cambria Math"/>
+                      <w:color w:val="FF0000"/>
+                      <w:lang w:val="en-US"/>
+                    </w:rPr>
+                    <m:t>z2</m:t>
+                  </m:r>
+                </m:sub>
+              </m:sSub>
+              <m:f>
+                <m:fPr>
+                  <m:ctrlPr>
+                    <w:rPr>
+                      <w:rFonts w:ascii="Cambria Math" w:hAnsi="Cambria Math"/>
+                      <w:i/>
+                      <w:lang w:val="en-US"/>
+                    </w:rPr>
+                  </m:ctrlPr>
+                </m:fPr>
+                <m:num>
+                  <m:r>
+                    <w:rPr>
+                      <w:rFonts w:ascii="Cambria Math" w:hAnsi="Cambria Math"/>
+                      <w:lang w:val="en-US"/>
+                    </w:rPr>
+                    <m:t>∂</m:t>
+                  </m:r>
+                  <m:sSub>
+                    <m:sSubPr>
+                      <m:ctrlPr>
+                        <w:rPr>
+                          <w:rFonts w:ascii="Cambria Math" w:hAnsi="Cambria Math"/>
+                          <w:i/>
+                          <w:lang w:val="en-US"/>
+                        </w:rPr>
+                      </m:ctrlPr>
+                    </m:sSubPr>
+                    <m:e>
+                      <m:r>
+                        <w:rPr>
+                          <w:rFonts w:ascii="Cambria Math" w:hAnsi="Cambria Math"/>
+                          <w:lang w:val="en-US"/>
+                        </w:rPr>
+                        <m:t>H</m:t>
+                      </m:r>
+                    </m:e>
+                    <m:sub>
+                      <m:r>
+                        <w:rPr>
+                          <w:rFonts w:ascii="Cambria Math" w:hAnsi="Cambria Math"/>
+                          <w:lang w:val="en-US"/>
+                        </w:rPr>
+                        <m:t>y1</m:t>
+                      </m:r>
+                    </m:sub>
+                  </m:sSub>
+                </m:num>
+                <m:den>
+                  <m:r>
+                    <w:rPr>
+                      <w:rFonts w:ascii="Cambria Math" w:hAnsi="Cambria Math"/>
+                      <w:lang w:val="en-US"/>
+                    </w:rPr>
+                    <m:t>∂</m:t>
+                  </m:r>
+                  <m:sSub>
+                    <m:sSubPr>
+                      <m:ctrlPr>
+                        <w:rPr>
+                          <w:rFonts w:ascii="Cambria Math" w:hAnsi="Cambria Math"/>
+                          <w:i/>
+                          <w:lang w:val="en-US"/>
+                        </w:rPr>
+                      </m:ctrlPr>
+                    </m:sSubPr>
+                    <m:e>
+                      <m:r>
+                        <w:rPr>
+                          <w:rFonts w:ascii="Cambria Math" w:hAnsi="Cambria Math"/>
+                          <w:lang w:val="en-US"/>
+                        </w:rPr>
+                        <m:t>m</m:t>
+                      </m:r>
+                    </m:e>
+                    <m:sub>
+                      <m:r>
+                        <w:rPr>
+                          <w:rFonts w:ascii="Cambria Math" w:hAnsi="Cambria Math"/>
+                          <w:lang w:val="en-US"/>
+                        </w:rPr>
+                        <m:t>k</m:t>
+                      </m:r>
+                    </m:sub>
+                  </m:sSub>
+                </m:den>
+              </m:f>
+            </m:e>
+          </m:d>
+        </m:oMath>
+      </m:oMathPara>
+    </w:p>
+    <w:p>
+      <w:pPr>
+        <w:rPr>
+          <w:color w:val="000000" w:themeColor="text1"/>
+          <w:lang w:val="en-US"/>
+        </w:rPr>
+      </w:pPr>
+      <m:oMathPara>
+        <m:oMath>
+          <m:f>
+            <m:fPr>
+              <m:ctrlPr>
+                <w:rPr>
+                  <w:rFonts w:ascii="Cambria Math" w:hAnsi="Cambria Math"/>
+                  <w:i/>
+                  <w:lang w:val="en-US"/>
+                </w:rPr>
+              </m:ctrlPr>
+            </m:fPr>
+            <m:num>
+              <m:r>
+                <w:rPr>
+                  <w:rFonts w:ascii="Cambria Math" w:hAnsi="Cambria Math"/>
+                  <w:lang w:val="en-US"/>
+                </w:rPr>
+                <m:t>∂</m:t>
+              </m:r>
+              <m:sSub>
+                <m:sSubPr>
+                  <m:ctrlPr>
+                    <w:rPr>
+                      <w:rFonts w:ascii="Cambria Math" w:hAnsi="Cambria Math"/>
+                      <w:i/>
+                      <w:lang w:val="en-US"/>
+                    </w:rPr>
+                  </m:ctrlPr>
+                </m:sSubPr>
+                <m:e>
+                  <m:r>
+                    <w:rPr>
+                      <w:rFonts w:ascii="Cambria Math" w:hAnsi="Cambria Math"/>
+                      <w:lang w:val="en-US"/>
+                    </w:rPr>
+                    <m:t>T</m:t>
+                  </m:r>
+                </m:e>
+                <m:sub>
+                  <m:r>
+                    <w:rPr>
+                      <w:rFonts w:ascii="Cambria Math" w:hAnsi="Cambria Math"/>
+                      <w:lang w:val="en-US"/>
+                    </w:rPr>
+                    <m:t>y</m:t>
+                  </m:r>
+                </m:sub>
+              </m:sSub>
+            </m:num>
+            <m:den>
+              <m:r>
+                <w:rPr>
+                  <w:rFonts w:ascii="Cambria Math" w:hAnsi="Cambria Math"/>
+                  <w:lang w:val="en-US"/>
+                </w:rPr>
+                <m:t>∂</m:t>
+              </m:r>
+              <m:sSub>
+                <m:sSubPr>
+                  <m:ctrlPr>
+                    <w:rPr>
+                      <w:rFonts w:ascii="Cambria Math" w:hAnsi="Cambria Math"/>
+                      <w:i/>
+                      <w:lang w:val="en-US"/>
+                    </w:rPr>
+                  </m:ctrlPr>
+                </m:sSubPr>
+                <m:e>
+                  <m:r>
+                    <w:rPr>
+                      <w:rFonts w:ascii="Cambria Math" w:hAnsi="Cambria Math"/>
+                      <w:lang w:val="en-US"/>
+                    </w:rPr>
+                    <m:t>m</m:t>
+                  </m:r>
+                </m:e>
+                <m:sub>
+                  <m:r>
+                    <w:rPr>
+                      <w:rFonts w:ascii="Cambria Math" w:hAnsi="Cambria Math"/>
+                      <w:lang w:val="en-US"/>
+                    </w:rPr>
+                    <m:t>k</m:t>
+                  </m:r>
+                </m:sub>
+              </m:sSub>
+            </m:den>
+          </m:f>
+          <m:r>
+            <w:rPr>
+              <w:rFonts w:ascii="Cambria Math" w:hAnsi="Cambria Math"/>
+              <w:lang w:val="en-US"/>
+            </w:rPr>
+            <m:t>=</m:t>
+          </m:r>
+          <m:r>
+            <w:rPr>
+              <w:rFonts w:ascii="Cambria Math" w:hAnsi="Cambria Math"/>
+              <w:color w:val="000000" w:themeColor="text1"/>
+              <w:lang w:val="en-US"/>
+            </w:rPr>
+            <m:t>-</m:t>
+          </m:r>
+          <m:sSubSup>
+            <m:sSubSupPr>
+              <m:ctrlPr>
+                <w:rPr>
+                  <w:rFonts w:ascii="Cambria Math" w:hAnsi="Cambria Math"/>
+                  <w:i/>
+                  <w:color w:val="000000" w:themeColor="text1"/>
+                  <w:lang w:val="en-US"/>
+                </w:rPr>
+              </m:ctrlPr>
+            </m:sSubSupPr>
+            <m:e>
+              <m:r>
+                <w:rPr>
+                  <w:rFonts w:ascii="Cambria Math" w:hAnsi="Cambria Math"/>
+                  <w:color w:val="000000" w:themeColor="text1"/>
+                  <w:lang w:val="en-US"/>
+                </w:rPr>
+                <m:t>D</m:t>
+              </m:r>
+            </m:e>
+            <m:sub>
+              <m:r>
+                <w:rPr>
+                  <w:rFonts w:ascii="Cambria Math" w:hAnsi="Cambria Math"/>
+                  <w:color w:val="000000" w:themeColor="text1"/>
+                  <w:lang w:val="en-US"/>
+                </w:rPr>
+                <m:t>inv</m:t>
+              </m:r>
+            </m:sub>
+            <m:sup>
+              <m:r>
+                <w:rPr>
+                  <w:rFonts w:ascii="Cambria Math" w:hAnsi="Cambria Math"/>
+                  <w:color w:val="000000" w:themeColor="text1"/>
+                  <w:lang w:val="en-US"/>
+                </w:rPr>
+                <m:t>2</m:t>
+              </m:r>
+            </m:sup>
+          </m:sSubSup>
+          <m:d>
+            <m:dPr>
+              <m:ctrlPr>
+                <w:rPr>
+                  <w:rFonts w:ascii="Cambria Math" w:hAnsi="Cambria Math"/>
+                  <w:i/>
+                  <w:color w:val="000000" w:themeColor="text1"/>
+                  <w:lang w:val="en-US"/>
+                </w:rPr>
+              </m:ctrlPr>
+            </m:dPr>
+            <m:e>
+              <m:f>
+                <m:fPr>
+                  <m:ctrlPr>
+                    <w:rPr>
+                      <w:rFonts w:ascii="Cambria Math" w:hAnsi="Cambria Math"/>
+                      <w:i/>
+                      <w:color w:val="000000" w:themeColor="text1"/>
+                      <w:lang w:val="en-US"/>
+                    </w:rPr>
+                  </m:ctrlPr>
+                </m:fPr>
+                <m:num>
+                  <m:r>
+                    <w:rPr>
+                      <w:rFonts w:ascii="Cambria Math" w:hAnsi="Cambria Math"/>
+                      <w:color w:val="000000" w:themeColor="text1"/>
+                      <w:lang w:val="en-US"/>
+                    </w:rPr>
+                    <m:t>∂</m:t>
+                  </m:r>
+                  <m:sSub>
+                    <m:sSubPr>
+                      <m:ctrlPr>
+                        <w:rPr>
+                          <w:rFonts w:ascii="Cambria Math" w:hAnsi="Cambria Math"/>
+                          <w:i/>
+                          <w:color w:val="000000" w:themeColor="text1"/>
+                          <w:lang w:val="en-US"/>
+                        </w:rPr>
+                      </m:ctrlPr>
+                    </m:sSubPr>
+                    <m:e>
+                      <m:r>
+                        <w:rPr>
+                          <w:rFonts w:ascii="Cambria Math" w:hAnsi="Cambria Math"/>
+                          <w:color w:val="000000" w:themeColor="text1"/>
+                          <w:lang w:val="en-US"/>
+                        </w:rPr>
+                        <m:t>H</m:t>
+                      </m:r>
+                    </m:e>
+                    <m:sub>
+                      <m:r>
+                        <w:rPr>
+                          <w:rFonts w:ascii="Cambria Math" w:hAnsi="Cambria Math"/>
+                          <w:color w:val="000000" w:themeColor="text1"/>
+                          <w:lang w:val="en-US"/>
+                        </w:rPr>
+                        <m:t>x1</m:t>
+                      </m:r>
+                    </m:sub>
+                  </m:sSub>
+                </m:num>
+                <m:den>
+                  <m:r>
+                    <w:rPr>
+                      <w:rFonts w:ascii="Cambria Math" w:hAnsi="Cambria Math"/>
+                      <w:color w:val="000000" w:themeColor="text1"/>
+                      <w:lang w:val="en-US"/>
+                    </w:rPr>
+                    <m:t>∂</m:t>
+                  </m:r>
+                  <m:sSub>
+                    <m:sSubPr>
+                      <m:ctrlPr>
+                        <w:rPr>
+                          <w:rFonts w:ascii="Cambria Math" w:hAnsi="Cambria Math"/>
+                          <w:i/>
+                          <w:color w:val="000000" w:themeColor="text1"/>
+                          <w:lang w:val="en-US"/>
+                        </w:rPr>
+                      </m:ctrlPr>
+                    </m:sSubPr>
+                    <m:e>
+                      <m:r>
+                        <w:rPr>
+                          <w:rFonts w:ascii="Cambria Math" w:hAnsi="Cambria Math"/>
+                          <w:color w:val="000000" w:themeColor="text1"/>
+                          <w:lang w:val="en-US"/>
+                        </w:rPr>
+                        <m:t>m</m:t>
+                      </m:r>
+                    </m:e>
+                    <m:sub>
+                      <m:r>
+                        <w:rPr>
+                          <w:rFonts w:ascii="Cambria Math" w:hAnsi="Cambria Math"/>
+                          <w:color w:val="000000" w:themeColor="text1"/>
+                          <w:lang w:val="en-US"/>
+                        </w:rPr>
+                        <m:t>k</m:t>
+                      </m:r>
+                    </m:sub>
+                  </m:sSub>
+                </m:den>
+              </m:f>
+              <m:sSub>
+                <m:sSubPr>
+                  <m:ctrlPr>
+                    <w:rPr>
+                      <w:rFonts w:ascii="Cambria Math" w:hAnsi="Cambria Math"/>
+                      <w:i/>
+                      <w:color w:val="000000" w:themeColor="text1"/>
+                      <w:lang w:val="en-US"/>
+                    </w:rPr>
+                  </m:ctrlPr>
+                </m:sSubPr>
+                <m:e>
+                  <m:r>
+                    <w:rPr>
+                      <w:rFonts w:ascii="Cambria Math" w:hAnsi="Cambria Math"/>
+                      <w:color w:val="000000" w:themeColor="text1"/>
+                      <w:lang w:val="en-US"/>
+                    </w:rPr>
+                    <m:t>H</m:t>
+                  </m:r>
+                </m:e>
+                <m:sub>
+                  <m:r>
+                    <w:rPr>
+                      <w:rFonts w:ascii="Cambria Math" w:hAnsi="Cambria Math"/>
+                      <w:color w:val="000000" w:themeColor="text1"/>
+                      <w:lang w:val="en-US"/>
+                    </w:rPr>
+                    <m:t>y2</m:t>
+                  </m:r>
+                </m:sub>
+              </m:sSub>
+              <m:r>
+                <w:rPr>
+                  <w:rFonts w:ascii="Cambria Math" w:hAnsi="Cambria Math"/>
+                  <w:color w:val="000000" w:themeColor="text1"/>
+                  <w:lang w:val="en-US"/>
+                </w:rPr>
+                <m:t>+</m:t>
+              </m:r>
+              <m:sSub>
+                <m:sSubPr>
+                  <m:ctrlPr>
+                    <w:rPr>
+                      <w:rFonts w:ascii="Cambria Math" w:hAnsi="Cambria Math"/>
+                      <w:i/>
+                      <w:color w:val="000000" w:themeColor="text1"/>
+                      <w:lang w:val="en-US"/>
+                    </w:rPr>
+                  </m:ctrlPr>
+                </m:sSubPr>
+                <m:e>
+                  <m:r>
+                    <w:rPr>
+                      <w:rFonts w:ascii="Cambria Math" w:hAnsi="Cambria Math"/>
+                      <w:color w:val="000000" w:themeColor="text1"/>
+                      <w:lang w:val="en-US"/>
+                    </w:rPr>
+                    <m:t>H</m:t>
+                  </m:r>
+                </m:e>
+                <m:sub>
+                  <m:r>
+                    <w:rPr>
+                      <w:rFonts w:ascii="Cambria Math" w:hAnsi="Cambria Math"/>
+                      <w:color w:val="000000" w:themeColor="text1"/>
+                      <w:lang w:val="en-US"/>
+                    </w:rPr>
+                    <m:t>x1</m:t>
+                  </m:r>
+                </m:sub>
+              </m:sSub>
+              <m:f>
+                <m:fPr>
+                  <m:ctrlPr>
+                    <w:rPr>
+                      <w:rFonts w:ascii="Cambria Math" w:hAnsi="Cambria Math"/>
+                      <w:i/>
+                      <w:color w:val="000000" w:themeColor="text1"/>
+                      <w:lang w:val="en-US"/>
+                    </w:rPr>
+                  </m:ctrlPr>
+                </m:fPr>
+                <m:num>
+                  <m:r>
+                    <w:rPr>
+                      <w:rFonts w:ascii="Cambria Math" w:hAnsi="Cambria Math"/>
+                      <w:color w:val="000000" w:themeColor="text1"/>
+                      <w:lang w:val="en-US"/>
+                    </w:rPr>
+                    <m:t>∂</m:t>
+                  </m:r>
+                  <m:sSub>
+                    <m:sSubPr>
+                      <m:ctrlPr>
+                        <w:rPr>
+                          <w:rFonts w:ascii="Cambria Math" w:hAnsi="Cambria Math"/>
+                          <w:i/>
+                          <w:color w:val="000000" w:themeColor="text1"/>
+                          <w:lang w:val="en-US"/>
+                        </w:rPr>
+                      </m:ctrlPr>
+                    </m:sSubPr>
+                    <m:e>
+                      <m:r>
+                        <w:rPr>
+                          <w:rFonts w:ascii="Cambria Math" w:hAnsi="Cambria Math"/>
+                          <w:color w:val="000000" w:themeColor="text1"/>
+                          <w:lang w:val="en-US"/>
+                        </w:rPr>
+                        <m:t>H</m:t>
+                      </m:r>
+                    </m:e>
+                    <m:sub>
+                      <m:r>
+                        <w:rPr>
+                          <w:rFonts w:ascii="Cambria Math" w:hAnsi="Cambria Math"/>
+                          <w:color w:val="000000" w:themeColor="text1"/>
+                          <w:lang w:val="en-US"/>
+                        </w:rPr>
+                        <m:t>y2</m:t>
+                      </m:r>
+                    </m:sub>
+                  </m:sSub>
+                </m:num>
+                <m:den>
+                  <m:r>
+                    <w:rPr>
+                      <w:rFonts w:ascii="Cambria Math" w:hAnsi="Cambria Math"/>
+                      <w:color w:val="000000" w:themeColor="text1"/>
+                      <w:lang w:val="en-US"/>
+                    </w:rPr>
+                    <m:t>∂</m:t>
+                  </m:r>
+                  <m:sSub>
+                    <m:sSubPr>
+                      <m:ctrlPr>
+                        <w:rPr>
+                          <w:rFonts w:ascii="Cambria Math" w:hAnsi="Cambria Math"/>
+                          <w:i/>
+                          <w:color w:val="000000" w:themeColor="text1"/>
+                          <w:lang w:val="en-US"/>
+                        </w:rPr>
+                      </m:ctrlPr>
+                    </m:sSubPr>
+                    <m:e>
+                      <m:r>
+                        <w:rPr>
+                          <w:rFonts w:ascii="Cambria Math" w:hAnsi="Cambria Math"/>
+                          <w:color w:val="000000" w:themeColor="text1"/>
+                          <w:lang w:val="en-US"/>
+                        </w:rPr>
+                        <m:t>m</m:t>
+                      </m:r>
+                    </m:e>
+                    <m:sub>
+                      <m:r>
+                        <w:rPr>
+                          <w:rFonts w:ascii="Cambria Math" w:hAnsi="Cambria Math"/>
+                          <w:color w:val="000000" w:themeColor="text1"/>
+                          <w:lang w:val="en-US"/>
+                        </w:rPr>
+                        <m:t>k</m:t>
+                      </m:r>
+                    </m:sub>
+                  </m:sSub>
+                </m:den>
+              </m:f>
+              <m:r>
+                <w:rPr>
+                  <w:rFonts w:ascii="Cambria Math" w:hAnsi="Cambria Math"/>
+                  <w:color w:val="000000" w:themeColor="text1"/>
+                  <w:lang w:val="en-US"/>
+                </w:rPr>
+                <m:t>-</m:t>
+              </m:r>
+              <m:f>
+                <m:fPr>
+                  <m:ctrlPr>
+                    <w:rPr>
+                      <w:rFonts w:ascii="Cambria Math" w:hAnsi="Cambria Math"/>
+                      <w:i/>
+                      <w:color w:val="000000" w:themeColor="text1"/>
+                      <w:lang w:val="en-US"/>
+                    </w:rPr>
+                  </m:ctrlPr>
+                </m:fPr>
+                <m:num>
+                  <m:r>
+                    <w:rPr>
+                      <w:rFonts w:ascii="Cambria Math" w:hAnsi="Cambria Math"/>
+                      <w:color w:val="000000" w:themeColor="text1"/>
+                      <w:lang w:val="en-US"/>
+                    </w:rPr>
+                    <m:t>∂</m:t>
+                  </m:r>
+                  <m:sSub>
+                    <m:sSubPr>
+                      <m:ctrlPr>
+                        <w:rPr>
+                          <w:rFonts w:ascii="Cambria Math" w:hAnsi="Cambria Math"/>
+                          <w:i/>
+                          <w:color w:val="000000" w:themeColor="text1"/>
+                          <w:lang w:val="en-US"/>
+                        </w:rPr>
+                      </m:ctrlPr>
+                    </m:sSubPr>
+                    <m:e>
+                      <m:r>
+                        <w:rPr>
+                          <w:rFonts w:ascii="Cambria Math" w:hAnsi="Cambria Math"/>
+                          <w:color w:val="000000" w:themeColor="text1"/>
+                          <w:lang w:val="en-US"/>
+                        </w:rPr>
+                        <m:t>H</m:t>
+                      </m:r>
+                    </m:e>
+                    <m:sub>
+                      <m:r>
+                        <w:rPr>
+                          <w:rFonts w:ascii="Cambria Math" w:hAnsi="Cambria Math"/>
+                          <w:color w:val="000000" w:themeColor="text1"/>
+                          <w:lang w:val="en-US"/>
+                        </w:rPr>
+                        <m:t>x2</m:t>
+                      </m:r>
+                    </m:sub>
+                  </m:sSub>
+                </m:num>
+                <m:den>
+                  <m:r>
+                    <w:rPr>
+                      <w:rFonts w:ascii="Cambria Math" w:hAnsi="Cambria Math"/>
+                      <w:color w:val="000000" w:themeColor="text1"/>
+                      <w:lang w:val="en-US"/>
+                    </w:rPr>
+                    <m:t>∂</m:t>
+                  </m:r>
+                  <m:sSub>
+                    <m:sSubPr>
+                      <m:ctrlPr>
+                        <w:rPr>
+                          <w:rFonts w:ascii="Cambria Math" w:hAnsi="Cambria Math"/>
+                          <w:i/>
+                          <w:color w:val="000000" w:themeColor="text1"/>
+                          <w:lang w:val="en-US"/>
+                        </w:rPr>
+                      </m:ctrlPr>
+                    </m:sSubPr>
+                    <m:e>
+                      <m:r>
+                        <w:rPr>
+                          <w:rFonts w:ascii="Cambria Math" w:hAnsi="Cambria Math"/>
+                          <w:color w:val="000000" w:themeColor="text1"/>
+                          <w:lang w:val="en-US"/>
+                        </w:rPr>
+                        <m:t>m</m:t>
+                      </m:r>
+                    </m:e>
+                    <m:sub>
+                      <m:r>
+                        <w:rPr>
+                          <w:rFonts w:ascii="Cambria Math" w:hAnsi="Cambria Math"/>
+                          <w:color w:val="000000" w:themeColor="text1"/>
+                          <w:lang w:val="en-US"/>
+                        </w:rPr>
+                        <m:t>k</m:t>
+                      </m:r>
+                    </m:sub>
+                  </m:sSub>
+                </m:den>
+              </m:f>
+              <m:sSub>
+                <m:sSubPr>
+                  <m:ctrlPr>
+                    <w:rPr>
+                      <w:rFonts w:ascii="Cambria Math" w:hAnsi="Cambria Math"/>
+                      <w:i/>
+                      <w:color w:val="000000" w:themeColor="text1"/>
+                      <w:lang w:val="en-US"/>
+                    </w:rPr>
+                  </m:ctrlPr>
+                </m:sSubPr>
+                <m:e>
+                  <m:r>
+                    <w:rPr>
+                      <w:rFonts w:ascii="Cambria Math" w:hAnsi="Cambria Math"/>
+                      <w:color w:val="000000" w:themeColor="text1"/>
+                      <w:lang w:val="en-US"/>
+                    </w:rPr>
+                    <m:t>H</m:t>
+                  </m:r>
+                </m:e>
+                <m:sub>
+                  <m:r>
+                    <w:rPr>
+                      <w:rFonts w:ascii="Cambria Math" w:hAnsi="Cambria Math"/>
+                      <w:color w:val="000000" w:themeColor="text1"/>
+                      <w:lang w:val="en-US"/>
+                    </w:rPr>
+                    <m:t>y1</m:t>
+                  </m:r>
+                </m:sub>
+              </m:sSub>
+              <m:r>
+                <w:rPr>
+                  <w:rFonts w:ascii="Cambria Math" w:hAnsi="Cambria Math"/>
+                  <w:color w:val="000000" w:themeColor="text1"/>
+                  <w:lang w:val="en-US"/>
+                </w:rPr>
+                <m:t>-</m:t>
+              </m:r>
+              <m:sSub>
+                <m:sSubPr>
+                  <m:ctrlPr>
+                    <w:rPr>
+                      <w:rFonts w:ascii="Cambria Math" w:hAnsi="Cambria Math"/>
+                      <w:i/>
+                      <w:color w:val="000000" w:themeColor="text1"/>
+                      <w:lang w:val="en-US"/>
+                    </w:rPr>
+                  </m:ctrlPr>
+                </m:sSubPr>
+                <m:e>
+                  <m:r>
+                    <w:rPr>
+                      <w:rFonts w:ascii="Cambria Math" w:hAnsi="Cambria Math"/>
+                      <w:color w:val="000000" w:themeColor="text1"/>
+                      <w:lang w:val="en-US"/>
+                    </w:rPr>
+                    <m:t>H</m:t>
+                  </m:r>
+                </m:e>
+                <m:sub>
+                  <m:r>
+                    <w:rPr>
+                      <w:rFonts w:ascii="Cambria Math" w:hAnsi="Cambria Math"/>
+                      <w:color w:val="000000" w:themeColor="text1"/>
+                      <w:lang w:val="en-US"/>
+                    </w:rPr>
+                    <m:t>x2</m:t>
+                  </m:r>
+                </m:sub>
+              </m:sSub>
+              <m:f>
+                <m:fPr>
+                  <m:ctrlPr>
+                    <w:rPr>
+                      <w:rFonts w:ascii="Cambria Math" w:hAnsi="Cambria Math"/>
+                      <w:i/>
+                      <w:color w:val="000000" w:themeColor="text1"/>
+                      <w:lang w:val="en-US"/>
+                    </w:rPr>
+                  </m:ctrlPr>
+                </m:fPr>
+                <m:num>
+                  <m:r>
+                    <w:rPr>
+                      <w:rFonts w:ascii="Cambria Math" w:hAnsi="Cambria Math"/>
+                      <w:color w:val="000000" w:themeColor="text1"/>
+                      <w:lang w:val="en-US"/>
+                    </w:rPr>
+                    <m:t>∂</m:t>
+                  </m:r>
+                  <m:sSub>
+                    <m:sSubPr>
+                      <m:ctrlPr>
+                        <w:rPr>
+                          <w:rFonts w:ascii="Cambria Math" w:hAnsi="Cambria Math"/>
+                          <w:i/>
+                          <w:color w:val="000000" w:themeColor="text1"/>
+                          <w:lang w:val="en-US"/>
+                        </w:rPr>
+                      </m:ctrlPr>
+                    </m:sSubPr>
+                    <m:e>
+                      <m:r>
+                        <w:rPr>
+                          <w:rFonts w:ascii="Cambria Math" w:hAnsi="Cambria Math"/>
+                          <w:color w:val="000000" w:themeColor="text1"/>
+                          <w:lang w:val="en-US"/>
+                        </w:rPr>
+                        <m:t>H</m:t>
+                      </m:r>
+                    </m:e>
+                    <m:sub>
+                      <m:r>
+                        <w:rPr>
+                          <w:rFonts w:ascii="Cambria Math" w:hAnsi="Cambria Math"/>
+                          <w:color w:val="000000" w:themeColor="text1"/>
+                          <w:lang w:val="en-US"/>
+                        </w:rPr>
+                        <m:t>y1</m:t>
+                      </m:r>
+                    </m:sub>
+                  </m:sSub>
+                </m:num>
+                <m:den>
+                  <m:r>
+                    <w:rPr>
+                      <w:rFonts w:ascii="Cambria Math" w:hAnsi="Cambria Math"/>
+                      <w:color w:val="000000" w:themeColor="text1"/>
+                      <w:lang w:val="en-US"/>
+                    </w:rPr>
+                    <m:t>∂</m:t>
+                  </m:r>
+                  <m:sSub>
+                    <m:sSubPr>
+                      <m:ctrlPr>
+                        <w:rPr>
+                          <w:rFonts w:ascii="Cambria Math" w:hAnsi="Cambria Math"/>
+                          <w:i/>
+                          <w:color w:val="000000" w:themeColor="text1"/>
+                          <w:lang w:val="en-US"/>
+                        </w:rPr>
+                      </m:ctrlPr>
+                    </m:sSubPr>
+                    <m:e>
+                      <m:r>
+                        <w:rPr>
+                          <w:rFonts w:ascii="Cambria Math" w:hAnsi="Cambria Math"/>
+                          <w:color w:val="000000" w:themeColor="text1"/>
+                          <w:lang w:val="en-US"/>
+                        </w:rPr>
+                        <m:t>m</m:t>
+                      </m:r>
+                    </m:e>
+                    <m:sub>
+                      <m:r>
+                        <w:rPr>
+                          <w:rFonts w:ascii="Cambria Math" w:hAnsi="Cambria Math"/>
+                          <w:color w:val="000000" w:themeColor="text1"/>
+                          <w:lang w:val="en-US"/>
+                        </w:rPr>
+                        <m:t>k</m:t>
+                      </m:r>
+                    </m:sub>
+                  </m:sSub>
+                </m:den>
+              </m:f>
+            </m:e>
+          </m:d>
+          <m:d>
+            <m:dPr>
+              <m:ctrlPr>
+                <w:rPr>
+                  <w:rFonts w:ascii="Cambria Math" w:hAnsi="Cambria Math"/>
+                  <w:i/>
+                  <w:color w:val="000000" w:themeColor="text1"/>
+                  <w:lang w:val="en-US"/>
+                </w:rPr>
+              </m:ctrlPr>
+            </m:dPr>
+            <m:e>
+              <m:r>
+                <w:rPr>
+                  <w:rFonts w:ascii="Cambria Math" w:hAnsi="Cambria Math"/>
+                  <w:vertAlign w:val="subscript"/>
+                  <w:lang w:val="en-US"/>
+                </w:rPr>
+                <m:t>-</m:t>
+              </m:r>
+              <m:sSub>
+                <m:sSubPr>
+                  <m:ctrlPr>
+                    <w:rPr>
+                      <w:rFonts w:ascii="Cambria Math" w:hAnsi="Cambria Math"/>
+                      <w:i/>
+                      <w:lang w:val="en-US"/>
+                    </w:rPr>
+                  </m:ctrlPr>
+                </m:sSubPr>
+                <m:e>
+                  <m:r>
+                    <w:rPr>
+                      <w:rFonts w:ascii="Cambria Math" w:hAnsi="Cambria Math"/>
+                      <w:lang w:val="en-US"/>
+                    </w:rPr>
+                    <m:t>H</m:t>
+                  </m:r>
+                </m:e>
+                <m:sub>
+                  <m:r>
+                    <w:rPr>
+                      <w:rFonts w:ascii="Cambria Math" w:hAnsi="Cambria Math"/>
+                      <w:lang w:val="en-US"/>
+                    </w:rPr>
+                    <m:t>z1</m:t>
+                  </m:r>
+                </m:sub>
+              </m:sSub>
+              <m:sSub>
+                <m:sSubPr>
+                  <m:ctrlPr>
+                    <w:rPr>
+                      <w:rFonts w:ascii="Cambria Math" w:hAnsi="Cambria Math"/>
+                      <w:i/>
+                      <w:lang w:val="en-US"/>
+                    </w:rPr>
+                  </m:ctrlPr>
+                </m:sSubPr>
+                <m:e>
+                  <m:r>
+                    <w:rPr>
+                      <w:rFonts w:ascii="Cambria Math" w:hAnsi="Cambria Math"/>
+                      <w:lang w:val="en-US"/>
+                    </w:rPr>
+                    <m:t>H</m:t>
+                  </m:r>
+                </m:e>
+                <m:sub>
+                  <m:r>
+                    <w:rPr>
+                      <w:rFonts w:ascii="Cambria Math" w:hAnsi="Cambria Math"/>
+                      <w:lang w:val="en-US"/>
+                    </w:rPr>
+                    <m:t>x2</m:t>
+                  </m:r>
+                </m:sub>
+              </m:sSub>
+              <m:r>
+                <w:rPr>
+                  <w:rFonts w:ascii="Cambria Math" w:hAnsi="Cambria Math"/>
+                  <w:lang w:val="en-US"/>
+                </w:rPr>
+                <m:t>+</m:t>
+              </m:r>
+              <m:sSub>
+                <m:sSubPr>
+                  <m:ctrlPr>
+                    <w:rPr>
+                      <w:rFonts w:ascii="Cambria Math" w:hAnsi="Cambria Math"/>
+                      <w:i/>
+                      <w:lang w:val="en-US"/>
+                    </w:rPr>
+                  </m:ctrlPr>
+                </m:sSubPr>
+                <m:e>
+                  <m:r>
+                    <w:rPr>
+                      <w:rFonts w:ascii="Cambria Math" w:hAnsi="Cambria Math"/>
+                      <w:lang w:val="en-US"/>
+                    </w:rPr>
+                    <m:t>H</m:t>
+                  </m:r>
+                </m:e>
+                <m:sub>
+                  <m:r>
+                    <w:rPr>
+                      <w:rFonts w:ascii="Cambria Math" w:hAnsi="Cambria Math"/>
+                      <w:lang w:val="en-US"/>
+                    </w:rPr>
+                    <m:t>z2</m:t>
+                  </m:r>
+                </m:sub>
+              </m:sSub>
+              <m:sSub>
+                <m:sSubPr>
+                  <m:ctrlPr>
+                    <w:rPr>
+                      <w:rFonts w:ascii="Cambria Math" w:hAnsi="Cambria Math"/>
+                      <w:i/>
+                      <w:lang w:val="en-US"/>
+                    </w:rPr>
+                  </m:ctrlPr>
+                </m:sSubPr>
+                <m:e>
+                  <m:r>
+                    <w:rPr>
+                      <w:rFonts w:ascii="Cambria Math" w:hAnsi="Cambria Math"/>
+                      <w:lang w:val="en-US"/>
+                    </w:rPr>
+                    <m:t>H</m:t>
+                  </m:r>
+                </m:e>
+                <m:sub>
+                  <m:r>
+                    <w:rPr>
+                      <w:rFonts w:ascii="Cambria Math" w:hAnsi="Cambria Math"/>
+                      <w:lang w:val="en-US"/>
+                    </w:rPr>
+                    <m:t>x1</m:t>
+                  </m:r>
+                </m:sub>
+              </m:sSub>
+            </m:e>
+          </m:d>
+          <m:r>
+            <w:rPr>
+              <w:rFonts w:ascii="Cambria Math" w:hAnsi="Cambria Math"/>
+              <w:color w:val="000000" w:themeColor="text1"/>
+              <w:lang w:val="en-US"/>
+            </w:rPr>
+            <m:t>+</m:t>
+          </m:r>
+          <m:sSub>
+            <m:sSubPr>
+              <m:ctrlPr>
+                <w:rPr>
+                  <w:rFonts w:ascii="Cambria Math" w:hAnsi="Cambria Math"/>
+                  <w:i/>
+                  <w:color w:val="000000" w:themeColor="text1"/>
+                  <w:lang w:val="en-US"/>
+                </w:rPr>
+              </m:ctrlPr>
+            </m:sSubPr>
+            <m:e>
+              <m:r>
+                <w:rPr>
+                  <w:rFonts w:ascii="Cambria Math" w:hAnsi="Cambria Math"/>
+                  <w:color w:val="000000" w:themeColor="text1"/>
+                  <w:lang w:val="en-US"/>
+                </w:rPr>
+                <m:t>D</m:t>
+              </m:r>
+            </m:e>
+            <m:sub>
+              <m:r>
+                <w:rPr>
+                  <w:rFonts w:ascii="Cambria Math" w:hAnsi="Cambria Math"/>
+                  <w:color w:val="000000" w:themeColor="text1"/>
+                  <w:lang w:val="en-US"/>
+                </w:rPr>
+                <m:t>inv</m:t>
+              </m:r>
+            </m:sub>
+          </m:sSub>
+          <m:d>
+            <m:dPr>
+              <m:ctrlPr>
+                <w:rPr>
+                  <w:rFonts w:ascii="Cambria Math" w:hAnsi="Cambria Math"/>
+                  <w:i/>
+                  <w:color w:val="000000" w:themeColor="text1"/>
+                  <w:lang w:val="en-US"/>
+                </w:rPr>
+              </m:ctrlPr>
+            </m:dPr>
+            <m:e>
+              <m:r>
+                <w:rPr>
+                  <w:rFonts w:ascii="Cambria Math" w:hAnsi="Cambria Math"/>
+                  <w:lang w:val="en-US"/>
+                </w:rPr>
+                <m:t>-</m:t>
+              </m:r>
+              <m:f>
+                <m:fPr>
+                  <m:ctrlPr>
+                    <w:rPr>
+                      <w:rFonts w:ascii="Cambria Math" w:hAnsi="Cambria Math"/>
+                      <w:i/>
+                      <w:lang w:val="en-US"/>
+                    </w:rPr>
+                  </m:ctrlPr>
+                </m:fPr>
+                <m:num>
+                  <m:r>
+                    <w:rPr>
+                      <w:rFonts w:ascii="Cambria Math" w:hAnsi="Cambria Math"/>
+                      <w:lang w:val="en-US"/>
+                    </w:rPr>
+                    <m:t>∂</m:t>
+                  </m:r>
+                  <m:sSub>
+                    <m:sSubPr>
+                      <m:ctrlPr>
+                        <w:rPr>
+                          <w:rFonts w:ascii="Cambria Math" w:hAnsi="Cambria Math"/>
+                          <w:i/>
+                          <w:color w:val="EE0000"/>
+                          <w:lang w:val="en-US"/>
+                        </w:rPr>
+                      </m:ctrlPr>
+                    </m:sSubPr>
+                    <m:e>
+                      <m:r>
+                        <w:rPr>
+                          <w:rFonts w:ascii="Cambria Math" w:hAnsi="Cambria Math"/>
+                          <w:color w:val="EE0000"/>
+                          <w:lang w:val="en-US"/>
+                        </w:rPr>
+                        <m:t>H</m:t>
+                      </m:r>
+                    </m:e>
+                    <m:sub>
+                      <m:r>
+                        <w:rPr>
+                          <w:rFonts w:ascii="Cambria Math" w:hAnsi="Cambria Math"/>
+                          <w:color w:val="EE0000"/>
+                          <w:lang w:val="en-US"/>
+                        </w:rPr>
+                        <m:t>z</m:t>
+                      </m:r>
+                      <m:r>
+                        <w:rPr>
+                          <w:rFonts w:ascii="Cambria Math" w:hAnsi="Cambria Math"/>
+                          <w:color w:val="EE0000"/>
+                          <w:lang w:val="en-US"/>
+                        </w:rPr>
+                        <m:t>1</m:t>
+                      </m:r>
+                    </m:sub>
+                  </m:sSub>
+                </m:num>
+                <m:den>
+                  <m:r>
+                    <w:rPr>
+                      <w:rFonts w:ascii="Cambria Math" w:hAnsi="Cambria Math"/>
+                      <w:lang w:val="en-US"/>
+                    </w:rPr>
+                    <m:t>∂</m:t>
+                  </m:r>
+                  <m:sSub>
+                    <m:sSubPr>
+                      <m:ctrlPr>
+                        <w:rPr>
+                          <w:rFonts w:ascii="Cambria Math" w:hAnsi="Cambria Math"/>
+                          <w:i/>
+                          <w:lang w:val="en-US"/>
+                        </w:rPr>
+                      </m:ctrlPr>
+                    </m:sSubPr>
+                    <m:e>
+                      <m:r>
+                        <w:rPr>
+                          <w:rFonts w:ascii="Cambria Math" w:hAnsi="Cambria Math"/>
+                          <w:lang w:val="en-US"/>
+                        </w:rPr>
+                        <m:t>m</m:t>
+                      </m:r>
+                    </m:e>
+                    <m:sub>
+                      <m:r>
+                        <w:rPr>
+                          <w:rFonts w:ascii="Cambria Math" w:hAnsi="Cambria Math"/>
+                          <w:lang w:val="en-US"/>
+                        </w:rPr>
+                        <m:t>k</m:t>
+                      </m:r>
+                    </m:sub>
+                  </m:sSub>
+                </m:den>
+              </m:f>
+              <m:sSub>
+                <m:sSubPr>
+                  <m:ctrlPr>
+                    <w:rPr>
+                      <w:rFonts w:ascii="Cambria Math" w:hAnsi="Cambria Math"/>
+                      <w:i/>
+                      <w:lang w:val="en-US"/>
+                    </w:rPr>
+                  </m:ctrlPr>
+                </m:sSubPr>
+                <m:e>
+                  <m:r>
+                    <w:rPr>
+                      <w:rFonts w:ascii="Cambria Math" w:hAnsi="Cambria Math"/>
+                      <w:lang w:val="en-US"/>
+                    </w:rPr>
+                    <m:t>H</m:t>
+                  </m:r>
+                </m:e>
+                <m:sub>
+                  <m:r>
+                    <w:rPr>
+                      <w:rFonts w:ascii="Cambria Math" w:hAnsi="Cambria Math"/>
+                      <w:lang w:val="en-US"/>
+                    </w:rPr>
+                    <m:t>x2</m:t>
+                  </m:r>
+                </m:sub>
+              </m:sSub>
+              <m:r>
+                <w:rPr>
+                  <w:rFonts w:ascii="Cambria Math" w:hAnsi="Cambria Math"/>
+                  <w:lang w:val="en-US"/>
+                </w:rPr>
+                <m:t>-</m:t>
+              </m:r>
+              <m:sSub>
+                <m:sSubPr>
+                  <m:ctrlPr>
+                    <w:rPr>
+                      <w:rFonts w:ascii="Cambria Math" w:hAnsi="Cambria Math"/>
+                      <w:i/>
+                      <w:color w:val="EE0000"/>
+                      <w:lang w:val="en-US"/>
+                    </w:rPr>
+                  </m:ctrlPr>
+                </m:sSubPr>
+                <m:e>
+                  <m:r>
+                    <w:rPr>
+                      <w:rFonts w:ascii="Cambria Math" w:hAnsi="Cambria Math"/>
+                      <w:color w:val="EE0000"/>
+                      <w:lang w:val="en-US"/>
+                    </w:rPr>
+                    <m:t>H</m:t>
+                  </m:r>
+                </m:e>
+                <m:sub>
+                  <m:r>
+                    <w:rPr>
+                      <w:rFonts w:ascii="Cambria Math" w:hAnsi="Cambria Math"/>
+                      <w:color w:val="EE0000"/>
+                      <w:lang w:val="en-US"/>
+                    </w:rPr>
+                    <m:t>z</m:t>
+                  </m:r>
+                  <m:r>
+                    <w:rPr>
+                      <w:rFonts w:ascii="Cambria Math" w:hAnsi="Cambria Math"/>
+                      <w:color w:val="EE0000"/>
+                      <w:lang w:val="en-US"/>
+                    </w:rPr>
+                    <m:t>1</m:t>
+                  </m:r>
+                </m:sub>
+              </m:sSub>
+              <m:f>
+                <m:fPr>
+                  <m:ctrlPr>
+                    <w:rPr>
+                      <w:rFonts w:ascii="Cambria Math" w:hAnsi="Cambria Math"/>
+                      <w:i/>
+                      <w:lang w:val="en-US"/>
+                    </w:rPr>
+                  </m:ctrlPr>
+                </m:fPr>
+                <m:num>
+                  <m:r>
+                    <w:rPr>
+                      <w:rFonts w:ascii="Cambria Math" w:hAnsi="Cambria Math"/>
+                      <w:lang w:val="en-US"/>
+                    </w:rPr>
+                    <m:t>∂</m:t>
+                  </m:r>
+                  <m:sSub>
+                    <m:sSubPr>
+                      <m:ctrlPr>
+                        <w:rPr>
+                          <w:rFonts w:ascii="Cambria Math" w:hAnsi="Cambria Math"/>
+                          <w:i/>
+                          <w:lang w:val="en-US"/>
+                        </w:rPr>
+                      </m:ctrlPr>
+                    </m:sSubPr>
+                    <m:e>
+                      <m:r>
+                        <w:rPr>
+                          <w:rFonts w:ascii="Cambria Math" w:hAnsi="Cambria Math"/>
+                          <w:lang w:val="en-US"/>
+                        </w:rPr>
+                        <m:t>H</m:t>
+                      </m:r>
+                    </m:e>
+                    <m:sub>
+                      <m:r>
+                        <w:rPr>
+                          <w:rFonts w:ascii="Cambria Math" w:hAnsi="Cambria Math"/>
+                          <w:lang w:val="en-US"/>
+                        </w:rPr>
+                        <m:t>x2</m:t>
+                      </m:r>
+                    </m:sub>
+                  </m:sSub>
+                </m:num>
+                <m:den>
+                  <m:r>
+                    <w:rPr>
+                      <w:rFonts w:ascii="Cambria Math" w:hAnsi="Cambria Math"/>
+                      <w:lang w:val="en-US"/>
+                    </w:rPr>
+                    <m:t>∂</m:t>
+                  </m:r>
+                  <m:sSub>
+                    <m:sSubPr>
+                      <m:ctrlPr>
+                        <w:rPr>
+                          <w:rFonts w:ascii="Cambria Math" w:hAnsi="Cambria Math"/>
+                          <w:i/>
+                          <w:lang w:val="en-US"/>
+                        </w:rPr>
+                      </m:ctrlPr>
+                    </m:sSubPr>
+                    <m:e>
+                      <m:r>
+                        <w:rPr>
+                          <w:rFonts w:ascii="Cambria Math" w:hAnsi="Cambria Math"/>
+                          <w:lang w:val="en-US"/>
+                        </w:rPr>
+                        <m:t>m</m:t>
+                      </m:r>
+                    </m:e>
+                    <m:sub>
+                      <m:r>
+                        <w:rPr>
+                          <w:rFonts w:ascii="Cambria Math" w:hAnsi="Cambria Math"/>
+                          <w:lang w:val="en-US"/>
+                        </w:rPr>
+                        <m:t>k</m:t>
+                      </m:r>
+                    </m:sub>
+                  </m:sSub>
+                </m:den>
+              </m:f>
+              <m:r>
+                <w:rPr>
+                  <w:rFonts w:ascii="Cambria Math" w:hAnsi="Cambria Math"/>
+                  <w:lang w:val="en-US"/>
+                </w:rPr>
+                <m:t>+</m:t>
+              </m:r>
+              <m:f>
+                <m:fPr>
+                  <m:ctrlPr>
+                    <w:rPr>
+                      <w:rFonts w:ascii="Cambria Math" w:hAnsi="Cambria Math"/>
+                      <w:i/>
+                      <w:lang w:val="en-US"/>
+                    </w:rPr>
+                  </m:ctrlPr>
+                </m:fPr>
+                <m:num>
+                  <m:r>
+                    <w:rPr>
+                      <w:rFonts w:ascii="Cambria Math" w:hAnsi="Cambria Math"/>
+                      <w:lang w:val="en-US"/>
+                    </w:rPr>
+                    <m:t>∂</m:t>
+                  </m:r>
+                  <m:sSub>
+                    <m:sSubPr>
+                      <m:ctrlPr>
+                        <w:rPr>
+                          <w:rFonts w:ascii="Cambria Math" w:hAnsi="Cambria Math"/>
+                          <w:i/>
+                          <w:color w:val="EE0000"/>
+                          <w:lang w:val="en-US"/>
+                        </w:rPr>
+                      </m:ctrlPr>
+                    </m:sSubPr>
+                    <m:e>
+                      <m:r>
+                        <w:rPr>
+                          <w:rFonts w:ascii="Cambria Math" w:hAnsi="Cambria Math"/>
+                          <w:color w:val="EE0000"/>
+                          <w:lang w:val="en-US"/>
+                        </w:rPr>
+                        <m:t>H</m:t>
+                      </m:r>
+                    </m:e>
+                    <m:sub>
+                      <m:r>
+                        <w:rPr>
+                          <w:rFonts w:ascii="Cambria Math" w:hAnsi="Cambria Math"/>
+                          <w:color w:val="EE0000"/>
+                          <w:lang w:val="en-US"/>
+                        </w:rPr>
+                        <m:t>z2</m:t>
+                      </m:r>
+                    </m:sub>
+                  </m:sSub>
+                </m:num>
+                <m:den>
+                  <m:r>
+                    <w:rPr>
+                      <w:rFonts w:ascii="Cambria Math" w:hAnsi="Cambria Math"/>
+                      <w:lang w:val="en-US"/>
+                    </w:rPr>
+                    <m:t>∂</m:t>
+                  </m:r>
+                  <m:sSub>
+                    <m:sSubPr>
+                      <m:ctrlPr>
+                        <w:rPr>
+                          <w:rFonts w:ascii="Cambria Math" w:hAnsi="Cambria Math"/>
+                          <w:i/>
+                          <w:lang w:val="en-US"/>
+                        </w:rPr>
+                      </m:ctrlPr>
+                    </m:sSubPr>
+                    <m:e>
+                      <m:r>
+                        <w:rPr>
+                          <w:rFonts w:ascii="Cambria Math" w:hAnsi="Cambria Math"/>
+                          <w:lang w:val="en-US"/>
+                        </w:rPr>
+                        <m:t>m</m:t>
+                      </m:r>
+                    </m:e>
+                    <m:sub>
+                      <m:r>
+                        <w:rPr>
+                          <w:rFonts w:ascii="Cambria Math" w:hAnsi="Cambria Math"/>
+                          <w:lang w:val="en-US"/>
+                        </w:rPr>
+                        <m:t>k</m:t>
+                      </m:r>
+                    </m:sub>
+                  </m:sSub>
+                </m:den>
+              </m:f>
+              <m:sSub>
+                <m:sSubPr>
+                  <m:ctrlPr>
+                    <w:rPr>
+                      <w:rFonts w:ascii="Cambria Math" w:hAnsi="Cambria Math"/>
+                      <w:i/>
+                      <w:lang w:val="en-US"/>
+                    </w:rPr>
+                  </m:ctrlPr>
+                </m:sSubPr>
+                <m:e>
+                  <m:r>
+                    <w:rPr>
+                      <w:rFonts w:ascii="Cambria Math" w:hAnsi="Cambria Math"/>
+                      <w:lang w:val="en-US"/>
+                    </w:rPr>
+                    <m:t>H</m:t>
+                  </m:r>
+                </m:e>
+                <m:sub>
+                  <m:r>
+                    <w:rPr>
+                      <w:rFonts w:ascii="Cambria Math" w:hAnsi="Cambria Math"/>
+                      <w:lang w:val="en-US"/>
+                    </w:rPr>
+                    <m:t>x1</m:t>
+                  </m:r>
+                </m:sub>
+              </m:sSub>
+              <m:r>
+                <w:rPr>
+                  <w:rFonts w:ascii="Cambria Math" w:hAnsi="Cambria Math"/>
+                  <w:lang w:val="en-US"/>
+                </w:rPr>
+                <m:t>+</m:t>
+              </m:r>
+              <m:sSub>
+                <m:sSubPr>
+                  <m:ctrlPr>
+                    <w:rPr>
+                      <w:rFonts w:ascii="Cambria Math" w:hAnsi="Cambria Math"/>
+                      <w:i/>
+                      <w:color w:val="EE0000"/>
+                      <w:lang w:val="en-US"/>
+                    </w:rPr>
+                  </m:ctrlPr>
+                </m:sSubPr>
+                <m:e>
+                  <m:r>
+                    <w:rPr>
+                      <w:rFonts w:ascii="Cambria Math" w:hAnsi="Cambria Math"/>
+                      <w:color w:val="EE0000"/>
+                      <w:lang w:val="en-US"/>
+                    </w:rPr>
+                    <m:t>H</m:t>
+                  </m:r>
+                </m:e>
+                <m:sub>
+                  <m:r>
+                    <w:rPr>
+                      <w:rFonts w:ascii="Cambria Math" w:hAnsi="Cambria Math"/>
+                      <w:color w:val="EE0000"/>
+                      <w:lang w:val="en-US"/>
+                    </w:rPr>
+                    <m:t>z2</m:t>
+                  </m:r>
+                </m:sub>
+              </m:sSub>
+              <m:f>
+                <m:fPr>
+                  <m:ctrlPr>
+                    <w:rPr>
+                      <w:rFonts w:ascii="Cambria Math" w:hAnsi="Cambria Math"/>
+                      <w:i/>
+                      <w:lang w:val="en-US"/>
+                    </w:rPr>
+                  </m:ctrlPr>
+                </m:fPr>
+                <m:num>
+                  <m:r>
+                    <w:rPr>
+                      <w:rFonts w:ascii="Cambria Math" w:hAnsi="Cambria Math"/>
+                      <w:lang w:val="en-US"/>
+                    </w:rPr>
+                    <m:t>∂</m:t>
+                  </m:r>
+                  <m:sSub>
+                    <m:sSubPr>
+                      <m:ctrlPr>
+                        <w:rPr>
+                          <w:rFonts w:ascii="Cambria Math" w:hAnsi="Cambria Math"/>
+                          <w:i/>
+                          <w:lang w:val="en-US"/>
+                        </w:rPr>
+                      </m:ctrlPr>
+                    </m:sSubPr>
+                    <m:e>
+                      <m:r>
+                        <w:rPr>
+                          <w:rFonts w:ascii="Cambria Math" w:hAnsi="Cambria Math"/>
+                          <w:lang w:val="en-US"/>
+                        </w:rPr>
+                        <m:t>H</m:t>
+                      </m:r>
+                    </m:e>
+                    <m:sub>
+                      <m:r>
+                        <w:rPr>
+                          <w:rFonts w:ascii="Cambria Math" w:hAnsi="Cambria Math"/>
+                          <w:lang w:val="en-US"/>
+                        </w:rPr>
+                        <m:t>x1</m:t>
+                      </m:r>
+                    </m:sub>
+                  </m:sSub>
+                </m:num>
+                <m:den>
+                  <m:r>
+                    <w:rPr>
+                      <w:rFonts w:ascii="Cambria Math" w:hAnsi="Cambria Math"/>
+                      <w:lang w:val="en-US"/>
+                    </w:rPr>
+                    <m:t>∂</m:t>
+                  </m:r>
+                  <m:sSub>
+                    <m:sSubPr>
+                      <m:ctrlPr>
+                        <w:rPr>
+                          <w:rFonts w:ascii="Cambria Math" w:hAnsi="Cambria Math"/>
+                          <w:i/>
+                          <w:lang w:val="en-US"/>
+                        </w:rPr>
+                      </m:ctrlPr>
+                    </m:sSubPr>
+                    <m:e>
+                      <m:r>
+                        <w:rPr>
+                          <w:rFonts w:ascii="Cambria Math" w:hAnsi="Cambria Math"/>
+                          <w:lang w:val="en-US"/>
+                        </w:rPr>
+                        <m:t>m</m:t>
+                      </m:r>
+                    </m:e>
+                    <m:sub>
+                      <m:r>
+                        <w:rPr>
+                          <w:rFonts w:ascii="Cambria Math" w:hAnsi="Cambria Math"/>
+                          <w:lang w:val="en-US"/>
+                        </w:rPr>
+                        <m:t>k</m:t>
+                      </m:r>
+                    </m:sub>
+                  </m:sSub>
+                </m:den>
+              </m:f>
+            </m:e>
+          </m:d>
+        </m:oMath>
+      </m:oMathPara>
+    </w:p>
+    <w:p>
+      <w:pPr>
+        <w:rPr>
+          <w:color w:val="000000" w:themeColor="text1"/>
+          <w:lang w:val="en-US"/>
+        </w:rPr>
+      </w:pPr>
+      <w:r>
+        <w:rPr>
+          <w:rFonts w:hint="eastAsia"/>
+          <w:color w:val="000000" w:themeColor="text1"/>
+          <w:lang w:val="en-US"/>
+        </w:rPr>
+        <w:t>となる。</w:t>
+      </w:r>
+      <w:r>
+        <w:rPr>
+          <w:rFonts w:hint="eastAsia"/>
+          <w:color w:val="000000" w:themeColor="text1"/>
+          <w:lang w:val="en-US"/>
+        </w:rPr>
+        <w:t>プログラムに合わせて、書き換えると、</w:t>
+      </w:r>
+    </w:p>
+    <w:p>
+      <w:pPr>
+        <w:rPr>
+          <w:color w:val="000000" w:themeColor="text1"/>
+          <w:lang w:val="en-US"/>
+        </w:rPr>
+      </w:pPr>
+      <m:oMathPara>
+        <m:oMath>
+          <m:f>
+            <m:fPr>
+              <m:ctrlPr>
+                <w:rPr>
+                  <w:rFonts w:ascii="Cambria Math" w:hAnsi="Cambria Math"/>
+                  <w:i/>
+                  <w:lang w:val="en-US"/>
+                </w:rPr>
+              </m:ctrlPr>
+            </m:fPr>
+            <m:num>
+              <m:r>
+                <w:rPr>
+                  <w:rFonts w:ascii="Cambria Math" w:hAnsi="Cambria Math"/>
+                  <w:lang w:val="en-US"/>
+                </w:rPr>
+                <m:t>∂</m:t>
+              </m:r>
+              <m:sSub>
+                <m:sSubPr>
+                  <m:ctrlPr>
+                    <w:rPr>
+                      <w:rFonts w:ascii="Cambria Math" w:hAnsi="Cambria Math"/>
+                      <w:i/>
+                      <w:lang w:val="en-US"/>
+                    </w:rPr>
+                  </m:ctrlPr>
+                </m:sSubPr>
+                <m:e>
+                  <m:r>
+                    <w:rPr>
+                      <w:rFonts w:ascii="Cambria Math" w:hAnsi="Cambria Math"/>
+                      <w:lang w:val="en-US"/>
+                    </w:rPr>
+                    <m:t>T</m:t>
+                  </m:r>
+                </m:e>
+                <m:sub>
+                  <m:r>
+                    <w:rPr>
+                      <w:rFonts w:ascii="Cambria Math" w:hAnsi="Cambria Math"/>
+                      <w:lang w:val="en-US"/>
+                    </w:rPr>
+                    <m:t>x</m:t>
+                  </m:r>
+                </m:sub>
+              </m:sSub>
+            </m:num>
+            <m:den>
+              <m:r>
+                <w:rPr>
+                  <w:rFonts w:ascii="Cambria Math" w:hAnsi="Cambria Math"/>
+                  <w:lang w:val="en-US"/>
+                </w:rPr>
+                <m:t>∂</m:t>
+              </m:r>
+              <m:sSub>
+                <m:sSubPr>
+                  <m:ctrlPr>
+                    <w:rPr>
+                      <w:rFonts w:ascii="Cambria Math" w:hAnsi="Cambria Math"/>
+                      <w:i/>
+                      <w:lang w:val="en-US"/>
+                    </w:rPr>
+                  </m:ctrlPr>
+                </m:sSubPr>
+                <m:e>
+                  <m:r>
+                    <w:rPr>
+                      <w:rFonts w:ascii="Cambria Math" w:hAnsi="Cambria Math"/>
+                      <w:lang w:val="en-US"/>
+                    </w:rPr>
+                    <m:t>m</m:t>
+                  </m:r>
+                </m:e>
+                <m:sub>
+                  <m:r>
+                    <w:rPr>
+                      <w:rFonts w:ascii="Cambria Math" w:hAnsi="Cambria Math"/>
+                      <w:lang w:val="en-US"/>
+                    </w:rPr>
+                    <m:t>k</m:t>
+                  </m:r>
+                </m:sub>
+              </m:sSub>
+            </m:den>
+          </m:f>
+          <m:r>
+            <w:rPr>
+              <w:rFonts w:ascii="Cambria Math" w:hAnsi="Cambria Math"/>
+              <w:lang w:val="en-US"/>
+            </w:rPr>
+            <m:t>=</m:t>
+          </m:r>
+          <m:sSub>
+            <m:sSubPr>
+              <m:ctrlPr>
+                <w:rPr>
+                  <w:rFonts w:ascii="Cambria Math" w:hAnsi="Cambria Math"/>
+                  <w:i/>
+                  <w:color w:val="000000" w:themeColor="text1"/>
+                  <w:lang w:val="en-US"/>
+                </w:rPr>
+              </m:ctrlPr>
+            </m:sSubPr>
+            <m:e>
+              <m:r>
+                <w:rPr>
+                  <w:rFonts w:ascii="Cambria Math" w:hAnsi="Cambria Math"/>
+                  <w:color w:val="000000" w:themeColor="text1"/>
+                  <w:lang w:val="en-US"/>
+                </w:rPr>
+                <m:t>D</m:t>
+              </m:r>
+            </m:e>
+            <m:sub>
+              <m:r>
+                <w:rPr>
+                  <w:rFonts w:ascii="Cambria Math" w:hAnsi="Cambria Math"/>
+                  <w:color w:val="000000" w:themeColor="text1"/>
+                  <w:lang w:val="en-US"/>
+                </w:rPr>
+                <m:t>inv</m:t>
+              </m:r>
+            </m:sub>
+          </m:sSub>
+          <m:d>
+            <m:dPr>
+              <m:ctrlPr>
+                <w:rPr>
+                  <w:rFonts w:ascii="Cambria Math" w:hAnsi="Cambria Math"/>
+                  <w:i/>
+                  <w:color w:val="000000" w:themeColor="text1"/>
+                  <w:lang w:val="en-US"/>
+                </w:rPr>
+              </m:ctrlPr>
+            </m:dPr>
+            <m:e>
+              <m:sSub>
+                <m:sSubPr>
+                  <m:ctrlPr>
+                    <w:rPr>
+                      <w:rFonts w:ascii="Cambria Math" w:hAnsi="Cambria Math"/>
+                      <w:i/>
+                      <w:lang w:val="en-US"/>
+                    </w:rPr>
+                  </m:ctrlPr>
+                </m:sSubPr>
+                <m:e>
+                  <m:r>
+                    <w:rPr>
+                      <w:rFonts w:ascii="Cambria Math" w:hAnsi="Cambria Math"/>
+                      <w:lang w:val="en-US"/>
+                    </w:rPr>
+                    <m:t>H</m:t>
+                  </m:r>
+                </m:e>
+                <m:sub>
+                  <m:r>
+                    <w:rPr>
+                      <w:rFonts w:ascii="Cambria Math" w:hAnsi="Cambria Math"/>
+                      <w:lang w:val="en-US"/>
+                    </w:rPr>
+                    <m:t>y2</m:t>
+                  </m:r>
+                </m:sub>
+              </m:sSub>
+              <m:r>
+                <w:rPr>
+                  <w:rFonts w:ascii="Cambria Math" w:hAnsi="Cambria Math"/>
+                  <w:color w:val="EE0000"/>
+                  <w:lang w:val="en-US"/>
+                </w:rPr>
+                <m:t>d</m:t>
+              </m:r>
+              <m:sSub>
+                <m:sSubPr>
+                  <m:ctrlPr>
+                    <w:rPr>
+                      <w:rFonts w:ascii="Cambria Math" w:hAnsi="Cambria Math"/>
+                      <w:i/>
+                      <w:color w:val="EE0000"/>
+                      <w:lang w:val="en-US"/>
+                    </w:rPr>
+                  </m:ctrlPr>
+                </m:sSubPr>
+                <m:e>
+                  <m:r>
+                    <w:rPr>
+                      <w:rFonts w:ascii="Cambria Math" w:hAnsi="Cambria Math"/>
+                      <w:color w:val="EE0000"/>
+                      <w:lang w:val="en-US"/>
+                    </w:rPr>
+                    <m:t>H</m:t>
+                  </m:r>
+                </m:e>
+                <m:sub>
+                  <m:r>
+                    <w:rPr>
+                      <w:rFonts w:ascii="Cambria Math" w:hAnsi="Cambria Math"/>
+                      <w:color w:val="EE0000"/>
+                      <w:lang w:val="en-US"/>
+                    </w:rPr>
+                    <m:t>z1</m:t>
+                  </m:r>
+                </m:sub>
+              </m:sSub>
+              <m:r>
+                <w:rPr>
+                  <w:rFonts w:ascii="Cambria Math" w:hAnsi="Cambria Math"/>
+                  <w:lang w:val="en-US"/>
+                </w:rPr>
+                <m:t>+</m:t>
+              </m:r>
+              <m:sSub>
+                <m:sSubPr>
+                  <m:ctrlPr>
+                    <w:rPr>
+                      <w:rFonts w:ascii="Cambria Math" w:hAnsi="Cambria Math"/>
+                      <w:i/>
+                      <w:color w:val="FF0000"/>
+                      <w:lang w:val="en-US"/>
+                    </w:rPr>
+                  </m:ctrlPr>
+                </m:sSubPr>
+                <m:e>
+                  <m:r>
+                    <w:rPr>
+                      <w:rFonts w:ascii="Cambria Math" w:hAnsi="Cambria Math"/>
+                      <w:color w:val="FF0000"/>
+                      <w:lang w:val="en-US"/>
+                    </w:rPr>
+                    <m:t>H</m:t>
+                  </m:r>
+                </m:e>
+                <m:sub>
+                  <m:r>
+                    <w:rPr>
+                      <w:rFonts w:ascii="Cambria Math" w:hAnsi="Cambria Math"/>
+                      <w:color w:val="FF0000"/>
+                      <w:lang w:val="en-US"/>
+                    </w:rPr>
+                    <m:t>z1</m:t>
+                  </m:r>
+                </m:sub>
+              </m:sSub>
+              <m:r>
+                <w:rPr>
+                  <w:rFonts w:ascii="Cambria Math" w:hAnsi="Cambria Math"/>
+                  <w:lang w:val="en-US"/>
+                </w:rPr>
+                <m:t>d</m:t>
+              </m:r>
+              <m:sSub>
+                <m:sSubPr>
+                  <m:ctrlPr>
+                    <w:rPr>
+                      <w:rFonts w:ascii="Cambria Math" w:hAnsi="Cambria Math"/>
+                      <w:i/>
+                      <w:lang w:val="en-US"/>
+                    </w:rPr>
+                  </m:ctrlPr>
+                </m:sSubPr>
+                <m:e>
+                  <m:r>
+                    <w:rPr>
+                      <w:rFonts w:ascii="Cambria Math" w:hAnsi="Cambria Math"/>
+                      <w:lang w:val="en-US"/>
+                    </w:rPr>
+                    <m:t>H</m:t>
+                  </m:r>
+                </m:e>
+                <m:sub>
+                  <m:r>
+                    <w:rPr>
+                      <w:rFonts w:ascii="Cambria Math" w:hAnsi="Cambria Math"/>
+                      <w:lang w:val="en-US"/>
+                    </w:rPr>
+                    <m:t>y2</m:t>
+                  </m:r>
+                </m:sub>
+              </m:sSub>
+              <m:r>
+                <w:rPr>
+                  <w:rFonts w:ascii="Cambria Math" w:hAnsi="Cambria Math"/>
+                  <w:lang w:val="en-US"/>
+                </w:rPr>
+                <m:t>-</m:t>
+              </m:r>
+              <m:sSub>
+                <m:sSubPr>
+                  <m:ctrlPr>
+                    <w:rPr>
+                      <w:rFonts w:ascii="Cambria Math" w:hAnsi="Cambria Math"/>
+                      <w:i/>
+                      <w:lang w:val="en-US"/>
+                    </w:rPr>
+                  </m:ctrlPr>
+                </m:sSubPr>
+                <m:e>
+                  <m:r>
+                    <w:rPr>
+                      <w:rFonts w:ascii="Cambria Math" w:hAnsi="Cambria Math"/>
+                      <w:lang w:val="en-US"/>
+                    </w:rPr>
+                    <m:t>H</m:t>
+                  </m:r>
+                </m:e>
+                <m:sub>
+                  <m:r>
+                    <w:rPr>
+                      <w:rFonts w:ascii="Cambria Math" w:hAnsi="Cambria Math"/>
+                      <w:lang w:val="en-US"/>
+                    </w:rPr>
+                    <m:t>y1</m:t>
+                  </m:r>
+                </m:sub>
+              </m:sSub>
+              <m:r>
+                <w:rPr>
+                  <w:rFonts w:ascii="Cambria Math" w:hAnsi="Cambria Math"/>
+                  <w:color w:val="EE0000"/>
+                  <w:lang w:val="en-US"/>
+                </w:rPr>
+                <m:t>d</m:t>
+              </m:r>
+              <m:sSub>
+                <m:sSubPr>
+                  <m:ctrlPr>
+                    <w:rPr>
+                      <w:rFonts w:ascii="Cambria Math" w:hAnsi="Cambria Math"/>
+                      <w:i/>
+                      <w:color w:val="EE0000"/>
+                      <w:lang w:val="en-US"/>
+                    </w:rPr>
+                  </m:ctrlPr>
+                </m:sSubPr>
+                <m:e>
+                  <m:r>
+                    <w:rPr>
+                      <w:rFonts w:ascii="Cambria Math" w:hAnsi="Cambria Math"/>
+                      <w:color w:val="EE0000"/>
+                      <w:lang w:val="en-US"/>
+                    </w:rPr>
+                    <m:t>H</m:t>
+                  </m:r>
+                </m:e>
+                <m:sub>
+                  <m:r>
+                    <w:rPr>
+                      <w:rFonts w:ascii="Cambria Math" w:hAnsi="Cambria Math"/>
+                      <w:color w:val="EE0000"/>
+                      <w:lang w:val="en-US"/>
+                    </w:rPr>
+                    <m:t>z2</m:t>
+                  </m:r>
+                </m:sub>
+              </m:sSub>
+              <m:r>
+                <w:rPr>
+                  <w:rFonts w:ascii="Cambria Math" w:hAnsi="Cambria Math"/>
+                  <w:lang w:val="en-US"/>
+                </w:rPr>
+                <m:t>-</m:t>
+              </m:r>
+              <m:sSub>
+                <m:sSubPr>
+                  <m:ctrlPr>
+                    <w:rPr>
+                      <w:rFonts w:ascii="Cambria Math" w:hAnsi="Cambria Math"/>
+                      <w:i/>
+                      <w:color w:val="FF0000"/>
+                      <w:lang w:val="en-US"/>
+                    </w:rPr>
+                  </m:ctrlPr>
+                </m:sSubPr>
+                <m:e>
+                  <m:r>
+                    <w:rPr>
+                      <w:rFonts w:ascii="Cambria Math" w:hAnsi="Cambria Math"/>
+                      <w:color w:val="FF0000"/>
+                      <w:lang w:val="en-US"/>
+                    </w:rPr>
+                    <m:t>H</m:t>
+                  </m:r>
+                </m:e>
+                <m:sub>
+                  <m:r>
+                    <w:rPr>
+                      <w:rFonts w:ascii="Cambria Math" w:hAnsi="Cambria Math"/>
+                      <w:color w:val="FF0000"/>
+                      <w:lang w:val="en-US"/>
+                    </w:rPr>
+                    <m:t>z2</m:t>
+                  </m:r>
+                </m:sub>
+              </m:sSub>
+              <m:r>
+                <w:rPr>
+                  <w:rFonts w:ascii="Cambria Math" w:hAnsi="Cambria Math"/>
+                  <w:lang w:val="en-US"/>
+                </w:rPr>
+                <m:t>d</m:t>
+              </m:r>
+              <m:sSub>
+                <m:sSubPr>
+                  <m:ctrlPr>
+                    <w:rPr>
+                      <w:rFonts w:ascii="Cambria Math" w:hAnsi="Cambria Math"/>
+                      <w:i/>
+                      <w:lang w:val="en-US"/>
+                    </w:rPr>
+                  </m:ctrlPr>
+                </m:sSubPr>
+                <m:e>
+                  <m:r>
+                    <w:rPr>
+                      <w:rFonts w:ascii="Cambria Math" w:hAnsi="Cambria Math"/>
+                      <w:lang w:val="en-US"/>
+                    </w:rPr>
+                    <m:t>H</m:t>
+                  </m:r>
+                </m:e>
+                <m:sub>
+                  <m:r>
+                    <w:rPr>
+                      <w:rFonts w:ascii="Cambria Math" w:hAnsi="Cambria Math"/>
+                      <w:lang w:val="en-US"/>
+                    </w:rPr>
+                    <m:t>y1</m:t>
+                  </m:r>
+                </m:sub>
+              </m:sSub>
+            </m:e>
+          </m:d>
+          <m:r>
+            <w:rPr>
+              <w:rFonts w:ascii="Cambria Math" w:hAnsi="Cambria Math"/>
+              <w:color w:val="000000" w:themeColor="text1"/>
+              <w:lang w:val="en-US"/>
+            </w:rPr>
+            <m:t>-</m:t>
+          </m:r>
+          <m:d>
+            <m:dPr>
+              <m:ctrlPr>
+                <w:rPr>
+                  <w:rFonts w:ascii="Cambria Math" w:hAnsi="Cambria Math"/>
+                  <w:i/>
+                  <w:color w:val="000000" w:themeColor="text1"/>
+                  <w:lang w:val="en-US"/>
+                </w:rPr>
+              </m:ctrlPr>
+            </m:dPr>
+            <m:e>
+              <m:sSub>
+                <m:sSubPr>
+                  <m:ctrlPr>
+                    <w:rPr>
+                      <w:rFonts w:ascii="Cambria Math" w:hAnsi="Cambria Math"/>
+                      <w:i/>
+                      <w:lang w:val="en-US"/>
+                    </w:rPr>
+                  </m:ctrlPr>
+                </m:sSubPr>
+                <m:e>
+                  <m:r>
+                    <w:rPr>
+                      <w:rFonts w:ascii="Cambria Math" w:hAnsi="Cambria Math"/>
+                      <w:lang w:val="en-US"/>
+                    </w:rPr>
+                    <m:t>H</m:t>
+                  </m:r>
+                </m:e>
+                <m:sub>
+                  <m:r>
+                    <w:rPr>
+                      <w:rFonts w:ascii="Cambria Math" w:hAnsi="Cambria Math"/>
+                      <w:lang w:val="en-US"/>
+                    </w:rPr>
+                    <m:t>z1</m:t>
+                  </m:r>
+                </m:sub>
+              </m:sSub>
+              <m:sSub>
+                <m:sSubPr>
+                  <m:ctrlPr>
+                    <w:rPr>
+                      <w:rFonts w:ascii="Cambria Math" w:hAnsi="Cambria Math"/>
+                      <w:i/>
+                      <w:lang w:val="en-US"/>
+                    </w:rPr>
+                  </m:ctrlPr>
+                </m:sSubPr>
+                <m:e>
+                  <m:r>
+                    <w:rPr>
+                      <w:rFonts w:ascii="Cambria Math" w:hAnsi="Cambria Math"/>
+                      <w:lang w:val="en-US"/>
+                    </w:rPr>
+                    <m:t>H</m:t>
+                  </m:r>
+                </m:e>
+                <m:sub>
+                  <m:r>
+                    <w:rPr>
+                      <w:rFonts w:ascii="Cambria Math" w:hAnsi="Cambria Math"/>
+                      <w:lang w:val="en-US"/>
+                    </w:rPr>
+                    <m:t>y2</m:t>
+                  </m:r>
+                </m:sub>
+              </m:sSub>
+              <m:r>
+                <w:rPr>
+                  <w:rFonts w:ascii="Cambria Math" w:hAnsi="Cambria Math"/>
+                  <w:lang w:val="en-US"/>
+                </w:rPr>
+                <m:t>-</m:t>
+              </m:r>
+              <m:sSub>
+                <m:sSubPr>
+                  <m:ctrlPr>
+                    <w:rPr>
+                      <w:rFonts w:ascii="Cambria Math" w:hAnsi="Cambria Math"/>
+                      <w:i/>
+                      <w:lang w:val="en-US"/>
+                    </w:rPr>
+                  </m:ctrlPr>
+                </m:sSubPr>
+                <m:e>
+                  <m:r>
+                    <w:rPr>
+                      <w:rFonts w:ascii="Cambria Math" w:hAnsi="Cambria Math"/>
+                      <w:lang w:val="en-US"/>
+                    </w:rPr>
+                    <m:t>H</m:t>
+                  </m:r>
+                </m:e>
+                <m:sub>
+                  <m:r>
+                    <w:rPr>
+                      <w:rFonts w:ascii="Cambria Math" w:hAnsi="Cambria Math"/>
+                      <w:lang w:val="en-US"/>
+                    </w:rPr>
+                    <m:t>z2</m:t>
+                  </m:r>
+                </m:sub>
+              </m:sSub>
+              <m:sSub>
+                <m:sSubPr>
+                  <m:ctrlPr>
+                    <w:rPr>
+                      <w:rFonts w:ascii="Cambria Math" w:hAnsi="Cambria Math"/>
+                      <w:i/>
+                      <w:lang w:val="en-US"/>
+                    </w:rPr>
+                  </m:ctrlPr>
+                </m:sSubPr>
+                <m:e>
+                  <m:r>
+                    <w:rPr>
+                      <w:rFonts w:ascii="Cambria Math" w:hAnsi="Cambria Math"/>
+                      <w:lang w:val="en-US"/>
+                    </w:rPr>
+                    <m:t>H</m:t>
+                  </m:r>
+                </m:e>
+                <m:sub>
+                  <m:r>
+                    <w:rPr>
+                      <w:rFonts w:ascii="Cambria Math" w:hAnsi="Cambria Math"/>
+                      <w:lang w:val="en-US"/>
+                    </w:rPr>
+                    <m:t>y1</m:t>
+                  </m:r>
+                </m:sub>
+              </m:sSub>
+            </m:e>
+          </m:d>
+          <m:sSubSup>
+            <m:sSubSupPr>
+              <m:ctrlPr>
+                <w:rPr>
+                  <w:rFonts w:ascii="Cambria Math" w:hAnsi="Cambria Math"/>
+                  <w:i/>
+                  <w:color w:val="000000" w:themeColor="text1"/>
+                  <w:lang w:val="en-US"/>
+                </w:rPr>
+              </m:ctrlPr>
+            </m:sSubSupPr>
+            <m:e>
+              <m:r>
+                <w:rPr>
+                  <w:rFonts w:ascii="Cambria Math" w:hAnsi="Cambria Math"/>
+                  <w:color w:val="000000" w:themeColor="text1"/>
+                  <w:lang w:val="en-US"/>
+                </w:rPr>
+                <m:t>D</m:t>
+              </m:r>
+            </m:e>
+            <m:sub>
+              <m:r>
+                <w:rPr>
+                  <w:rFonts w:ascii="Cambria Math" w:hAnsi="Cambria Math"/>
+                  <w:color w:val="000000" w:themeColor="text1"/>
+                  <w:lang w:val="en-US"/>
+                </w:rPr>
+                <m:t>inv</m:t>
+              </m:r>
+            </m:sub>
+            <m:sup>
+              <m:r>
+                <w:rPr>
+                  <w:rFonts w:ascii="Cambria Math" w:hAnsi="Cambria Math"/>
+                  <w:color w:val="000000" w:themeColor="text1"/>
+                  <w:lang w:val="en-US"/>
+                </w:rPr>
+                <m:t>2</m:t>
+              </m:r>
+            </m:sup>
+          </m:sSubSup>
+          <m:d>
+            <m:dPr>
+              <m:ctrlPr>
+                <w:rPr>
+                  <w:rFonts w:ascii="Cambria Math" w:hAnsi="Cambria Math"/>
+                  <w:i/>
+                  <w:color w:val="000000" w:themeColor="text1"/>
+                  <w:lang w:val="en-US"/>
+                </w:rPr>
+              </m:ctrlPr>
+            </m:dPr>
+            <m:e>
+              <m:sSub>
+                <m:sSubPr>
+                  <m:ctrlPr>
+                    <w:rPr>
+                      <w:rFonts w:ascii="Cambria Math" w:hAnsi="Cambria Math"/>
+                      <w:i/>
+                      <w:color w:val="000000" w:themeColor="text1"/>
+                      <w:lang w:val="en-US"/>
+                    </w:rPr>
+                  </m:ctrlPr>
+                </m:sSubPr>
+                <m:e>
+                  <m:r>
+                    <w:rPr>
+                      <w:rFonts w:ascii="Cambria Math" w:hAnsi="Cambria Math"/>
+                      <w:color w:val="000000" w:themeColor="text1"/>
+                      <w:lang w:val="en-US"/>
+                    </w:rPr>
+                    <m:t>H</m:t>
+                  </m:r>
+                </m:e>
+                <m:sub>
+                  <m:r>
+                    <w:rPr>
+                      <w:rFonts w:ascii="Cambria Math" w:hAnsi="Cambria Math"/>
+                      <w:color w:val="000000" w:themeColor="text1"/>
+                      <w:lang w:val="en-US"/>
+                    </w:rPr>
+                    <m:t>y2</m:t>
+                  </m:r>
+                </m:sub>
+              </m:sSub>
+              <m:r>
+                <w:rPr>
+                  <w:rFonts w:ascii="Cambria Math" w:hAnsi="Cambria Math"/>
+                  <w:color w:val="000000" w:themeColor="text1"/>
+                  <w:lang w:val="en-US"/>
+                </w:rPr>
+                <m:t>d</m:t>
+              </m:r>
+              <m:sSub>
+                <m:sSubPr>
+                  <m:ctrlPr>
+                    <w:rPr>
+                      <w:rFonts w:ascii="Cambria Math" w:hAnsi="Cambria Math"/>
+                      <w:i/>
+                      <w:color w:val="000000" w:themeColor="text1"/>
+                      <w:lang w:val="en-US"/>
+                    </w:rPr>
+                  </m:ctrlPr>
+                </m:sSubPr>
+                <m:e>
+                  <m:r>
+                    <w:rPr>
+                      <w:rFonts w:ascii="Cambria Math" w:hAnsi="Cambria Math"/>
+                      <w:color w:val="000000" w:themeColor="text1"/>
+                      <w:lang w:val="en-US"/>
+                    </w:rPr>
+                    <m:t>H</m:t>
+                  </m:r>
+                </m:e>
+                <m:sub>
+                  <m:r>
+                    <w:rPr>
+                      <w:rFonts w:ascii="Cambria Math" w:hAnsi="Cambria Math"/>
+                      <w:color w:val="000000" w:themeColor="text1"/>
+                      <w:lang w:val="en-US"/>
+                    </w:rPr>
+                    <m:t>x1</m:t>
+                  </m:r>
+                </m:sub>
+              </m:sSub>
+              <m:r>
+                <w:rPr>
+                  <w:rFonts w:ascii="Cambria Math" w:hAnsi="Cambria Math"/>
+                  <w:color w:val="000000" w:themeColor="text1"/>
+                  <w:lang w:val="en-US"/>
+                </w:rPr>
+                <m:t>+d</m:t>
+              </m:r>
+              <m:sSub>
+                <m:sSubPr>
+                  <m:ctrlPr>
+                    <w:rPr>
+                      <w:rFonts w:ascii="Cambria Math" w:hAnsi="Cambria Math"/>
+                      <w:i/>
+                      <w:color w:val="000000" w:themeColor="text1"/>
+                      <w:lang w:val="en-US"/>
+                    </w:rPr>
+                  </m:ctrlPr>
+                </m:sSubPr>
+                <m:e>
+                  <m:r>
+                    <w:rPr>
+                      <w:rFonts w:ascii="Cambria Math" w:hAnsi="Cambria Math"/>
+                      <w:color w:val="000000" w:themeColor="text1"/>
+                      <w:lang w:val="en-US"/>
+                    </w:rPr>
+                    <m:t>H</m:t>
+                  </m:r>
+                </m:e>
+                <m:sub>
+                  <m:r>
+                    <w:rPr>
+                      <w:rFonts w:ascii="Cambria Math" w:hAnsi="Cambria Math"/>
+                      <w:color w:val="000000" w:themeColor="text1"/>
+                      <w:lang w:val="en-US"/>
+                    </w:rPr>
+                    <m:t>y2</m:t>
+                  </m:r>
+                </m:sub>
+              </m:sSub>
+              <m:sSub>
+                <m:sSubPr>
+                  <m:ctrlPr>
+                    <w:rPr>
+                      <w:rFonts w:ascii="Cambria Math" w:hAnsi="Cambria Math"/>
+                      <w:i/>
+                      <w:color w:val="000000" w:themeColor="text1"/>
+                      <w:lang w:val="en-US"/>
+                    </w:rPr>
+                  </m:ctrlPr>
+                </m:sSubPr>
+                <m:e>
+                  <m:r>
+                    <w:rPr>
+                      <w:rFonts w:ascii="Cambria Math" w:hAnsi="Cambria Math"/>
+                      <w:color w:val="000000" w:themeColor="text1"/>
+                      <w:lang w:val="en-US"/>
+                    </w:rPr>
+                    <m:t>H</m:t>
+                  </m:r>
+                </m:e>
+                <m:sub>
+                  <m:r>
+                    <w:rPr>
+                      <w:rFonts w:ascii="Cambria Math" w:hAnsi="Cambria Math"/>
+                      <w:color w:val="000000" w:themeColor="text1"/>
+                      <w:lang w:val="en-US"/>
+                    </w:rPr>
+                    <m:t>x1</m:t>
+                  </m:r>
+                </m:sub>
+              </m:sSub>
+              <m:r>
+                <w:rPr>
+                  <w:rFonts w:ascii="Cambria Math" w:hAnsi="Cambria Math"/>
+                  <w:color w:val="000000" w:themeColor="text1"/>
+                  <w:lang w:val="en-US"/>
+                </w:rPr>
+                <m:t>-</m:t>
+              </m:r>
+              <m:sSub>
+                <m:sSubPr>
+                  <m:ctrlPr>
+                    <w:rPr>
+                      <w:rFonts w:ascii="Cambria Math" w:hAnsi="Cambria Math"/>
+                      <w:i/>
+                      <w:color w:val="000000" w:themeColor="text1"/>
+                      <w:lang w:val="en-US"/>
+                    </w:rPr>
+                  </m:ctrlPr>
+                </m:sSubPr>
+                <m:e>
+                  <m:r>
+                    <w:rPr>
+                      <w:rFonts w:ascii="Cambria Math" w:hAnsi="Cambria Math"/>
+                      <w:color w:val="000000" w:themeColor="text1"/>
+                      <w:lang w:val="en-US"/>
+                    </w:rPr>
+                    <m:t>H</m:t>
+                  </m:r>
+                </m:e>
+                <m:sub>
+                  <m:r>
+                    <w:rPr>
+                      <w:rFonts w:ascii="Cambria Math" w:hAnsi="Cambria Math"/>
+                      <w:color w:val="000000" w:themeColor="text1"/>
+                      <w:lang w:val="en-US"/>
+                    </w:rPr>
+                    <m:t>y1</m:t>
+                  </m:r>
+                </m:sub>
+              </m:sSub>
+              <m:r>
+                <w:rPr>
+                  <w:rFonts w:ascii="Cambria Math" w:hAnsi="Cambria Math"/>
+                  <w:color w:val="000000" w:themeColor="text1"/>
+                  <w:lang w:val="en-US"/>
+                </w:rPr>
+                <m:t>d</m:t>
+              </m:r>
+              <m:sSub>
+                <m:sSubPr>
+                  <m:ctrlPr>
+                    <w:rPr>
+                      <w:rFonts w:ascii="Cambria Math" w:hAnsi="Cambria Math"/>
+                      <w:i/>
+                      <w:color w:val="000000" w:themeColor="text1"/>
+                      <w:lang w:val="en-US"/>
+                    </w:rPr>
+                  </m:ctrlPr>
+                </m:sSubPr>
+                <m:e>
+                  <m:r>
+                    <w:rPr>
+                      <w:rFonts w:ascii="Cambria Math" w:hAnsi="Cambria Math"/>
+                      <w:color w:val="000000" w:themeColor="text1"/>
+                      <w:lang w:val="en-US"/>
+                    </w:rPr>
+                    <m:t>H</m:t>
+                  </m:r>
+                </m:e>
+                <m:sub>
+                  <m:r>
+                    <w:rPr>
+                      <w:rFonts w:ascii="Cambria Math" w:hAnsi="Cambria Math"/>
+                      <w:color w:val="000000" w:themeColor="text1"/>
+                      <w:lang w:val="en-US"/>
+                    </w:rPr>
+                    <m:t>x2</m:t>
+                  </m:r>
+                </m:sub>
+              </m:sSub>
+              <m:r>
+                <w:rPr>
+                  <w:rFonts w:ascii="Cambria Math" w:hAnsi="Cambria Math"/>
+                  <w:color w:val="000000" w:themeColor="text1"/>
+                  <w:lang w:val="en-US"/>
+                </w:rPr>
+                <m:t>-d</m:t>
+              </m:r>
+              <m:sSub>
+                <m:sSubPr>
+                  <m:ctrlPr>
+                    <w:rPr>
+                      <w:rFonts w:ascii="Cambria Math" w:hAnsi="Cambria Math"/>
+                      <w:i/>
+                      <w:color w:val="000000" w:themeColor="text1"/>
+                      <w:lang w:val="en-US"/>
+                    </w:rPr>
+                  </m:ctrlPr>
+                </m:sSubPr>
+                <m:e>
+                  <m:r>
+                    <w:rPr>
+                      <w:rFonts w:ascii="Cambria Math" w:hAnsi="Cambria Math"/>
+                      <w:color w:val="000000" w:themeColor="text1"/>
+                      <w:lang w:val="en-US"/>
+                    </w:rPr>
+                    <m:t>H</m:t>
+                  </m:r>
+                </m:e>
+                <m:sub>
+                  <m:r>
+                    <w:rPr>
+                      <w:rFonts w:ascii="Cambria Math" w:hAnsi="Cambria Math"/>
+                      <w:color w:val="000000" w:themeColor="text1"/>
+                      <w:lang w:val="en-US"/>
+                    </w:rPr>
+                    <m:t>y1</m:t>
+                  </m:r>
+                </m:sub>
+              </m:sSub>
+              <m:sSub>
+                <m:sSubPr>
+                  <m:ctrlPr>
+                    <w:rPr>
+                      <w:rFonts w:ascii="Cambria Math" w:hAnsi="Cambria Math"/>
+                      <w:i/>
+                      <w:color w:val="000000" w:themeColor="text1"/>
+                      <w:lang w:val="en-US"/>
+                    </w:rPr>
+                  </m:ctrlPr>
+                </m:sSubPr>
+                <m:e>
+                  <m:r>
+                    <w:rPr>
+                      <w:rFonts w:ascii="Cambria Math" w:hAnsi="Cambria Math"/>
+                      <w:color w:val="000000" w:themeColor="text1"/>
+                      <w:lang w:val="en-US"/>
+                    </w:rPr>
+                    <m:t>H</m:t>
+                  </m:r>
+                </m:e>
+                <m:sub>
+                  <m:r>
+                    <w:rPr>
+                      <w:rFonts w:ascii="Cambria Math" w:hAnsi="Cambria Math"/>
+                      <w:color w:val="000000" w:themeColor="text1"/>
+                      <w:lang w:val="en-US"/>
+                    </w:rPr>
+                    <m:t>x2</m:t>
+                  </m:r>
+                </m:sub>
+              </m:sSub>
+            </m:e>
+          </m:d>
+        </m:oMath>
+      </m:oMathPara>
+    </w:p>
+    <w:p>
+      <w:pPr>
+        <w:rPr>
+          <w:color w:val="000000" w:themeColor="text1"/>
+          <w:lang w:val="en-US"/>
+        </w:rPr>
+      </w:pPr>
+      <m:oMathPara>
+        <m:oMath>
+          <m:f>
+            <m:fPr>
+              <m:ctrlPr>
+                <w:rPr>
+                  <w:rFonts w:ascii="Cambria Math" w:hAnsi="Cambria Math"/>
+                  <w:i/>
+                  <w:lang w:val="en-US"/>
+                </w:rPr>
+              </m:ctrlPr>
+            </m:fPr>
+            <m:num>
+              <m:r>
+                <w:rPr>
+                  <w:rFonts w:ascii="Cambria Math" w:hAnsi="Cambria Math"/>
+                  <w:lang w:val="en-US"/>
+                </w:rPr>
+                <m:t>∂</m:t>
+              </m:r>
+              <m:sSub>
+                <m:sSubPr>
+                  <m:ctrlPr>
+                    <w:rPr>
+                      <w:rFonts w:ascii="Cambria Math" w:hAnsi="Cambria Math"/>
+                      <w:i/>
+                      <w:lang w:val="en-US"/>
+                    </w:rPr>
+                  </m:ctrlPr>
+                </m:sSubPr>
+                <m:e>
+                  <m:r>
+                    <w:rPr>
+                      <w:rFonts w:ascii="Cambria Math" w:hAnsi="Cambria Math"/>
+                      <w:lang w:val="en-US"/>
+                    </w:rPr>
+                    <m:t>T</m:t>
+                  </m:r>
+                </m:e>
+                <m:sub>
+                  <m:r>
+                    <w:rPr>
+                      <w:rFonts w:ascii="Cambria Math" w:hAnsi="Cambria Math"/>
+                      <w:lang w:val="en-US"/>
+                    </w:rPr>
+                    <m:t>y</m:t>
+                  </m:r>
+                </m:sub>
+              </m:sSub>
+            </m:num>
+            <m:den>
+              <m:r>
+                <w:rPr>
+                  <w:rFonts w:ascii="Cambria Math" w:hAnsi="Cambria Math"/>
+                  <w:lang w:val="en-US"/>
+                </w:rPr>
+                <m:t>∂</m:t>
+              </m:r>
+              <m:sSub>
+                <m:sSubPr>
+                  <m:ctrlPr>
+                    <w:rPr>
+                      <w:rFonts w:ascii="Cambria Math" w:hAnsi="Cambria Math"/>
+                      <w:i/>
+                      <w:lang w:val="en-US"/>
+                    </w:rPr>
+                  </m:ctrlPr>
+                </m:sSubPr>
+                <m:e>
+                  <m:r>
+                    <w:rPr>
+                      <w:rFonts w:ascii="Cambria Math" w:hAnsi="Cambria Math"/>
+                      <w:lang w:val="en-US"/>
+                    </w:rPr>
+                    <m:t>m</m:t>
+                  </m:r>
+                </m:e>
+                <m:sub>
+                  <m:r>
+                    <w:rPr>
+                      <w:rFonts w:ascii="Cambria Math" w:hAnsi="Cambria Math"/>
+                      <w:lang w:val="en-US"/>
+                    </w:rPr>
+                    <m:t>k</m:t>
+                  </m:r>
+                </m:sub>
+              </m:sSub>
+            </m:den>
+          </m:f>
+          <m:r>
+            <w:rPr>
+              <w:rFonts w:ascii="Cambria Math" w:hAnsi="Cambria Math"/>
+              <w:lang w:val="en-US"/>
+            </w:rPr>
+            <m:t>=</m:t>
+          </m:r>
+          <m:sSub>
+            <m:sSubPr>
+              <m:ctrlPr>
+                <w:rPr>
+                  <w:rFonts w:ascii="Cambria Math" w:hAnsi="Cambria Math"/>
+                  <w:i/>
+                  <w:color w:val="000000" w:themeColor="text1"/>
+                  <w:lang w:val="en-US"/>
+                </w:rPr>
+              </m:ctrlPr>
+            </m:sSubPr>
+            <m:e>
+              <m:r>
+                <w:rPr>
+                  <w:rFonts w:ascii="Cambria Math" w:hAnsi="Cambria Math"/>
+                  <w:color w:val="000000" w:themeColor="text1"/>
+                  <w:lang w:val="en-US"/>
+                </w:rPr>
+                <m:t>D</m:t>
+              </m:r>
+            </m:e>
+            <m:sub>
+              <m:r>
+                <w:rPr>
+                  <w:rFonts w:ascii="Cambria Math" w:hAnsi="Cambria Math"/>
+                  <w:color w:val="000000" w:themeColor="text1"/>
+                  <w:lang w:val="en-US"/>
+                </w:rPr>
+                <m:t>inv</m:t>
+              </m:r>
+            </m:sub>
+          </m:sSub>
+          <m:d>
+            <m:dPr>
+              <m:ctrlPr>
+                <w:rPr>
+                  <w:rFonts w:ascii="Cambria Math" w:hAnsi="Cambria Math"/>
+                  <w:i/>
+                  <w:color w:val="000000" w:themeColor="text1"/>
+                  <w:lang w:val="en-US"/>
+                </w:rPr>
+              </m:ctrlPr>
+            </m:dPr>
+            <m:e>
+              <m:sSub>
+                <m:sSubPr>
+                  <m:ctrlPr>
+                    <w:rPr>
+                      <w:rFonts w:ascii="Cambria Math" w:hAnsi="Cambria Math"/>
+                      <w:i/>
+                      <w:lang w:val="en-US"/>
+                    </w:rPr>
+                  </m:ctrlPr>
+                </m:sSubPr>
+                <m:e>
+                  <m:r>
+                    <w:rPr>
+                      <w:rFonts w:ascii="Cambria Math" w:hAnsi="Cambria Math"/>
+                      <w:lang w:val="en-US"/>
+                    </w:rPr>
+                    <m:t>H</m:t>
+                  </m:r>
+                </m:e>
+                <m:sub>
+                  <m:r>
+                    <w:rPr>
+                      <w:rFonts w:ascii="Cambria Math" w:hAnsi="Cambria Math"/>
+                      <w:lang w:val="en-US"/>
+                    </w:rPr>
+                    <m:t>x1</m:t>
+                  </m:r>
+                </m:sub>
+              </m:sSub>
+              <m:r>
+                <w:rPr>
+                  <w:rFonts w:ascii="Cambria Math" w:hAnsi="Cambria Math"/>
+                  <w:color w:val="EE0000"/>
+                  <w:lang w:val="en-US"/>
+                </w:rPr>
+                <m:t>d</m:t>
+              </m:r>
+              <m:sSub>
+                <m:sSubPr>
+                  <m:ctrlPr>
+                    <w:rPr>
+                      <w:rFonts w:ascii="Cambria Math" w:hAnsi="Cambria Math"/>
+                      <w:i/>
+                      <w:color w:val="EE0000"/>
+                      <w:lang w:val="en-US"/>
+                    </w:rPr>
+                  </m:ctrlPr>
+                </m:sSubPr>
+                <m:e>
+                  <m:r>
+                    <w:rPr>
+                      <w:rFonts w:ascii="Cambria Math" w:hAnsi="Cambria Math"/>
+                      <w:color w:val="EE0000"/>
+                      <w:lang w:val="en-US"/>
+                    </w:rPr>
+                    <m:t>H</m:t>
+                  </m:r>
+                </m:e>
+                <m:sub>
+                  <m:r>
+                    <w:rPr>
+                      <w:rFonts w:ascii="Cambria Math" w:hAnsi="Cambria Math"/>
+                      <w:color w:val="EE0000"/>
+                      <w:lang w:val="en-US"/>
+                    </w:rPr>
+                    <m:t>z2</m:t>
+                  </m:r>
+                </m:sub>
+              </m:sSub>
+              <m:r>
+                <w:rPr>
+                  <w:rFonts w:ascii="Cambria Math" w:hAnsi="Cambria Math"/>
+                  <w:lang w:val="en-US"/>
+                </w:rPr>
+                <m:t>+</m:t>
+              </m:r>
+              <m:sSub>
+                <m:sSubPr>
+                  <m:ctrlPr>
+                    <w:rPr>
+                      <w:rFonts w:ascii="Cambria Math" w:hAnsi="Cambria Math"/>
+                      <w:i/>
+                      <w:color w:val="EE0000"/>
+                      <w:lang w:val="en-US"/>
+                    </w:rPr>
+                  </m:ctrlPr>
+                </m:sSubPr>
+                <m:e>
+                  <m:r>
+                    <w:rPr>
+                      <w:rFonts w:ascii="Cambria Math" w:hAnsi="Cambria Math"/>
+                      <w:color w:val="EE0000"/>
+                      <w:lang w:val="en-US"/>
+                    </w:rPr>
+                    <m:t>H</m:t>
+                  </m:r>
+                </m:e>
+                <m:sub>
+                  <m:r>
+                    <w:rPr>
+                      <w:rFonts w:ascii="Cambria Math" w:hAnsi="Cambria Math"/>
+                      <w:color w:val="EE0000"/>
+                      <w:lang w:val="en-US"/>
+                    </w:rPr>
+                    <m:t>z2</m:t>
+                  </m:r>
+                </m:sub>
+              </m:sSub>
+              <m:r>
+                <w:rPr>
+                  <w:rFonts w:ascii="Cambria Math" w:hAnsi="Cambria Math"/>
+                  <w:lang w:val="en-US"/>
+                </w:rPr>
+                <m:t>d</m:t>
+              </m:r>
+              <m:sSub>
+                <m:sSubPr>
+                  <m:ctrlPr>
+                    <w:rPr>
+                      <w:rFonts w:ascii="Cambria Math" w:hAnsi="Cambria Math"/>
+                      <w:i/>
+                      <w:lang w:val="en-US"/>
+                    </w:rPr>
+                  </m:ctrlPr>
+                </m:sSubPr>
+                <m:e>
+                  <m:r>
+                    <w:rPr>
+                      <w:rFonts w:ascii="Cambria Math" w:hAnsi="Cambria Math"/>
+                      <w:lang w:val="en-US"/>
+                    </w:rPr>
+                    <m:t>H</m:t>
+                  </m:r>
+                </m:e>
+                <m:sub>
+                  <m:r>
+                    <w:rPr>
+                      <w:rFonts w:ascii="Cambria Math" w:hAnsi="Cambria Math"/>
+                      <w:lang w:val="en-US"/>
+                    </w:rPr>
+                    <m:t>x1</m:t>
+                  </m:r>
+                </m:sub>
+              </m:sSub>
+              <m:r>
+                <w:rPr>
+                  <w:rFonts w:ascii="Cambria Math" w:hAnsi="Cambria Math"/>
+                  <w:lang w:val="en-US"/>
+                </w:rPr>
+                <m:t>-</m:t>
+              </m:r>
+              <m:sSub>
+                <m:sSubPr>
+                  <m:ctrlPr>
+                    <w:rPr>
+                      <w:rFonts w:ascii="Cambria Math" w:hAnsi="Cambria Math"/>
+                      <w:i/>
+                      <w:lang w:val="en-US"/>
+                    </w:rPr>
+                  </m:ctrlPr>
+                </m:sSubPr>
+                <m:e>
+                  <m:r>
+                    <w:rPr>
+                      <w:rFonts w:ascii="Cambria Math" w:hAnsi="Cambria Math"/>
+                      <w:lang w:val="en-US"/>
+                    </w:rPr>
+                    <m:t>H</m:t>
+                  </m:r>
+                </m:e>
+                <m:sub>
+                  <m:r>
+                    <w:rPr>
+                      <w:rFonts w:ascii="Cambria Math" w:hAnsi="Cambria Math"/>
+                      <w:lang w:val="en-US"/>
+                    </w:rPr>
+                    <m:t>x2</m:t>
+                  </m:r>
+                </m:sub>
+              </m:sSub>
+              <m:r>
+                <w:rPr>
+                  <w:rFonts w:ascii="Cambria Math" w:hAnsi="Cambria Math"/>
+                  <w:color w:val="EE0000"/>
+                  <w:lang w:val="en-US"/>
+                </w:rPr>
+                <m:t>d</m:t>
+              </m:r>
+              <m:sSub>
+                <m:sSubPr>
+                  <m:ctrlPr>
+                    <w:rPr>
+                      <w:rFonts w:ascii="Cambria Math" w:hAnsi="Cambria Math"/>
+                      <w:i/>
+                      <w:color w:val="EE0000"/>
+                      <w:lang w:val="en-US"/>
+                    </w:rPr>
+                  </m:ctrlPr>
+                </m:sSubPr>
+                <m:e>
+                  <m:r>
+                    <w:rPr>
+                      <w:rFonts w:ascii="Cambria Math" w:hAnsi="Cambria Math"/>
+                      <w:color w:val="EE0000"/>
+                      <w:lang w:val="en-US"/>
+                    </w:rPr>
+                    <m:t>H</m:t>
+                  </m:r>
+                </m:e>
+                <m:sub>
+                  <m:r>
+                    <w:rPr>
+                      <w:rFonts w:ascii="Cambria Math" w:hAnsi="Cambria Math"/>
+                      <w:color w:val="EE0000"/>
+                      <w:lang w:val="en-US"/>
+                    </w:rPr>
+                    <m:t>z1</m:t>
+                  </m:r>
+                </m:sub>
+              </m:sSub>
+              <m:r>
+                <w:rPr>
+                  <w:rFonts w:ascii="Cambria Math" w:hAnsi="Cambria Math"/>
+                  <w:lang w:val="en-US"/>
+                </w:rPr>
+                <m:t>-</m:t>
+              </m:r>
+              <m:sSub>
+                <m:sSubPr>
+                  <m:ctrlPr>
+                    <w:rPr>
+                      <w:rFonts w:ascii="Cambria Math" w:hAnsi="Cambria Math"/>
+                      <w:i/>
+                      <w:color w:val="EE0000"/>
+                      <w:lang w:val="en-US"/>
+                    </w:rPr>
+                  </m:ctrlPr>
+                </m:sSubPr>
+                <m:e>
+                  <m:r>
+                    <w:rPr>
+                      <w:rFonts w:ascii="Cambria Math" w:hAnsi="Cambria Math"/>
+                      <w:color w:val="EE0000"/>
+                      <w:lang w:val="en-US"/>
+                    </w:rPr>
+                    <m:t>H</m:t>
+                  </m:r>
+                </m:e>
+                <m:sub>
+                  <m:r>
+                    <w:rPr>
+                      <w:rFonts w:ascii="Cambria Math" w:hAnsi="Cambria Math"/>
+                      <w:color w:val="EE0000"/>
+                      <w:lang w:val="en-US"/>
+                    </w:rPr>
+                    <m:t>z</m:t>
+                  </m:r>
+                  <m:r>
+                    <w:rPr>
+                      <w:rFonts w:ascii="Cambria Math" w:hAnsi="Cambria Math"/>
+                      <w:color w:val="EE0000"/>
+                      <w:lang w:val="en-US"/>
+                    </w:rPr>
+                    <m:t>1</m:t>
+                  </m:r>
+                </m:sub>
+              </m:sSub>
+              <m:r>
+                <w:rPr>
+                  <w:rFonts w:ascii="Cambria Math" w:hAnsi="Cambria Math"/>
+                  <w:lang w:val="en-US"/>
+                </w:rPr>
+                <m:t>d</m:t>
+              </m:r>
+              <m:sSub>
+                <m:sSubPr>
+                  <m:ctrlPr>
+                    <w:rPr>
+                      <w:rFonts w:ascii="Cambria Math" w:hAnsi="Cambria Math"/>
+                      <w:i/>
+                      <w:lang w:val="en-US"/>
+                    </w:rPr>
+                  </m:ctrlPr>
+                </m:sSubPr>
+                <m:e>
+                  <m:r>
+                    <w:rPr>
+                      <w:rFonts w:ascii="Cambria Math" w:hAnsi="Cambria Math"/>
+                      <w:lang w:val="en-US"/>
+                    </w:rPr>
+                    <m:t>H</m:t>
+                  </m:r>
+                </m:e>
+                <m:sub>
+                  <m:r>
+                    <w:rPr>
+                      <w:rFonts w:ascii="Cambria Math" w:hAnsi="Cambria Math"/>
+                      <w:lang w:val="en-US"/>
+                    </w:rPr>
+                    <m:t>x2</m:t>
+                  </m:r>
+                </m:sub>
+              </m:sSub>
+            </m:e>
+          </m:d>
+          <m:r>
+            <w:rPr>
+              <w:rFonts w:ascii="Cambria Math" w:hAnsi="Cambria Math"/>
+              <w:color w:val="000000" w:themeColor="text1"/>
+              <w:lang w:val="en-US"/>
+            </w:rPr>
+            <m:t>-</m:t>
+          </m:r>
+          <m:d>
+            <m:dPr>
+              <m:ctrlPr>
+                <w:rPr>
+                  <w:rFonts w:ascii="Cambria Math" w:hAnsi="Cambria Math"/>
+                  <w:i/>
+                  <w:color w:val="000000" w:themeColor="text1"/>
+                  <w:lang w:val="en-US"/>
+                </w:rPr>
+              </m:ctrlPr>
+            </m:dPr>
+            <m:e>
+              <m:sSub>
+                <m:sSubPr>
+                  <m:ctrlPr>
+                    <w:rPr>
+                      <w:rFonts w:ascii="Cambria Math" w:hAnsi="Cambria Math"/>
+                      <w:i/>
+                      <w:lang w:val="en-US"/>
+                    </w:rPr>
+                  </m:ctrlPr>
+                </m:sSubPr>
+                <m:e>
+                  <m:r>
+                    <w:rPr>
+                      <w:rFonts w:ascii="Cambria Math" w:hAnsi="Cambria Math"/>
+                      <w:lang w:val="en-US"/>
+                    </w:rPr>
+                    <m:t>H</m:t>
+                  </m:r>
+                </m:e>
+                <m:sub>
+                  <m:r>
+                    <w:rPr>
+                      <w:rFonts w:ascii="Cambria Math" w:hAnsi="Cambria Math"/>
+                      <w:lang w:val="en-US"/>
+                    </w:rPr>
+                    <m:t>z2</m:t>
+                  </m:r>
+                </m:sub>
+              </m:sSub>
+              <m:sSub>
+                <m:sSubPr>
+                  <m:ctrlPr>
+                    <w:rPr>
+                      <w:rFonts w:ascii="Cambria Math" w:hAnsi="Cambria Math"/>
+                      <w:i/>
+                      <w:lang w:val="en-US"/>
+                    </w:rPr>
+                  </m:ctrlPr>
+                </m:sSubPr>
+                <m:e>
+                  <m:r>
+                    <w:rPr>
+                      <w:rFonts w:ascii="Cambria Math" w:hAnsi="Cambria Math"/>
+                      <w:lang w:val="en-US"/>
+                    </w:rPr>
+                    <m:t>H</m:t>
+                  </m:r>
+                </m:e>
+                <m:sub>
+                  <m:r>
+                    <w:rPr>
+                      <w:rFonts w:ascii="Cambria Math" w:hAnsi="Cambria Math"/>
+                      <w:lang w:val="en-US"/>
+                    </w:rPr>
+                    <m:t>x1</m:t>
+                  </m:r>
+                </m:sub>
+              </m:sSub>
+              <m:r>
+                <w:rPr>
+                  <w:rFonts w:ascii="Cambria Math" w:hAnsi="Cambria Math"/>
+                  <w:vertAlign w:val="subscript"/>
+                  <w:lang w:val="en-US"/>
+                </w:rPr>
+                <m:t>-</m:t>
+              </m:r>
+              <m:sSub>
+                <m:sSubPr>
+                  <m:ctrlPr>
+                    <w:rPr>
+                      <w:rFonts w:ascii="Cambria Math" w:hAnsi="Cambria Math"/>
+                      <w:i/>
+                      <w:lang w:val="en-US"/>
+                    </w:rPr>
+                  </m:ctrlPr>
+                </m:sSubPr>
+                <m:e>
+                  <m:r>
+                    <w:rPr>
+                      <w:rFonts w:ascii="Cambria Math" w:hAnsi="Cambria Math"/>
+                      <w:lang w:val="en-US"/>
+                    </w:rPr>
+                    <m:t>H</m:t>
+                  </m:r>
+                </m:e>
+                <m:sub>
+                  <m:r>
+                    <w:rPr>
+                      <w:rFonts w:ascii="Cambria Math" w:hAnsi="Cambria Math"/>
+                      <w:lang w:val="en-US"/>
+                    </w:rPr>
+                    <m:t>z1</m:t>
+                  </m:r>
+                </m:sub>
+              </m:sSub>
+              <m:sSub>
+                <m:sSubPr>
+                  <m:ctrlPr>
+                    <w:rPr>
+                      <w:rFonts w:ascii="Cambria Math" w:hAnsi="Cambria Math"/>
+                      <w:i/>
+                      <w:lang w:val="en-US"/>
+                    </w:rPr>
+                  </m:ctrlPr>
+                </m:sSubPr>
+                <m:e>
+                  <m:r>
+                    <w:rPr>
+                      <w:rFonts w:ascii="Cambria Math" w:hAnsi="Cambria Math"/>
+                      <w:lang w:val="en-US"/>
+                    </w:rPr>
+                    <m:t>H</m:t>
+                  </m:r>
+                </m:e>
+                <m:sub>
+                  <m:r>
+                    <w:rPr>
+                      <w:rFonts w:ascii="Cambria Math" w:hAnsi="Cambria Math"/>
+                      <w:lang w:val="en-US"/>
+                    </w:rPr>
+                    <m:t>x2</m:t>
+                  </m:r>
+                </m:sub>
+              </m:sSub>
+            </m:e>
+          </m:d>
+          <m:sSubSup>
+            <m:sSubSupPr>
+              <m:ctrlPr>
+                <w:rPr>
+                  <w:rFonts w:ascii="Cambria Math" w:hAnsi="Cambria Math"/>
+                  <w:i/>
+                  <w:color w:val="000000" w:themeColor="text1"/>
+                  <w:lang w:val="en-US"/>
+                </w:rPr>
+              </m:ctrlPr>
+            </m:sSubSupPr>
+            <m:e>
+              <m:r>
+                <w:rPr>
+                  <w:rFonts w:ascii="Cambria Math" w:hAnsi="Cambria Math"/>
+                  <w:color w:val="000000" w:themeColor="text1"/>
+                  <w:lang w:val="en-US"/>
+                </w:rPr>
+                <m:t>D</m:t>
+              </m:r>
+            </m:e>
+            <m:sub>
+              <m:r>
+                <w:rPr>
+                  <w:rFonts w:ascii="Cambria Math" w:hAnsi="Cambria Math"/>
+                  <w:color w:val="000000" w:themeColor="text1"/>
+                  <w:lang w:val="en-US"/>
+                </w:rPr>
+                <m:t>inv</m:t>
+              </m:r>
+            </m:sub>
+            <m:sup>
+              <m:r>
+                <w:rPr>
+                  <w:rFonts w:ascii="Cambria Math" w:hAnsi="Cambria Math"/>
+                  <w:color w:val="000000" w:themeColor="text1"/>
+                  <w:lang w:val="en-US"/>
+                </w:rPr>
+                <m:t>2</m:t>
+              </m:r>
+            </m:sup>
+          </m:sSubSup>
+          <m:d>
+            <m:dPr>
+              <m:ctrlPr>
+                <w:rPr>
+                  <w:rFonts w:ascii="Cambria Math" w:hAnsi="Cambria Math"/>
+                  <w:i/>
+                  <w:color w:val="000000" w:themeColor="text1"/>
+                  <w:lang w:val="en-US"/>
+                </w:rPr>
+              </m:ctrlPr>
+            </m:dPr>
+            <m:e>
+              <m:sSub>
+                <m:sSubPr>
+                  <m:ctrlPr>
+                    <w:rPr>
+                      <w:rFonts w:ascii="Cambria Math" w:hAnsi="Cambria Math"/>
+                      <w:i/>
+                      <w:color w:val="000000" w:themeColor="text1"/>
+                      <w:lang w:val="en-US"/>
+                    </w:rPr>
+                  </m:ctrlPr>
+                </m:sSubPr>
+                <m:e>
+                  <m:r>
+                    <w:rPr>
+                      <w:rFonts w:ascii="Cambria Math" w:hAnsi="Cambria Math"/>
+                      <w:color w:val="000000" w:themeColor="text1"/>
+                      <w:lang w:val="en-US"/>
+                    </w:rPr>
+                    <m:t>H</m:t>
+                  </m:r>
+                </m:e>
+                <m:sub>
+                  <m:r>
+                    <w:rPr>
+                      <w:rFonts w:ascii="Cambria Math" w:hAnsi="Cambria Math"/>
+                      <w:color w:val="000000" w:themeColor="text1"/>
+                      <w:lang w:val="en-US"/>
+                    </w:rPr>
+                    <m:t>y2</m:t>
+                  </m:r>
+                </m:sub>
+              </m:sSub>
+              <m:r>
+                <w:rPr>
+                  <w:rFonts w:ascii="Cambria Math" w:hAnsi="Cambria Math"/>
+                  <w:color w:val="000000" w:themeColor="text1"/>
+                  <w:lang w:val="en-US"/>
+                </w:rPr>
+                <m:t>d</m:t>
+              </m:r>
+              <m:sSub>
+                <m:sSubPr>
+                  <m:ctrlPr>
+                    <w:rPr>
+                      <w:rFonts w:ascii="Cambria Math" w:hAnsi="Cambria Math"/>
+                      <w:i/>
+                      <w:color w:val="000000" w:themeColor="text1"/>
+                      <w:lang w:val="en-US"/>
+                    </w:rPr>
+                  </m:ctrlPr>
+                </m:sSubPr>
+                <m:e>
+                  <m:r>
+                    <w:rPr>
+                      <w:rFonts w:ascii="Cambria Math" w:hAnsi="Cambria Math"/>
+                      <w:color w:val="000000" w:themeColor="text1"/>
+                      <w:lang w:val="en-US"/>
+                    </w:rPr>
+                    <m:t>H</m:t>
+                  </m:r>
+                </m:e>
+                <m:sub>
+                  <m:r>
+                    <w:rPr>
+                      <w:rFonts w:ascii="Cambria Math" w:hAnsi="Cambria Math"/>
+                      <w:color w:val="000000" w:themeColor="text1"/>
+                      <w:lang w:val="en-US"/>
+                    </w:rPr>
+                    <m:t>x1</m:t>
+                  </m:r>
+                </m:sub>
+              </m:sSub>
+              <m:r>
+                <w:rPr>
+                  <w:rFonts w:ascii="Cambria Math" w:hAnsi="Cambria Math"/>
+                  <w:color w:val="000000" w:themeColor="text1"/>
+                  <w:lang w:val="en-US"/>
+                </w:rPr>
+                <m:t>+d</m:t>
+              </m:r>
+              <m:sSub>
+                <m:sSubPr>
+                  <m:ctrlPr>
+                    <w:rPr>
+                      <w:rFonts w:ascii="Cambria Math" w:hAnsi="Cambria Math"/>
+                      <w:i/>
+                      <w:color w:val="000000" w:themeColor="text1"/>
+                      <w:lang w:val="en-US"/>
+                    </w:rPr>
+                  </m:ctrlPr>
+                </m:sSubPr>
+                <m:e>
+                  <m:r>
+                    <w:rPr>
+                      <w:rFonts w:ascii="Cambria Math" w:hAnsi="Cambria Math"/>
+                      <w:color w:val="000000" w:themeColor="text1"/>
+                      <w:lang w:val="en-US"/>
+                    </w:rPr>
+                    <m:t>H</m:t>
+                  </m:r>
+                </m:e>
+                <m:sub>
+                  <m:r>
+                    <w:rPr>
+                      <w:rFonts w:ascii="Cambria Math" w:hAnsi="Cambria Math"/>
+                      <w:color w:val="000000" w:themeColor="text1"/>
+                      <w:lang w:val="en-US"/>
+                    </w:rPr>
+                    <m:t>y2</m:t>
+                  </m:r>
+                </m:sub>
+              </m:sSub>
+              <m:sSub>
+                <m:sSubPr>
+                  <m:ctrlPr>
+                    <w:rPr>
+                      <w:rFonts w:ascii="Cambria Math" w:hAnsi="Cambria Math"/>
+                      <w:i/>
+                      <w:color w:val="000000" w:themeColor="text1"/>
+                      <w:lang w:val="en-US"/>
+                    </w:rPr>
+                  </m:ctrlPr>
+                </m:sSubPr>
+                <m:e>
+                  <m:r>
+                    <w:rPr>
+                      <w:rFonts w:ascii="Cambria Math" w:hAnsi="Cambria Math"/>
+                      <w:color w:val="000000" w:themeColor="text1"/>
+                      <w:lang w:val="en-US"/>
+                    </w:rPr>
+                    <m:t>H</m:t>
+                  </m:r>
+                </m:e>
+                <m:sub>
+                  <m:r>
+                    <w:rPr>
+                      <w:rFonts w:ascii="Cambria Math" w:hAnsi="Cambria Math"/>
+                      <w:color w:val="000000" w:themeColor="text1"/>
+                      <w:lang w:val="en-US"/>
+                    </w:rPr>
+                    <m:t>x1</m:t>
+                  </m:r>
+                </m:sub>
+              </m:sSub>
+              <m:r>
+                <w:rPr>
+                  <w:rFonts w:ascii="Cambria Math" w:hAnsi="Cambria Math"/>
+                  <w:color w:val="000000" w:themeColor="text1"/>
+                  <w:lang w:val="en-US"/>
+                </w:rPr>
+                <m:t>-</m:t>
+              </m:r>
+              <m:sSub>
+                <m:sSubPr>
+                  <m:ctrlPr>
+                    <w:rPr>
+                      <w:rFonts w:ascii="Cambria Math" w:hAnsi="Cambria Math"/>
+                      <w:i/>
+                      <w:color w:val="000000" w:themeColor="text1"/>
+                      <w:lang w:val="en-US"/>
+                    </w:rPr>
+                  </m:ctrlPr>
+                </m:sSubPr>
+                <m:e>
+                  <m:r>
+                    <w:rPr>
+                      <w:rFonts w:ascii="Cambria Math" w:hAnsi="Cambria Math"/>
+                      <w:color w:val="000000" w:themeColor="text1"/>
+                      <w:lang w:val="en-US"/>
+                    </w:rPr>
+                    <m:t>H</m:t>
+                  </m:r>
+                </m:e>
+                <m:sub>
+                  <m:r>
+                    <w:rPr>
+                      <w:rFonts w:ascii="Cambria Math" w:hAnsi="Cambria Math"/>
+                      <w:color w:val="000000" w:themeColor="text1"/>
+                      <w:lang w:val="en-US"/>
+                    </w:rPr>
+                    <m:t>y1</m:t>
+                  </m:r>
+                </m:sub>
+              </m:sSub>
+              <m:r>
+                <w:rPr>
+                  <w:rFonts w:ascii="Cambria Math" w:hAnsi="Cambria Math"/>
+                  <w:color w:val="000000" w:themeColor="text1"/>
+                  <w:lang w:val="en-US"/>
+                </w:rPr>
+                <m:t>d</m:t>
+              </m:r>
+              <m:sSub>
+                <m:sSubPr>
+                  <m:ctrlPr>
+                    <w:rPr>
+                      <w:rFonts w:ascii="Cambria Math" w:hAnsi="Cambria Math"/>
+                      <w:i/>
+                      <w:color w:val="000000" w:themeColor="text1"/>
+                      <w:lang w:val="en-US"/>
+                    </w:rPr>
+                  </m:ctrlPr>
+                </m:sSubPr>
+                <m:e>
+                  <m:r>
+                    <w:rPr>
+                      <w:rFonts w:ascii="Cambria Math" w:hAnsi="Cambria Math"/>
+                      <w:color w:val="000000" w:themeColor="text1"/>
+                      <w:lang w:val="en-US"/>
+                    </w:rPr>
+                    <m:t>H</m:t>
+                  </m:r>
+                </m:e>
+                <m:sub>
+                  <m:r>
+                    <w:rPr>
+                      <w:rFonts w:ascii="Cambria Math" w:hAnsi="Cambria Math"/>
+                      <w:color w:val="000000" w:themeColor="text1"/>
+                      <w:lang w:val="en-US"/>
+                    </w:rPr>
+                    <m:t>x2</m:t>
+                  </m:r>
+                </m:sub>
+              </m:sSub>
+              <m:r>
+                <w:rPr>
+                  <w:rFonts w:ascii="Cambria Math" w:hAnsi="Cambria Math"/>
+                  <w:color w:val="000000" w:themeColor="text1"/>
+                  <w:lang w:val="en-US"/>
+                </w:rPr>
+                <m:t>-d</m:t>
+              </m:r>
+              <m:sSub>
+                <m:sSubPr>
+                  <m:ctrlPr>
+                    <w:rPr>
+                      <w:rFonts w:ascii="Cambria Math" w:hAnsi="Cambria Math"/>
+                      <w:i/>
+                      <w:color w:val="000000" w:themeColor="text1"/>
+                      <w:lang w:val="en-US"/>
+                    </w:rPr>
+                  </m:ctrlPr>
+                </m:sSubPr>
+                <m:e>
+                  <m:r>
+                    <w:rPr>
+                      <w:rFonts w:ascii="Cambria Math" w:hAnsi="Cambria Math"/>
+                      <w:color w:val="000000" w:themeColor="text1"/>
+                      <w:lang w:val="en-US"/>
+                    </w:rPr>
+                    <m:t>H</m:t>
+                  </m:r>
+                </m:e>
+                <m:sub>
+                  <m:r>
+                    <w:rPr>
+                      <w:rFonts w:ascii="Cambria Math" w:hAnsi="Cambria Math"/>
+                      <w:color w:val="000000" w:themeColor="text1"/>
+                      <w:lang w:val="en-US"/>
+                    </w:rPr>
+                    <m:t>y1</m:t>
+                  </m:r>
+                </m:sub>
+              </m:sSub>
+              <m:sSub>
+                <m:sSubPr>
+                  <m:ctrlPr>
+                    <w:rPr>
+                      <w:rFonts w:ascii="Cambria Math" w:hAnsi="Cambria Math"/>
+                      <w:i/>
+                      <w:color w:val="000000" w:themeColor="text1"/>
+                      <w:lang w:val="en-US"/>
+                    </w:rPr>
+                  </m:ctrlPr>
+                </m:sSubPr>
+                <m:e>
+                  <m:r>
+                    <w:rPr>
+                      <w:rFonts w:ascii="Cambria Math" w:hAnsi="Cambria Math"/>
+                      <w:color w:val="000000" w:themeColor="text1"/>
+                      <w:lang w:val="en-US"/>
+                    </w:rPr>
+                    <m:t>H</m:t>
+                  </m:r>
+                </m:e>
+                <m:sub>
+                  <m:r>
+                    <w:rPr>
+                      <w:rFonts w:ascii="Cambria Math" w:hAnsi="Cambria Math"/>
+                      <w:color w:val="000000" w:themeColor="text1"/>
+                      <w:lang w:val="en-US"/>
+                    </w:rPr>
+                    <m:t>x2</m:t>
+                  </m:r>
+                </m:sub>
+              </m:sSub>
+            </m:e>
+          </m:d>
+        </m:oMath>
+      </m:oMathPara>
+    </w:p>
+    <w:p>
+      <w:pPr>
+        <w:rPr>
+          <w:rFonts w:hint="eastAsia"/>
+          <w:iCs/>
+          <w:lang w:val="en-US"/>
+        </w:rPr>
+      </w:pPr>
+      <w:r>
+        <w:rPr>
+          <w:rFonts w:hint="eastAsia"/>
+          <w:iCs/>
+          <w:lang w:val="en-US"/>
+        </w:rPr>
+        <w:t>である。</w:t>
+      </w:r>
+    </w:p>
     <w:sectPr>
       <w:pgSz w:w="12240" w:h="15840"/>
       <w:pgMar w:top="1440" w:right="1440" w:bottom="1440" w:left="1440" w:header="708" w:footer="708" w:gutter="0"/>
@@ -20748,15 +29950,53 @@
 </w:document>
 </file>
 
+<file path=word/endnotes.xml><?xml version="1.0" encoding="utf-8"?>
+<w:endnotes xmlns:wpc="http://schemas.microsoft.com/office/word/2010/wordprocessingCanvas" xmlns:cx="http://schemas.microsoft.com/office/drawing/2014/chartex" xmlns:cx1="http://schemas.microsoft.com/office/drawing/2015/9/8/chartex" xmlns:cx2="http://schemas.microsoft.com/office/drawing/2015/10/21/chartex" xmlns:cx3="http://schemas.microsoft.com/office/drawing/2016/5/9/chartex" xmlns:cx4="http://schemas.microsoft.com/office/drawing/2016/5/10/chartex" xmlns:cx5="http://schemas.microsoft.com/office/drawing/2016/5/11/chartex" xmlns:cx6="http://schemas.microsoft.com/office/drawing/2016/5/12/chartex" xmlns:cx7="http://schemas.microsoft.com/office/drawing/2016/5/13/chartex" xmlns:cx8="http://schemas.microsoft.com/office/drawing/2016/5/14/chartex" xmlns:mc="http://schemas.openxmlformats.org/markup-compatibility/2006" xmlns:aink="http://schemas.microsoft.com/office/drawing/2016/ink" xmlns:am3d="http://schemas.microsoft.com/office/drawing/2017/model3d" xmlns:o="urn:schemas-microsoft-com:office:office" xmlns:oel="http://schemas.microsoft.com/office/2019/extlst" xmlns:r="http://schemas.openxmlformats.org/officeDocument/2006/relationships" xmlns:m="http://schemas.openxmlformats.org/officeDocument/2006/math" xmlns:v="urn:schemas-microsoft-com:vml" xmlns:wp14="http://schemas.microsoft.com/office/word/2010/wordprocessingDrawing" xmlns:wp="http://schemas.openxmlformats.org/drawingml/2006/wordprocessingDrawing" xmlns:w10="urn:schemas-microsoft-com:office:word" xmlns:w="http://schemas.openxmlformats.org/wordprocessingml/2006/main" xmlns:w14="http://schemas.microsoft.com/office/word/2010/wordml" xmlns:w15="http://schemas.microsoft.com/office/word/2012/wordml" xmlns:w16cex="http://schemas.microsoft.com/office/word/2018/wordml/cex" xmlns:w16cid="http://schemas.microsoft.com/office/word/2016/wordml/cid" xmlns:w16="http://schemas.microsoft.com/office/word/2018/wordml" xmlns:w16du="http://schemas.microsoft.com/office/word/2023/wordml/word16du" xmlns:w16sdtdh="http://schemas.microsoft.com/office/word/2020/wordml/sdtdatahash" xmlns:w16sdtfl="http://schemas.microsoft.com/office/word/2024/wordml/sdtformatlock" xmlns:w16se="http://schemas.microsoft.com/office/word/2015/wordml/symex" xmlns:wpg="http://schemas.microsoft.com/office/word/2010/wordprocessingGroup" xmlns:wpi="http://schemas.microsoft.com/office/word/2010/wordprocessingInk" xmlns:wne="http://schemas.microsoft.com/office/word/2006/wordml" xmlns:wps="http://schemas.microsoft.com/office/word/2010/wordprocessingShape" mc:Ignorable="w14 w15 w16se w16cid w16 w16cex w16sdtdh w16sdtfl w16du wp14">
+  <w:endnote w:type="separator" w:id="-1">
+    <w:p>
+      <w:r>
+        <w:separator/>
+      </w:r>
+    </w:p>
+  </w:endnote>
+  <w:endnote w:type="continuationSeparator" w:id="0">
+    <w:p>
+      <w:r>
+        <w:continuationSeparator/>
+      </w:r>
+    </w:p>
+  </w:endnote>
+</w:endnotes>
+</file>
+
+<file path=word/footnotes.xml><?xml version="1.0" encoding="utf-8"?>
+<w:footnotes xmlns:wpc="http://schemas.microsoft.com/office/word/2010/wordprocessingCanvas" xmlns:cx="http://schemas.microsoft.com/office/drawing/2014/chartex" xmlns:cx1="http://schemas.microsoft.com/office/drawing/2015/9/8/chartex" xmlns:cx2="http://schemas.microsoft.com/office/drawing/2015/10/21/chartex" xmlns:cx3="http://schemas.microsoft.com/office/drawing/2016/5/9/chartex" xmlns:cx4="http://schemas.microsoft.com/office/drawing/2016/5/10/chartex" xmlns:cx5="http://schemas.microsoft.com/office/drawing/2016/5/11/chartex" xmlns:cx6="http://schemas.microsoft.com/office/drawing/2016/5/12/chartex" xmlns:cx7="http://schemas.microsoft.com/office/drawing/2016/5/13/chartex" xmlns:cx8="http://schemas.microsoft.com/office/drawing/2016/5/14/chartex" xmlns:mc="http://schemas.openxmlformats.org/markup-compatibility/2006" xmlns:aink="http://schemas.microsoft.com/office/drawing/2016/ink" xmlns:am3d="http://schemas.microsoft.com/office/drawing/2017/model3d" xmlns:o="urn:schemas-microsoft-com:office:office" xmlns:oel="http://schemas.microsoft.com/office/2019/extlst" xmlns:r="http://schemas.openxmlformats.org/officeDocument/2006/relationships" xmlns:m="http://schemas.openxmlformats.org/officeDocument/2006/math" xmlns:v="urn:schemas-microsoft-com:vml" xmlns:wp14="http://schemas.microsoft.com/office/word/2010/wordprocessingDrawing" xmlns:wp="http://schemas.openxmlformats.org/drawingml/2006/wordprocessingDrawing" xmlns:w10="urn:schemas-microsoft-com:office:word" xmlns:w="http://schemas.openxmlformats.org/wordprocessingml/2006/main" xmlns:w14="http://schemas.microsoft.com/office/word/2010/wordml" xmlns:w15="http://schemas.microsoft.com/office/word/2012/wordml" xmlns:w16cex="http://schemas.microsoft.com/office/word/2018/wordml/cex" xmlns:w16cid="http://schemas.microsoft.com/office/word/2016/wordml/cid" xmlns:w16="http://schemas.microsoft.com/office/word/2018/wordml" xmlns:w16du="http://schemas.microsoft.com/office/word/2023/wordml/word16du" xmlns:w16sdtdh="http://schemas.microsoft.com/office/word/2020/wordml/sdtdatahash" xmlns:w16sdtfl="http://schemas.microsoft.com/office/word/2024/wordml/sdtformatlock" xmlns:w16se="http://schemas.microsoft.com/office/word/2015/wordml/symex" xmlns:wpg="http://schemas.microsoft.com/office/word/2010/wordprocessingGroup" xmlns:wpi="http://schemas.microsoft.com/office/word/2010/wordprocessingInk" xmlns:wne="http://schemas.microsoft.com/office/word/2006/wordml" xmlns:wps="http://schemas.microsoft.com/office/word/2010/wordprocessingShape" mc:Ignorable="w14 w15 w16se w16cid w16 w16cex w16sdtdh w16sdtfl w16du wp14">
+  <w:footnote w:type="separator" w:id="-1">
+    <w:p>
+      <w:r>
+        <w:separator/>
+      </w:r>
+    </w:p>
+  </w:footnote>
+  <w:footnote w:type="continuationSeparator" w:id="0">
+    <w:p>
+      <w:r>
+        <w:continuationSeparator/>
+      </w:r>
+    </w:p>
+  </w:footnote>
+</w:footnotes>
+</file>
+
 <file path=word/styles.xml><?xml version="1.0" encoding="utf-8"?>
-<w:styles xmlns:mc="http://schemas.openxmlformats.org/markup-compatibility/2006" xmlns:r="http://schemas.openxmlformats.org/officeDocument/2006/relationships" xmlns:w="http://schemas.openxmlformats.org/wordprocessingml/2006/main" xmlns:w14="http://schemas.microsoft.com/office/word/2010/wordml" xmlns:w15="http://schemas.microsoft.com/office/word/2012/wordml" xmlns:w16cex="http://schemas.microsoft.com/office/word/2018/wordml/cex" xmlns:w16cid="http://schemas.microsoft.com/office/word/2016/wordml/cid" xmlns:w16="http://schemas.microsoft.com/office/word/2018/wordml" xmlns:w16sdtdh="http://schemas.microsoft.com/office/word/2020/wordml/sdtdatahash" xmlns:w16se="http://schemas.microsoft.com/office/word/2015/wordml/symex" mc:Ignorable="w14 w15 w16se w16cid w16 w16cex w16sdtdh">
+<w:styles xmlns:mc="http://schemas.openxmlformats.org/markup-compatibility/2006" xmlns:r="http://schemas.openxmlformats.org/officeDocument/2006/relationships" xmlns:w="http://schemas.openxmlformats.org/wordprocessingml/2006/main" xmlns:w14="http://schemas.microsoft.com/office/word/2010/wordml" xmlns:w15="http://schemas.microsoft.com/office/word/2012/wordml" xmlns:w16cex="http://schemas.microsoft.com/office/word/2018/wordml/cex" xmlns:w16cid="http://schemas.microsoft.com/office/word/2016/wordml/cid" xmlns:w16="http://schemas.microsoft.com/office/word/2018/wordml" xmlns:w16du="http://schemas.microsoft.com/office/word/2023/wordml/word16du" xmlns:w16sdtdh="http://schemas.microsoft.com/office/word/2020/wordml/sdtdatahash" xmlns:w16sdtfl="http://schemas.microsoft.com/office/word/2024/wordml/sdtformatlock" xmlns:w16se="http://schemas.microsoft.com/office/word/2015/wordml/symex" mc:Ignorable="w14 w15 w16se w16cid w16 w16cex w16sdtdh w16sdtfl w16du">
   <w:docDefaults>
     <w:rPrDefault>
       <w:rPr>
         <w:rFonts w:asciiTheme="minorHAnsi" w:eastAsiaTheme="minorEastAsia" w:hAnsiTheme="minorHAnsi" w:cstheme="minorBidi"/>
         <w:sz w:val="24"/>
         <w:szCs w:val="24"/>
-        <w:lang w:val="en-JP" w:eastAsia="ja-JP" w:bidi="ar-SA"/>
+        <w:lang w:eastAsia="ja-JP" w:bidi="ar-SA"/>
       </w:rPr>
     </w:rPrDefault>
     <w:pPrDefault/>
@@ -21139,17 +30379,18 @@
     <w:lsdException w:name="Unresolved Mention" w:semiHidden="1" w:unhideWhenUsed="1"/>
     <w:lsdException w:name="Smart Link" w:semiHidden="1" w:unhideWhenUsed="1"/>
   </w:latentStyles>
-  <w:style w:type="paragraph" w:default="1" w:styleId="Normal">
+  <w:style w:type="paragraph" w:default="1" w:styleId="a">
     <w:name w:val="Normal"/>
     <w:qFormat/>
+    <w:rsid w:val="004D5E65"/>
   </w:style>
-  <w:style w:type="character" w:default="1" w:styleId="DefaultParagraphFont">
+  <w:style w:type="character" w:default="1" w:styleId="a0">
     <w:name w:val="Default Paragraph Font"/>
     <w:uiPriority w:val="1"/>
     <w:semiHidden/>
     <w:unhideWhenUsed/>
   </w:style>
-  <w:style w:type="table" w:default="1" w:styleId="TableNormal">
+  <w:style w:type="table" w:default="1" w:styleId="a1">
     <w:name w:val="Normal Table"/>
     <w:uiPriority w:val="99"/>
     <w:semiHidden/>
@@ -21164,39 +30405,83 @@
       </w:tblCellMar>
     </w:tblPr>
   </w:style>
-  <w:style w:type="numbering" w:default="1" w:styleId="NoList">
+  <w:style w:type="numbering" w:default="1" w:styleId="a2">
     <w:name w:val="No List"/>
     <w:uiPriority w:val="99"/>
     <w:semiHidden/>
     <w:unhideWhenUsed/>
   </w:style>
-  <w:style w:type="paragraph" w:styleId="Date">
+  <w:style w:type="paragraph" w:styleId="a3">
     <w:name w:val="Date"/>
-    <w:basedOn w:val="Normal"/>
-    <w:next w:val="Normal"/>
-    <w:link w:val="DateChar"/>
+    <w:basedOn w:val="a"/>
+    <w:next w:val="a"/>
+    <w:link w:val="a4"/>
     <w:uiPriority w:val="99"/>
     <w:semiHidden/>
     <w:unhideWhenUsed/>
     <w:rsid w:val="00BA2A79"/>
   </w:style>
-  <w:style w:type="character" w:customStyle="1" w:styleId="DateChar">
-    <w:name w:val="Date Char"/>
-    <w:basedOn w:val="DefaultParagraphFont"/>
-    <w:link w:val="Date"/>
+  <w:style w:type="character" w:customStyle="1" w:styleId="a4">
+    <w:name w:val="日付 (文字)"/>
+    <w:basedOn w:val="a0"/>
+    <w:link w:val="a3"/>
     <w:uiPriority w:val="99"/>
     <w:semiHidden/>
     <w:rsid w:val="00BA2A79"/>
   </w:style>
-  <w:style w:type="character" w:styleId="PlaceholderText">
+  <w:style w:type="character" w:styleId="a5">
     <w:name w:val="Placeholder Text"/>
-    <w:basedOn w:val="DefaultParagraphFont"/>
+    <w:basedOn w:val="a0"/>
     <w:uiPriority w:val="99"/>
     <w:semiHidden/>
     <w:rsid w:val="00BA2A79"/>
     <w:rPr>
       <w:color w:val="808080"/>
     </w:rPr>
+  </w:style>
+  <w:style w:type="paragraph" w:styleId="a6">
+    <w:name w:val="header"/>
+    <w:basedOn w:val="a"/>
+    <w:link w:val="a7"/>
+    <w:uiPriority w:val="99"/>
+    <w:unhideWhenUsed/>
+    <w:rsid w:val="00081E30"/>
+    <w:pPr>
+      <w:tabs>
+        <w:tab w:val="center" w:pos="4252"/>
+        <w:tab w:val="right" w:pos="8504"/>
+      </w:tabs>
+      <w:snapToGrid w:val="0"/>
+    </w:pPr>
+  </w:style>
+  <w:style w:type="character" w:customStyle="1" w:styleId="a7">
+    <w:name w:val="ヘッダー (文字)"/>
+    <w:basedOn w:val="a0"/>
+    <w:link w:val="a6"/>
+    <w:uiPriority w:val="99"/>
+    <w:rsid w:val="00081E30"/>
+  </w:style>
+  <w:style w:type="paragraph" w:styleId="a8">
+    <w:name w:val="footer"/>
+    <w:basedOn w:val="a"/>
+    <w:link w:val="a9"/>
+    <w:uiPriority w:val="99"/>
+    <w:unhideWhenUsed/>
+    <w:rsid w:val="00081E30"/>
+    <w:pPr>
+      <w:tabs>
+        <w:tab w:val="center" w:pos="4252"/>
+        <w:tab w:val="right" w:pos="8504"/>
+      </w:tabs>
+      <w:snapToGrid w:val="0"/>
+    </w:pPr>
+  </w:style>
+  <w:style w:type="character" w:customStyle="1" w:styleId="a9">
+    <w:name w:val="フッター (文字)"/>
+    <w:basedOn w:val="a0"/>
+    <w:link w:val="a8"/>
+    <w:uiPriority w:val="99"/>
+    <w:rsid w:val="00081E30"/>
   </w:style>
 </w:styles>
 </file>
